--- a/ВКР_Корпоративный_мессенджер.docx
+++ b/ВКР_Корпоративный_мессенджер.docx
@@ -14175,7 +14175,7 @@
           <w:rFonts w:eastAsia="Calibri"/>
           <w:szCs w:val="28"/>
         </w:rPr>
-        <w:t xml:space="preserve">При выходе участника из группового чата учитываются два особых случая. Если в чате не осталось участников, чат удаляется вместе с вложениями в объектном хранилище. Если чат покинул последний администратор, права администратора автоматически передаются участнику, который состоит в чате дольше всех. Это исключает появление чатов, которыми никто не может управлять.</w:t>
+        <w:t xml:space="preserve">При выходе участника из группового чата учитываются два особых случая. Если в чате не осталось участников, чат удаляется вместе с вложениями в объектном хранилище. Если чат покинул последний администратор, права администратора автоматически передаются участнику, который состоит в чате дольше всех. Это исключает появление чатов, которыми никто не может управлять. Те же правила применяются при удалении учётной записи: личные чаты удалённого пользователя удаляются целиком, а из групповых чатов он исключается так же, как при самостоятельном выходе. Одного каскадного удаления по внешнему ключу для этого недостаточно: оно убирает только запись в таблице chat_participants и оставляет личный чат без собеседника. Оставшимся участникам отправляется событие удаления участника чата, поэтому список чатов обновляется у них без перезагрузки страницы.</w:t>
       </w:r>
     </w:p>
     <w:p>
@@ -15144,7 +15144,7 @@
           <w:rFonts w:eastAsia="Calibri"/>
           <w:szCs w:val="28"/>
         </w:rPr>
-        <w:t xml:space="preserve">При удалении сообщения или чата соответствующие объекты удаляются из хранилища. Вложения, которые были зарегистрированы, но так и не прикреплены к сообщению (например, если пользователь закрыл страницу во время загрузки), удаляются служебной командой cleanup_attachments спустя 24 часа.</w:t>
+        <w:t xml:space="preserve">При удалении сообщения, чата или учётной записи соответствующие объекты удаляются из хранилища. Вложения, которые были зарегистрированы, но так и не прикреплены к сообщению (например, если пользователь закрыл страницу во время загрузки), удаляются служебной командой cleanup_attachments спустя 24 часа.</w:t>
       </w:r>
     </w:p>
     <w:p>
@@ -16391,7 +16391,7 @@
           <w:rFonts w:eastAsia="Calibri"/>
           <w:szCs w:val="28"/>
         </w:rPr>
-        <w:t xml:space="preserve">На странице пользователей (рис. 4.8) выводится таблица учётных записей с поиском по имени и почте и фильтрами по роли и признаку администратора. Администратор может создать, изменить или удалить пользователя. После создания открывается окно с данными для входа, где пароль показывается один раз.</w:t>
+        <w:t xml:space="preserve">На странице пользователей (рис. 4.8) выводится таблица учётных записей с поиском по имени и почте и фильтрами по роли и признаку администратора. Администратор может создать, изменить или удалить пользователя. После создания открывается окно с данными для входа, где пароль показывается один раз. При удалении учётной записи её личные чаты удаляются, а из групповых чатов пользователь исключается.</w:t>
       </w:r>
     </w:p>
     <w:p>
@@ -17408,7 +17408,7 @@
           <w:rFonts w:eastAsia="Calibri"/>
           <w:szCs w:val="28"/>
         </w:rPr>
-        <w:t xml:space="preserve">Целостность данных обеспечивается внешними ключами и ограничениями уникальности. При удалении пользователя, чата или сообщения связанные записи удаляются каскадно (ON DELETE CASCADE), а при удалении сообщения, на которое был дан ответ, ссылка в ответе обнуляется (ON DELETE SET NULL). Уникальность пар «пользователь — чат», «сообщение — пользователь» и «пользователь — оповещение» исключает дублирование участников и уведомлений.</w:t>
+        <w:t xml:space="preserve">Целостность данных обеспечивается внешними ключами и ограничениями уникальности. При удалении пользователя, чата или сообщения связанные записи удаляются каскадно (ON DELETE CASCADE), а при удалении сообщения, на которое был дан ответ, ссылка в ответе обнуляется (ON DELETE SET NULL). Каскадное удаление пользователя убирает только его записи в таблице chat_participants, поэтому личные чаты удалённого пользователя удаляются на уровне приложения. Уникальность пар «пользователь — чат», «сообщение — пользователь» и «пользователь — оповещение» исключает дублирование участников и уведомлений.</w:t>
       </w:r>
     </w:p>
     <w:p>

--- a/ВКР_Корпоративный_мессенджер.docx
+++ b/ВКР_Корпоративный_мессенджер.docx
@@ -14,9 +14,9 @@
           <w:szCs w:val="28"/>
         </w:rPr>
       </w:pPr>
-      <w:bookmarkStart w:id="0" w:name="_Toc507062753"/>
+      <w:bookmarkStart w:id="0" w:name="_Toc507062080"/>
       <w:bookmarkStart w:id="1" w:name="_Toc507062156"/>
-      <w:bookmarkStart w:id="2" w:name="_Toc507062080"/>
+      <w:bookmarkStart w:id="2" w:name="_Toc507062753"/>
       <w:r>
         <w:rPr/>
         <w:drawing>
@@ -220,8 +220,8 @@
         <w:tblLook w:noHBand="0" w:noVBand="1" w:firstColumn="1" w:lastRow="0" w:lastColumn="0" w:firstRow="1" w:val="04a0"/>
       </w:tblPr>
       <w:tblGrid>
-        <w:gridCol w:w="6338"/>
-        <w:gridCol w:w="3022"/>
+        <w:gridCol w:w="6337"/>
+        <w:gridCol w:w="3023"/>
       </w:tblGrid>
       <w:tr>
         <w:trPr>
@@ -229,7 +229,7 @@
         </w:trPr>
         <w:tc>
           <w:tcPr>
-            <w:tcW w:w="6338" w:type="dxa"/>
+            <w:tcW w:w="6337" w:type="dxa"/>
             <w:tcBorders>
               <w:top w:val="nil"/>
               <w:start w:val="nil"/>
@@ -241,6 +241,7 @@
             <w:pPr>
               <w:pStyle w:val="Normal"/>
               <w:widowControl/>
+              <w:suppressAutoHyphens w:val="true"/>
               <w:spacing w:lineRule="auto" w:line="240" w:before="0" w:after="0"/>
               <w:ind w:hanging="0"/>
               <w:jc w:val="start"/>
@@ -268,7 +269,7 @@
         </w:tc>
         <w:tc>
           <w:tcPr>
-            <w:tcW w:w="3022" w:type="dxa"/>
+            <w:tcW w:w="3023" w:type="dxa"/>
             <w:tcBorders>
               <w:top w:val="nil"/>
               <w:start w:val="nil"/>
@@ -280,6 +281,7 @@
             <w:pPr>
               <w:pStyle w:val="Normal"/>
               <w:widowControl/>
+              <w:suppressAutoHyphens w:val="true"/>
               <w:spacing w:lineRule="auto" w:line="240" w:before="0" w:after="0"/>
               <w:ind w:hanging="0"/>
               <w:jc w:val="start"/>
@@ -526,9 +528,9 @@
         <w:tblLook w:noHBand="0" w:noVBand="1" w:firstColumn="1" w:lastRow="0" w:lastColumn="0" w:firstRow="1" w:val="04a0"/>
       </w:tblPr>
       <w:tblGrid>
-        <w:gridCol w:w="2902"/>
+        <w:gridCol w:w="2901"/>
         <w:gridCol w:w="2243"/>
-        <w:gridCol w:w="3675"/>
+        <w:gridCol w:w="3676"/>
       </w:tblGrid>
       <w:tr>
         <w:trPr>
@@ -536,7 +538,7 @@
         </w:trPr>
         <w:tc>
           <w:tcPr>
-            <w:tcW w:w="2902" w:type="dxa"/>
+            <w:tcW w:w="2901" w:type="dxa"/>
             <w:tcBorders>
               <w:top w:val="nil"/>
               <w:start w:val="nil"/>
@@ -549,6 +551,7 @@
             <w:pPr>
               <w:pStyle w:val="Normal"/>
               <w:widowControl/>
+              <w:suppressAutoHyphens w:val="true"/>
               <w:spacing w:lineRule="auto" w:line="240" w:before="120" w:after="120"/>
               <w:ind w:hanging="0"/>
               <w:rPr>
@@ -582,6 +585,7 @@
             <w:pPr>
               <w:pStyle w:val="Normal"/>
               <w:widowControl/>
+              <w:suppressAutoHyphens w:val="true"/>
               <w:spacing w:lineRule="auto" w:line="240" w:before="120" w:after="120"/>
               <w:ind w:hanging="0"/>
               <w:jc w:val="end"/>
@@ -603,7 +607,7 @@
         </w:tc>
         <w:tc>
           <w:tcPr>
-            <w:tcW w:w="3675" w:type="dxa"/>
+            <w:tcW w:w="3676" w:type="dxa"/>
             <w:tcBorders>
               <w:top w:val="nil"/>
               <w:start w:val="nil"/>
@@ -616,6 +620,7 @@
             <w:pPr>
               <w:pStyle w:val="Normal"/>
               <w:widowControl/>
+              <w:suppressAutoHyphens w:val="true"/>
               <w:spacing w:lineRule="auto" w:line="240" w:before="120" w:after="120"/>
               <w:ind w:hanging="0"/>
               <w:jc w:val="start"/>
@@ -658,7 +663,7 @@
         </w:trPr>
         <w:tc>
           <w:tcPr>
-            <w:tcW w:w="2902" w:type="dxa"/>
+            <w:tcW w:w="2901" w:type="dxa"/>
             <w:tcBorders>
               <w:top w:val="nil"/>
               <w:start w:val="nil"/>
@@ -671,6 +676,7 @@
             <w:pPr>
               <w:pStyle w:val="Normal"/>
               <w:widowControl/>
+              <w:suppressAutoHyphens w:val="true"/>
               <w:spacing w:lineRule="auto" w:line="240" w:before="120" w:after="120"/>
               <w:ind w:hanging="0"/>
               <w:rPr>
@@ -680,10 +686,8 @@
             </w:pPr>
             <w:r>
               <w:rPr>
-                <w:kern w:val="0"/>
-                <w:sz w:val="24"/>
-                <w:szCs w:val="24"/>
-                <w:lang w:val="ru-RU" w:bidi="ar-SA"/>
+                <w:sz w:val="24"/>
+                <w:szCs w:val="24"/>
               </w:rPr>
             </w:r>
           </w:p>
@@ -691,6 +695,7 @@
             <w:pPr>
               <w:pStyle w:val="Normal"/>
               <w:widowControl/>
+              <w:suppressAutoHyphens w:val="true"/>
               <w:spacing w:lineRule="auto" w:line="240" w:before="120" w:after="120"/>
               <w:ind w:hanging="0"/>
               <w:rPr>
@@ -724,6 +729,7 @@
             <w:pPr>
               <w:pStyle w:val="Normal"/>
               <w:widowControl/>
+              <w:suppressAutoHyphens w:val="true"/>
               <w:spacing w:lineRule="auto" w:line="240" w:before="120" w:after="120"/>
               <w:ind w:hanging="0"/>
               <w:jc w:val="end"/>
@@ -745,7 +751,7 @@
         </w:tc>
         <w:tc>
           <w:tcPr>
-            <w:tcW w:w="3675" w:type="dxa"/>
+            <w:tcW w:w="3676" w:type="dxa"/>
             <w:tcBorders>
               <w:top w:val="nil"/>
               <w:start w:val="nil"/>
@@ -758,6 +764,7 @@
             <w:pPr>
               <w:pStyle w:val="Normal"/>
               <w:widowControl/>
+              <w:suppressAutoHyphens w:val="true"/>
               <w:spacing w:lineRule="auto" w:line="240" w:before="120" w:after="120"/>
               <w:ind w:hanging="0"/>
               <w:jc w:val="start"/>
@@ -800,7 +807,7 @@
         </w:trPr>
         <w:tc>
           <w:tcPr>
-            <w:tcW w:w="2902" w:type="dxa"/>
+            <w:tcW w:w="2901" w:type="dxa"/>
             <w:tcBorders>
               <w:top w:val="nil"/>
               <w:start w:val="nil"/>
@@ -813,6 +820,7 @@
             <w:pPr>
               <w:pStyle w:val="Normal"/>
               <w:widowControl/>
+              <w:suppressAutoHyphens w:val="true"/>
               <w:spacing w:lineRule="auto" w:line="240" w:before="120" w:after="120"/>
               <w:ind w:hanging="0"/>
               <w:rPr>
@@ -822,10 +830,8 @@
             </w:pPr>
             <w:r>
               <w:rPr>
-                <w:kern w:val="0"/>
-                <w:sz w:val="24"/>
-                <w:szCs w:val="24"/>
-                <w:lang w:val="ru-RU" w:bidi="ar-SA"/>
+                <w:sz w:val="24"/>
+                <w:szCs w:val="24"/>
               </w:rPr>
             </w:r>
           </w:p>
@@ -833,6 +839,7 @@
             <w:pPr>
               <w:pStyle w:val="Normal"/>
               <w:widowControl/>
+              <w:suppressAutoHyphens w:val="true"/>
               <w:spacing w:lineRule="auto" w:line="240" w:before="120" w:after="120"/>
               <w:ind w:hanging="0"/>
               <w:rPr>
@@ -866,6 +873,7 @@
             <w:pPr>
               <w:pStyle w:val="Normal"/>
               <w:widowControl/>
+              <w:suppressAutoHyphens w:val="true"/>
               <w:spacing w:lineRule="auto" w:line="240" w:before="120" w:after="120"/>
               <w:ind w:hanging="0"/>
               <w:jc w:val="end"/>
@@ -887,7 +895,7 @@
         </w:tc>
         <w:tc>
           <w:tcPr>
-            <w:tcW w:w="3675" w:type="dxa"/>
+            <w:tcW w:w="3676" w:type="dxa"/>
             <w:tcBorders>
               <w:top w:val="nil"/>
               <w:start w:val="nil"/>
@@ -900,6 +908,7 @@
             <w:pPr>
               <w:pStyle w:val="Normal"/>
               <w:widowControl/>
+              <w:suppressAutoHyphens w:val="true"/>
               <w:spacing w:lineRule="auto" w:line="240" w:before="120" w:after="120"/>
               <w:ind w:hanging="0"/>
               <w:rPr>
@@ -909,10 +918,8 @@
             </w:pPr>
             <w:r>
               <w:rPr>
-                <w:kern w:val="0"/>
-                <w:sz w:val="24"/>
-                <w:szCs w:val="24"/>
-                <w:lang w:val="ru-RU" w:bidi="ar-SA"/>
+                <w:sz w:val="24"/>
+                <w:szCs w:val="24"/>
               </w:rPr>
             </w:r>
           </w:p>
@@ -920,6 +927,7 @@
             <w:pPr>
               <w:pStyle w:val="Normal"/>
               <w:widowControl/>
+              <w:suppressAutoHyphens w:val="true"/>
               <w:spacing w:lineRule="auto" w:line="240" w:before="120" w:after="120"/>
               <w:ind w:hanging="0"/>
               <w:rPr>
@@ -1262,8 +1270,8 @@
         <w:tblLook w:noHBand="0" w:noVBand="1" w:firstColumn="0" w:lastRow="0" w:lastColumn="0" w:firstRow="0" w:val="0400"/>
       </w:tblPr>
       <w:tblGrid>
-        <w:gridCol w:w="6338"/>
-        <w:gridCol w:w="3022"/>
+        <w:gridCol w:w="6337"/>
+        <w:gridCol w:w="3023"/>
       </w:tblGrid>
       <w:tr>
         <w:trPr>
@@ -1271,7 +1279,7 @@
         </w:trPr>
         <w:tc>
           <w:tcPr>
-            <w:tcW w:w="6338" w:type="dxa"/>
+            <w:tcW w:w="6337" w:type="dxa"/>
             <w:tcBorders/>
           </w:tcPr>
           <w:p>
@@ -1302,7 +1310,7 @@
         </w:tc>
         <w:tc>
           <w:tcPr>
-            <w:tcW w:w="3022" w:type="dxa"/>
+            <w:tcW w:w="3023" w:type="dxa"/>
             <w:tcBorders/>
           </w:tcPr>
           <w:p>
@@ -1723,7 +1731,6 @@
           <w:p>
             <w:pPr>
               <w:pStyle w:val="Normal"/>
-              <w:pBdr/>
               <w:spacing w:lineRule="auto" w:line="240"/>
               <w:ind w:hanging="0"/>
               <w:jc w:val="start"/>
@@ -1832,23 +1839,6 @@
           <w:szCs w:val="24"/>
         </w:rPr>
         <w:tab/>
-      </w:r>
-    </w:p>
-    <w:p>
-      <w:pPr>
-        <w:pStyle w:val="Normal"/>
-        <w:spacing w:lineRule="auto" w:line="240" w:before="100" w:after="100"/>
-        <w:jc w:val="start"/>
-        <w:rPr>
-          <w:sz w:val="24"/>
-          <w:szCs w:val="24"/>
-        </w:rPr>
-      </w:pPr>
-      <w:r>
-        <w:rPr>
-          <w:sz w:val="24"/>
-          <w:szCs w:val="24"/>
-        </w:rPr>
       </w:r>
     </w:p>
     <w:p>
@@ -2549,6 +2539,7 @@
             <w:pPr>
               <w:pStyle w:val="Normal"/>
               <w:widowControl/>
+              <w:suppressAutoHyphens w:val="true"/>
               <w:spacing w:lineRule="auto" w:line="240" w:before="0" w:after="0"/>
               <w:ind w:hanging="0"/>
               <w:jc w:val="start"/>
@@ -2571,6 +2562,7 @@
             <w:pPr>
               <w:pStyle w:val="Normal"/>
               <w:widowControl/>
+              <w:suppressAutoHyphens w:val="true"/>
               <w:spacing w:lineRule="auto" w:line="240" w:before="0" w:after="0"/>
               <w:ind w:hanging="0"/>
               <w:jc w:val="start"/>
@@ -2581,10 +2573,8 @@
             </w:pPr>
             <w:r>
               <w:rPr>
-                <w:kern w:val="0"/>
-                <w:sz w:val="24"/>
-                <w:szCs w:val="24"/>
-                <w:lang w:val="ru-RU" w:bidi="ar-SA"/>
+                <w:sz w:val="24"/>
+                <w:szCs w:val="24"/>
               </w:rPr>
             </w:r>
           </w:p>
@@ -2592,6 +2582,7 @@
             <w:pPr>
               <w:pStyle w:val="Normal"/>
               <w:widowControl/>
+              <w:suppressAutoHyphens w:val="true"/>
               <w:spacing w:lineRule="auto" w:line="240" w:before="0" w:after="0"/>
               <w:ind w:hanging="0"/>
               <w:jc w:val="start"/>
@@ -2602,10 +2593,8 @@
             </w:pPr>
             <w:r>
               <w:rPr>
-                <w:kern w:val="0"/>
-                <w:sz w:val="24"/>
-                <w:szCs w:val="24"/>
-                <w:lang w:val="ru-RU" w:bidi="ar-SA"/>
+                <w:sz w:val="24"/>
+                <w:szCs w:val="24"/>
               </w:rPr>
             </w:r>
           </w:p>
@@ -2613,6 +2602,7 @@
             <w:pPr>
               <w:pStyle w:val="Normal"/>
               <w:widowControl/>
+              <w:suppressAutoHyphens w:val="true"/>
               <w:spacing w:lineRule="auto" w:line="240" w:before="0" w:after="0"/>
               <w:ind w:hanging="0"/>
               <w:jc w:val="start"/>
@@ -2623,10 +2613,8 @@
             </w:pPr>
             <w:r>
               <w:rPr>
-                <w:kern w:val="0"/>
-                <w:sz w:val="24"/>
-                <w:szCs w:val="24"/>
-                <w:lang w:val="ru-RU" w:bidi="ar-SA"/>
+                <w:sz w:val="24"/>
+                <w:szCs w:val="24"/>
               </w:rPr>
             </w:r>
           </w:p>
@@ -2645,6 +2633,7 @@
             <w:pPr>
               <w:pStyle w:val="Normal"/>
               <w:widowControl/>
+              <w:suppressAutoHyphens w:val="true"/>
               <w:spacing w:lineRule="auto" w:line="276" w:before="0" w:after="200"/>
               <w:ind w:hanging="0"/>
               <w:jc w:val="start"/>
@@ -2655,10 +2644,8 @@
             </w:pPr>
             <w:r>
               <w:rPr>
-                <w:kern w:val="0"/>
-                <w:sz w:val="24"/>
-                <w:szCs w:val="24"/>
-                <w:lang w:val="ru-RU" w:bidi="ar-SA"/>
+                <w:sz w:val="24"/>
+                <w:szCs w:val="24"/>
               </w:rPr>
             </w:r>
           </w:p>
@@ -2666,6 +2653,7 @@
             <w:pPr>
               <w:pStyle w:val="Normal"/>
               <w:widowControl/>
+              <w:suppressAutoHyphens w:val="true"/>
               <w:spacing w:lineRule="auto" w:line="240" w:before="0" w:after="0"/>
               <w:ind w:hanging="0"/>
               <w:jc w:val="start"/>
@@ -2676,10 +2664,8 @@
             </w:pPr>
             <w:r>
               <w:rPr>
-                <w:kern w:val="0"/>
-                <w:sz w:val="24"/>
-                <w:szCs w:val="24"/>
-                <w:lang w:val="ru-RU" w:bidi="ar-SA"/>
+                <w:sz w:val="24"/>
+                <w:szCs w:val="24"/>
               </w:rPr>
             </w:r>
           </w:p>
@@ -2698,6 +2684,7 @@
             <w:pPr>
               <w:pStyle w:val="Normal"/>
               <w:widowControl/>
+              <w:suppressAutoHyphens w:val="true"/>
               <w:spacing w:lineRule="auto" w:line="240" w:before="0" w:after="0"/>
               <w:ind w:hanging="0"/>
               <w:jc w:val="start"/>
@@ -2736,6 +2723,7 @@
             <w:pPr>
               <w:pStyle w:val="Normal"/>
               <w:widowControl/>
+              <w:suppressAutoHyphens w:val="true"/>
               <w:spacing w:lineRule="auto" w:line="240" w:before="0" w:after="0"/>
               <w:ind w:hanging="0"/>
               <w:jc w:val="start"/>
@@ -2771,6 +2759,7 @@
             <w:pPr>
               <w:pStyle w:val="Normal"/>
               <w:widowControl/>
+              <w:suppressAutoHyphens w:val="true"/>
               <w:spacing w:lineRule="auto" w:line="276" w:before="0" w:after="200"/>
               <w:ind w:hanging="0"/>
               <w:jc w:val="start"/>
@@ -2781,10 +2770,8 @@
             </w:pPr>
             <w:r>
               <w:rPr>
-                <w:kern w:val="0"/>
-                <w:sz w:val="24"/>
-                <w:szCs w:val="24"/>
-                <w:lang w:val="ru-RU" w:bidi="ar-SA"/>
+                <w:sz w:val="24"/>
+                <w:szCs w:val="24"/>
               </w:rPr>
             </w:r>
           </w:p>
@@ -2792,6 +2779,7 @@
             <w:pPr>
               <w:pStyle w:val="Normal"/>
               <w:widowControl/>
+              <w:suppressAutoHyphens w:val="true"/>
               <w:spacing w:lineRule="auto" w:line="240" w:before="0" w:after="0"/>
               <w:ind w:hanging="0"/>
               <w:jc w:val="start"/>
@@ -2802,10 +2790,8 @@
             </w:pPr>
             <w:r>
               <w:rPr>
-                <w:kern w:val="0"/>
-                <w:sz w:val="24"/>
-                <w:szCs w:val="24"/>
-                <w:lang w:val="ru-RU" w:bidi="ar-SA"/>
+                <w:sz w:val="24"/>
+                <w:szCs w:val="24"/>
               </w:rPr>
             </w:r>
           </w:p>
@@ -2825,6 +2811,7 @@
             <w:pPr>
               <w:pStyle w:val="Normal"/>
               <w:widowControl/>
+              <w:suppressAutoHyphens w:val="true"/>
               <w:spacing w:lineRule="auto" w:line="240" w:before="0" w:after="0"/>
               <w:ind w:hanging="0"/>
               <w:jc w:val="start"/>
@@ -3110,6 +3097,8 @@
     <w:p>
       <w:pPr>
         <w:pStyle w:val="Style23"/>
+        <w:spacing w:before="0" w:after="0"/>
+        <w:contextualSpacing/>
         <w:rPr/>
       </w:pPr>
       <w:r>
@@ -3175,7 +3164,7 @@
           <w:pPr>
             <w:pStyle w:val="TOC1"/>
             <w:rPr>
-              <w:rFonts w:ascii="Calibri" w:hAnsi="Calibri" w:eastAsia="" w:cs="Arial" w:asciiTheme="minorHAnsi" w:cstheme="minorBidi" w:eastAsiaTheme="minorEastAsia" w:hAnsiTheme="minorHAnsi"/>
+              <w:rFonts w:ascii="Calibri" w:hAnsi="Calibri" w:eastAsia="" w:cs="" w:asciiTheme="minorHAnsi" w:cstheme="minorBidi" w:eastAsiaTheme="minorEastAsia" w:hAnsiTheme="minorHAnsi"/>
               <w:caps w:val="false"/>
               <w:smallCaps w:val="false"/>
               <w:kern w:val="2"/>
@@ -3191,6 +3180,7 @@
             <w:rPr>
               <w:rStyle w:val="IndexLink"/>
               <w:rFonts w:eastAsia="Calibri"/>
+              <w:vanish w:val="false"/>
               <w:webHidden/>
             </w:rPr>
             <w:instrText xml:space="preserve"> TOC \z \o "1-3" \u \h</w:instrText>
@@ -3199,6 +3189,7 @@
             <w:rPr>
               <w:rStyle w:val="IndexLink"/>
               <w:rFonts w:eastAsia="Calibri"/>
+              <w:vanish w:val="false"/>
               <w:webHidden/>
             </w:rPr>
             <w:fldChar w:fldCharType="separate"/>
@@ -3208,6 +3199,7 @@
               <w:rPr>
                 <w:rStyle w:val="IndexLink"/>
                 <w:rFonts w:eastAsia="Calibri"/>
+                <w:vanish w:val="false"/>
                 <w:webHidden/>
               </w:rPr>
               <w:t>Введение</w:t>
@@ -3250,7 +3242,7 @@
           <w:pPr>
             <w:pStyle w:val="TOC1"/>
             <w:rPr>
-              <w:rFonts w:ascii="Calibri" w:hAnsi="Calibri" w:eastAsia="" w:cs="Arial" w:asciiTheme="minorHAnsi" w:cstheme="minorBidi" w:eastAsiaTheme="minorEastAsia" w:hAnsiTheme="minorHAnsi"/>
+              <w:rFonts w:ascii="Calibri" w:hAnsi="Calibri" w:eastAsia="" w:cs="" w:asciiTheme="minorHAnsi" w:cstheme="minorBidi" w:eastAsiaTheme="minorEastAsia" w:hAnsiTheme="minorHAnsi"/>
               <w:caps w:val="false"/>
               <w:smallCaps w:val="false"/>
               <w:kern w:val="2"/>
@@ -3264,6 +3256,7 @@
               <w:rPr>
                 <w:rStyle w:val="IndexLink"/>
                 <w:rFonts w:eastAsia="Calibri"/>
+                <w:vanish w:val="false"/>
                 <w:webHidden/>
               </w:rPr>
               <w:t>ГЛАВА 1. Анализ предметной области и существующих решений</w:t>
@@ -3307,7 +3300,7 @@
             <w:pStyle w:val="TOC2"/>
             <w:spacing w:before="0" w:after="0"/>
             <w:rPr>
-              <w:rFonts w:ascii="Calibri" w:hAnsi="Calibri" w:eastAsia="" w:cs="Arial" w:asciiTheme="minorHAnsi" w:cstheme="minorBidi" w:eastAsiaTheme="minorEastAsia" w:hAnsiTheme="minorHAnsi"/>
+              <w:rFonts w:ascii="Calibri" w:hAnsi="Calibri" w:eastAsia="" w:cs="" w:asciiTheme="minorHAnsi" w:cstheme="minorBidi" w:eastAsiaTheme="minorEastAsia" w:hAnsiTheme="minorHAnsi"/>
               <w:caps w:val="false"/>
               <w:smallCaps w:val="false"/>
               <w:kern w:val="2"/>
@@ -3321,6 +3314,7 @@
               <w:rPr>
                 <w:rStyle w:val="IndexLink"/>
                 <w:rFonts w:eastAsia="Calibri"/>
+                <w:vanish w:val="false"/>
                 <w:webHidden/>
               </w:rPr>
               <w:t>1.1. Внутренние коммуникации в университете</w:t>
@@ -3364,7 +3358,7 @@
             <w:pStyle w:val="TOC2"/>
             <w:spacing w:before="0" w:after="0"/>
             <w:rPr>
-              <w:rFonts w:ascii="Calibri" w:hAnsi="Calibri" w:eastAsia="" w:cs="Arial" w:asciiTheme="minorHAnsi" w:cstheme="minorBidi" w:eastAsiaTheme="minorEastAsia" w:hAnsiTheme="minorHAnsi"/>
+              <w:rFonts w:ascii="Calibri" w:hAnsi="Calibri" w:eastAsia="" w:cs="" w:asciiTheme="minorHAnsi" w:cstheme="minorBidi" w:eastAsiaTheme="minorEastAsia" w:hAnsiTheme="minorHAnsi"/>
               <w:caps w:val="false"/>
               <w:smallCaps w:val="false"/>
               <w:kern w:val="2"/>
@@ -3378,6 +3372,7 @@
               <w:rPr>
                 <w:rStyle w:val="IndexLink"/>
                 <w:rFonts w:eastAsia="Calibri"/>
+                <w:vanish w:val="false"/>
                 <w:webHidden/>
               </w:rPr>
               <w:t>1.2. Обзор существующих корпоративных мессенджеров</w:t>
@@ -3421,7 +3416,7 @@
             <w:pStyle w:val="TOC2"/>
             <w:spacing w:before="0" w:after="0"/>
             <w:rPr>
-              <w:rFonts w:ascii="Calibri" w:hAnsi="Calibri" w:eastAsia="" w:cs="Arial" w:asciiTheme="minorHAnsi" w:cstheme="minorBidi" w:eastAsiaTheme="minorEastAsia" w:hAnsiTheme="minorHAnsi"/>
+              <w:rFonts w:ascii="Calibri" w:hAnsi="Calibri" w:eastAsia="" w:cs="" w:asciiTheme="minorHAnsi" w:cstheme="minorBidi" w:eastAsiaTheme="minorEastAsia" w:hAnsiTheme="minorHAnsi"/>
               <w:caps w:val="false"/>
               <w:smallCaps w:val="false"/>
               <w:kern w:val="2"/>
@@ -3435,6 +3430,7 @@
               <w:rPr>
                 <w:rStyle w:val="IndexLink"/>
                 <w:rFonts w:eastAsia="Calibri"/>
+                <w:vanish w:val="false"/>
                 <w:webHidden/>
               </w:rPr>
               <w:t>1.3. Формирование требований к системе</w:t>
@@ -3478,7 +3474,7 @@
             <w:pStyle w:val="TOC2"/>
             <w:spacing w:before="0" w:after="0"/>
             <w:rPr>
-              <w:rFonts w:ascii="Calibri" w:hAnsi="Calibri" w:eastAsia="" w:cs="Arial" w:asciiTheme="minorHAnsi" w:cstheme="minorBidi" w:eastAsiaTheme="minorEastAsia" w:hAnsiTheme="minorHAnsi"/>
+              <w:rFonts w:ascii="Calibri" w:hAnsi="Calibri" w:eastAsia="" w:cs="" w:asciiTheme="minorHAnsi" w:cstheme="minorBidi" w:eastAsiaTheme="minorEastAsia" w:hAnsiTheme="minorHAnsi"/>
               <w:caps w:val="false"/>
               <w:smallCaps w:val="false"/>
               <w:kern w:val="2"/>
@@ -3492,6 +3488,7 @@
               <w:rPr>
                 <w:rStyle w:val="IndexLink"/>
                 <w:rFonts w:eastAsia="Calibri"/>
+                <w:vanish w:val="false"/>
                 <w:webHidden/>
               </w:rPr>
               <w:t>1.4. Вывод по главе 1</w:t>
@@ -3534,7 +3531,7 @@
           <w:pPr>
             <w:pStyle w:val="TOC1"/>
             <w:rPr>
-              <w:rFonts w:ascii="Calibri" w:hAnsi="Calibri" w:eastAsia="" w:cs="Arial" w:asciiTheme="minorHAnsi" w:cstheme="minorBidi" w:eastAsiaTheme="minorEastAsia" w:hAnsiTheme="minorHAnsi"/>
+              <w:rFonts w:ascii="Calibri" w:hAnsi="Calibri" w:eastAsia="" w:cs="" w:asciiTheme="minorHAnsi" w:cstheme="minorBidi" w:eastAsiaTheme="minorEastAsia" w:hAnsiTheme="minorHAnsi"/>
               <w:caps w:val="false"/>
               <w:smallCaps w:val="false"/>
               <w:kern w:val="2"/>
@@ -3548,6 +3545,7 @@
               <w:rPr>
                 <w:rStyle w:val="IndexLink"/>
                 <w:rFonts w:eastAsia="Calibri"/>
+                <w:vanish w:val="false"/>
                 <w:webHidden/>
               </w:rPr>
               <w:t>ГЛАВА 2. Разработка модели системы</w:t>
@@ -3591,7 +3589,7 @@
             <w:pStyle w:val="TOC2"/>
             <w:spacing w:before="0" w:after="0"/>
             <w:rPr>
-              <w:rFonts w:ascii="Calibri" w:hAnsi="Calibri" w:eastAsia="" w:cs="Arial" w:asciiTheme="minorHAnsi" w:cstheme="minorBidi" w:eastAsiaTheme="minorEastAsia" w:hAnsiTheme="minorHAnsi"/>
+              <w:rFonts w:ascii="Calibri" w:hAnsi="Calibri" w:eastAsia="" w:cs="" w:asciiTheme="minorHAnsi" w:cstheme="minorBidi" w:eastAsiaTheme="minorEastAsia" w:hAnsiTheme="minorHAnsi"/>
               <w:caps w:val="false"/>
               <w:smallCaps w:val="false"/>
               <w:kern w:val="2"/>
@@ -3605,6 +3603,7 @@
               <w:rPr>
                 <w:rStyle w:val="IndexLink"/>
                 <w:rFonts w:eastAsia="Calibri"/>
+                <w:vanish w:val="false"/>
                 <w:webHidden/>
               </w:rPr>
               <w:t>2.1. Функциональная модель системы</w:t>
@@ -3648,7 +3647,7 @@
             <w:pStyle w:val="TOC2"/>
             <w:spacing w:before="0" w:after="0"/>
             <w:rPr>
-              <w:rFonts w:ascii="Calibri" w:hAnsi="Calibri" w:eastAsia="" w:cs="Arial" w:asciiTheme="minorHAnsi" w:cstheme="minorBidi" w:eastAsiaTheme="minorEastAsia" w:hAnsiTheme="minorHAnsi"/>
+              <w:rFonts w:ascii="Calibri" w:hAnsi="Calibri" w:eastAsia="" w:cs="" w:asciiTheme="minorHAnsi" w:cstheme="minorBidi" w:eastAsiaTheme="minorEastAsia" w:hAnsiTheme="minorHAnsi"/>
               <w:caps w:val="false"/>
               <w:smallCaps w:val="false"/>
               <w:kern w:val="2"/>
@@ -3662,6 +3661,7 @@
               <w:rPr>
                 <w:rStyle w:val="IndexLink"/>
                 <w:rFonts w:eastAsia="Calibri"/>
+                <w:vanish w:val="false"/>
                 <w:webHidden/>
               </w:rPr>
               <w:t>2.2. Архитектура системы</w:t>
@@ -3705,7 +3705,7 @@
             <w:pStyle w:val="TOC2"/>
             <w:spacing w:before="0" w:after="0"/>
             <w:rPr>
-              <w:rFonts w:ascii="Calibri" w:hAnsi="Calibri" w:eastAsia="" w:cs="Arial" w:asciiTheme="minorHAnsi" w:cstheme="minorBidi" w:eastAsiaTheme="minorEastAsia" w:hAnsiTheme="minorHAnsi"/>
+              <w:rFonts w:ascii="Calibri" w:hAnsi="Calibri" w:eastAsia="" w:cs="" w:asciiTheme="minorHAnsi" w:cstheme="minorBidi" w:eastAsiaTheme="minorEastAsia" w:hAnsiTheme="minorHAnsi"/>
               <w:caps w:val="false"/>
               <w:smallCaps w:val="false"/>
               <w:kern w:val="2"/>
@@ -3719,6 +3719,7 @@
               <w:rPr>
                 <w:rStyle w:val="IndexLink"/>
                 <w:rFonts w:eastAsia="Calibri"/>
+                <w:vanish w:val="false"/>
                 <w:webHidden/>
               </w:rPr>
               <w:t>2.3. Модель данных</w:t>
@@ -3762,7 +3763,7 @@
             <w:pStyle w:val="TOC2"/>
             <w:spacing w:before="0" w:after="0"/>
             <w:rPr>
-              <w:rFonts w:ascii="Calibri" w:hAnsi="Calibri" w:eastAsia="" w:cs="Arial" w:asciiTheme="minorHAnsi" w:cstheme="minorBidi" w:eastAsiaTheme="minorEastAsia" w:hAnsiTheme="minorHAnsi"/>
+              <w:rFonts w:ascii="Calibri" w:hAnsi="Calibri" w:eastAsia="" w:cs="" w:asciiTheme="minorHAnsi" w:cstheme="minorBidi" w:eastAsiaTheme="minorEastAsia" w:hAnsiTheme="minorHAnsi"/>
               <w:caps w:val="false"/>
               <w:smallCaps w:val="false"/>
               <w:kern w:val="2"/>
@@ -3776,6 +3777,7 @@
               <w:rPr>
                 <w:rStyle w:val="IndexLink"/>
                 <w:rFonts w:eastAsia="Calibri"/>
+                <w:vanish w:val="false"/>
                 <w:webHidden/>
               </w:rPr>
               <w:t>2.4. Сценарии работы системы</w:t>
@@ -3819,7 +3821,7 @@
             <w:pStyle w:val="TOC2"/>
             <w:spacing w:before="0" w:after="0"/>
             <w:rPr>
-              <w:rFonts w:ascii="Calibri" w:hAnsi="Calibri" w:eastAsia="" w:cs="Arial" w:asciiTheme="minorHAnsi" w:cstheme="minorBidi" w:eastAsiaTheme="minorEastAsia" w:hAnsiTheme="minorHAnsi"/>
+              <w:rFonts w:ascii="Calibri" w:hAnsi="Calibri" w:eastAsia="" w:cs="" w:asciiTheme="minorHAnsi" w:cstheme="minorBidi" w:eastAsiaTheme="minorEastAsia" w:hAnsiTheme="minorHAnsi"/>
               <w:caps w:val="false"/>
               <w:smallCaps w:val="false"/>
               <w:kern w:val="2"/>
@@ -3833,6 +3835,7 @@
               <w:rPr>
                 <w:rStyle w:val="IndexLink"/>
                 <w:rFonts w:eastAsia="Calibri"/>
+                <w:vanish w:val="false"/>
                 <w:webHidden/>
               </w:rPr>
               <w:t>2.5. Макеты пользовательского интерфейса</w:t>
@@ -3876,7 +3879,7 @@
             <w:pStyle w:val="TOC2"/>
             <w:spacing w:before="0" w:after="0"/>
             <w:rPr>
-              <w:rFonts w:ascii="Calibri" w:hAnsi="Calibri" w:eastAsia="" w:cs="Arial" w:asciiTheme="minorHAnsi" w:cstheme="minorBidi" w:eastAsiaTheme="minorEastAsia" w:hAnsiTheme="minorHAnsi"/>
+              <w:rFonts w:ascii="Calibri" w:hAnsi="Calibri" w:eastAsia="" w:cs="" w:asciiTheme="minorHAnsi" w:cstheme="minorBidi" w:eastAsiaTheme="minorEastAsia" w:hAnsiTheme="minorHAnsi"/>
               <w:caps w:val="false"/>
               <w:smallCaps w:val="false"/>
               <w:kern w:val="2"/>
@@ -3890,6 +3893,7 @@
               <w:rPr>
                 <w:rStyle w:val="IndexLink"/>
                 <w:rFonts w:eastAsia="Calibri"/>
+                <w:vanish w:val="false"/>
                 <w:webHidden/>
               </w:rPr>
               <w:t>2.6. Вывод по главе 2</w:t>
@@ -3932,7 +3936,7 @@
           <w:pPr>
             <w:pStyle w:val="TOC1"/>
             <w:rPr>
-              <w:rFonts w:ascii="Calibri" w:hAnsi="Calibri" w:eastAsia="" w:cs="Arial" w:asciiTheme="minorHAnsi" w:cstheme="minorBidi" w:eastAsiaTheme="minorEastAsia" w:hAnsiTheme="minorHAnsi"/>
+              <w:rFonts w:ascii="Calibri" w:hAnsi="Calibri" w:eastAsia="" w:cs="" w:asciiTheme="minorHAnsi" w:cstheme="minorBidi" w:eastAsiaTheme="minorEastAsia" w:hAnsiTheme="minorHAnsi"/>
               <w:caps w:val="false"/>
               <w:smallCaps w:val="false"/>
               <w:kern w:val="2"/>
@@ -3946,6 +3950,7 @@
               <w:rPr>
                 <w:rStyle w:val="IndexLink"/>
                 <w:rFonts w:eastAsia="Calibri"/>
+                <w:vanish w:val="false"/>
                 <w:webHidden/>
               </w:rPr>
               <w:t>ГЛАВА 3. Выбор средств реализации</w:t>
@@ -3989,7 +3994,7 @@
             <w:pStyle w:val="TOC2"/>
             <w:spacing w:before="0" w:after="0"/>
             <w:rPr>
-              <w:rFonts w:ascii="Calibri" w:hAnsi="Calibri" w:eastAsia="" w:cs="Arial" w:asciiTheme="minorHAnsi" w:cstheme="minorBidi" w:eastAsiaTheme="minorEastAsia" w:hAnsiTheme="minorHAnsi"/>
+              <w:rFonts w:ascii="Calibri" w:hAnsi="Calibri" w:eastAsia="" w:cs="" w:asciiTheme="minorHAnsi" w:cstheme="minorBidi" w:eastAsiaTheme="minorEastAsia" w:hAnsiTheme="minorHAnsi"/>
               <w:caps w:val="false"/>
               <w:smallCaps w:val="false"/>
               <w:kern w:val="2"/>
@@ -4003,6 +4008,7 @@
               <w:rPr>
                 <w:rStyle w:val="IndexLink"/>
                 <w:rFonts w:eastAsia="Calibri"/>
+                <w:vanish w:val="false"/>
                 <w:webHidden/>
               </w:rPr>
               <w:t>3.1. Общие требования к технологическому стеку</w:t>
@@ -4046,7 +4052,7 @@
             <w:pStyle w:val="TOC2"/>
             <w:spacing w:before="0" w:after="0"/>
             <w:rPr>
-              <w:rFonts w:ascii="Calibri" w:hAnsi="Calibri" w:eastAsia="" w:cs="Arial" w:asciiTheme="minorHAnsi" w:cstheme="minorBidi" w:eastAsiaTheme="minorEastAsia" w:hAnsiTheme="minorHAnsi"/>
+              <w:rFonts w:ascii="Calibri" w:hAnsi="Calibri" w:eastAsia="" w:cs="" w:asciiTheme="minorHAnsi" w:cstheme="minorBidi" w:eastAsiaTheme="minorEastAsia" w:hAnsiTheme="minorHAnsi"/>
               <w:caps w:val="false"/>
               <w:smallCaps w:val="false"/>
               <w:kern w:val="2"/>
@@ -4060,6 +4066,7 @@
               <w:rPr>
                 <w:rStyle w:val="IndexLink"/>
                 <w:rFonts w:eastAsia="Calibri"/>
+                <w:vanish w:val="false"/>
                 <w:webHidden/>
               </w:rPr>
               <w:t>3.2. Сравнительный анализ технологий</w:t>
@@ -4103,7 +4110,7 @@
             <w:pStyle w:val="TOC3"/>
             <w:spacing w:before="0" w:after="0"/>
             <w:rPr>
-              <w:rFonts w:ascii="Calibri" w:hAnsi="Calibri" w:eastAsia="" w:cs="Arial" w:asciiTheme="minorHAnsi" w:cstheme="minorBidi" w:eastAsiaTheme="minorEastAsia" w:hAnsiTheme="minorHAnsi"/>
+              <w:rFonts w:ascii="Calibri" w:hAnsi="Calibri" w:eastAsia="" w:cs="" w:asciiTheme="minorHAnsi" w:cstheme="minorBidi" w:eastAsiaTheme="minorEastAsia" w:hAnsiTheme="minorHAnsi"/>
               <w:kern w:val="2"/>
               <w:sz w:val="24"/>
               <w:szCs w:val="24"/>
@@ -4113,13 +4120,6 @@
           <w:hyperlink w:anchor="_TocSk1017">
             <w:r>
               <w:rPr>
-                <w:rStyle w:val="IndexLink"/>
-                <w:webHidden/>
-              </w:rPr>
-              <w:t>3.2.1. Язык и фреймворк серверной части</w:t>
-            </w:r>
-            <w:r>
-              <w:rPr>
                 <w:webHidden/>
               </w:rPr>
               <w:fldChar w:fldCharType="begin"/>
@@ -4140,7 +4140,9 @@
               <w:rPr>
                 <w:rStyle w:val="IndexLink"/>
                 <w:vanish w:val="false"/>
-              </w:rPr>
+                <w:webHidden/>
+              </w:rPr>
+              <w:t>3.2.1. Язык и фреймворк серверной части</w:t>
               <w:tab/>
               <w:t>12</w:t>
             </w:r>
@@ -4157,7 +4159,7 @@
             <w:pStyle w:val="TOC3"/>
             <w:spacing w:before="0" w:after="0"/>
             <w:rPr>
-              <w:rFonts w:ascii="Calibri" w:hAnsi="Calibri" w:eastAsia="" w:cs="Arial" w:asciiTheme="minorHAnsi" w:cstheme="minorBidi" w:eastAsiaTheme="minorEastAsia" w:hAnsiTheme="minorHAnsi"/>
+              <w:rFonts w:ascii="Calibri" w:hAnsi="Calibri" w:eastAsia="" w:cs="" w:asciiTheme="minorHAnsi" w:cstheme="minorBidi" w:eastAsiaTheme="minorEastAsia" w:hAnsiTheme="minorHAnsi"/>
               <w:kern w:val="2"/>
               <w:sz w:val="24"/>
               <w:szCs w:val="24"/>
@@ -4167,13 +4169,6 @@
           <w:hyperlink w:anchor="_TocSk1018">
             <w:r>
               <w:rPr>
-                <w:rStyle w:val="IndexLink"/>
-                <w:webHidden/>
-              </w:rPr>
-              <w:t>3.2.2. Способ взаимодействия клиента и сервера</w:t>
-            </w:r>
-            <w:r>
-              <w:rPr>
                 <w:webHidden/>
               </w:rPr>
               <w:fldChar w:fldCharType="begin"/>
@@ -4194,7 +4189,9 @@
               <w:rPr>
                 <w:rStyle w:val="IndexLink"/>
                 <w:vanish w:val="false"/>
-              </w:rPr>
+                <w:webHidden/>
+              </w:rPr>
+              <w:t>3.2.2. Способ взаимодействия клиента и сервера</w:t>
               <w:tab/>
               <w:t>12</w:t>
             </w:r>
@@ -4211,7 +4208,7 @@
             <w:pStyle w:val="TOC3"/>
             <w:spacing w:before="0" w:after="0"/>
             <w:rPr>
-              <w:rFonts w:ascii="Calibri" w:hAnsi="Calibri" w:eastAsia="" w:cs="Arial" w:asciiTheme="minorHAnsi" w:cstheme="minorBidi" w:eastAsiaTheme="minorEastAsia" w:hAnsiTheme="minorHAnsi"/>
+              <w:rFonts w:ascii="Calibri" w:hAnsi="Calibri" w:eastAsia="" w:cs="" w:asciiTheme="minorHAnsi" w:cstheme="minorBidi" w:eastAsiaTheme="minorEastAsia" w:hAnsiTheme="minorHAnsi"/>
               <w:kern w:val="2"/>
               <w:sz w:val="24"/>
               <w:szCs w:val="24"/>
@@ -4221,13 +4218,6 @@
           <w:hyperlink w:anchor="_TocSk1019">
             <w:r>
               <w:rPr>
-                <w:rStyle w:val="IndexLink"/>
-                <w:webHidden/>
-              </w:rPr>
-              <w:t>3.2.3. Фреймворк клиентской части</w:t>
-            </w:r>
-            <w:r>
-              <w:rPr>
                 <w:webHidden/>
               </w:rPr>
               <w:fldChar w:fldCharType="begin"/>
@@ -4248,7 +4238,9 @@
               <w:rPr>
                 <w:rStyle w:val="IndexLink"/>
                 <w:vanish w:val="false"/>
-              </w:rPr>
+                <w:webHidden/>
+              </w:rPr>
+              <w:t>3.2.3. Фреймворк клиентской части</w:t>
               <w:tab/>
               <w:t>17</w:t>
             </w:r>
@@ -4265,7 +4257,7 @@
             <w:pStyle w:val="TOC3"/>
             <w:spacing w:before="0" w:after="0"/>
             <w:rPr>
-              <w:rFonts w:ascii="Calibri" w:hAnsi="Calibri" w:eastAsia="" w:cs="Arial" w:asciiTheme="minorHAnsi" w:cstheme="minorBidi" w:eastAsiaTheme="minorEastAsia" w:hAnsiTheme="minorHAnsi"/>
+              <w:rFonts w:ascii="Calibri" w:hAnsi="Calibri" w:eastAsia="" w:cs="" w:asciiTheme="minorHAnsi" w:cstheme="minorBidi" w:eastAsiaTheme="minorEastAsia" w:hAnsiTheme="minorHAnsi"/>
               <w:kern w:val="2"/>
               <w:sz w:val="24"/>
               <w:szCs w:val="24"/>
@@ -4275,13 +4267,6 @@
           <w:hyperlink w:anchor="_TocSk1020">
             <w:r>
               <w:rPr>
-                <w:rStyle w:val="IndexLink"/>
-                <w:webHidden/>
-              </w:rPr>
-              <w:t>3.2.4. Системы хранения данных</w:t>
-            </w:r>
-            <w:r>
-              <w:rPr>
                 <w:webHidden/>
               </w:rPr>
               <w:fldChar w:fldCharType="begin"/>
@@ -4302,7 +4287,9 @@
               <w:rPr>
                 <w:rStyle w:val="IndexLink"/>
                 <w:vanish w:val="false"/>
-              </w:rPr>
+                <w:webHidden/>
+              </w:rPr>
+              <w:t>3.2.4. Системы хранения данных</w:t>
               <w:tab/>
               <w:t>19</w:t>
             </w:r>
@@ -4319,7 +4306,7 @@
             <w:pStyle w:val="TOC3"/>
             <w:spacing w:before="0" w:after="0"/>
             <w:rPr>
-              <w:rFonts w:ascii="Calibri" w:hAnsi="Calibri" w:eastAsia="" w:cs="Arial" w:asciiTheme="minorHAnsi" w:cstheme="minorBidi" w:eastAsiaTheme="minorEastAsia" w:hAnsiTheme="minorHAnsi"/>
+              <w:rFonts w:ascii="Calibri" w:hAnsi="Calibri" w:eastAsia="" w:cs="" w:asciiTheme="minorHAnsi" w:cstheme="minorBidi" w:eastAsiaTheme="minorEastAsia" w:hAnsiTheme="minorHAnsi"/>
               <w:kern w:val="2"/>
               <w:sz w:val="24"/>
               <w:szCs w:val="24"/>
@@ -4329,13 +4316,6 @@
           <w:hyperlink w:anchor="_TocSk1021">
             <w:r>
               <w:rPr>
-                <w:rStyle w:val="IndexLink"/>
-                <w:webHidden/>
-              </w:rPr>
-              <w:t>3.2.5. Средства развёртывания и сопровождения</w:t>
-            </w:r>
-            <w:r>
-              <w:rPr>
                 <w:webHidden/>
               </w:rPr>
               <w:fldChar w:fldCharType="begin"/>
@@ -4356,7 +4336,9 @@
               <w:rPr>
                 <w:rStyle w:val="IndexLink"/>
                 <w:vanish w:val="false"/>
-              </w:rPr>
+                <w:webHidden/>
+              </w:rPr>
+              <w:t>3.2.5. Средства развёртывания и сопровождения</w:t>
               <w:tab/>
               <w:t>21</w:t>
             </w:r>
@@ -4373,7 +4355,7 @@
             <w:pStyle w:val="TOC3"/>
             <w:spacing w:before="0" w:after="0"/>
             <w:rPr>
-              <w:rFonts w:ascii="Calibri" w:hAnsi="Calibri" w:eastAsia="" w:cs="Arial" w:asciiTheme="minorHAnsi" w:cstheme="minorBidi" w:eastAsiaTheme="minorEastAsia" w:hAnsiTheme="minorHAnsi"/>
+              <w:rFonts w:ascii="Calibri" w:hAnsi="Calibri" w:eastAsia="" w:cs="" w:asciiTheme="minorHAnsi" w:cstheme="minorBidi" w:eastAsiaTheme="minorEastAsia" w:hAnsiTheme="minorHAnsi"/>
               <w:kern w:val="2"/>
               <w:sz w:val="24"/>
               <w:szCs w:val="24"/>
@@ -4383,13 +4365,6 @@
           <w:hyperlink w:anchor="_TocSk1022">
             <w:r>
               <w:rPr>
-                <w:rStyle w:val="IndexLink"/>
-                <w:webHidden/>
-              </w:rPr>
-              <w:t>3.2.6. Среда разработки</w:t>
-            </w:r>
-            <w:r>
-              <w:rPr>
                 <w:webHidden/>
               </w:rPr>
               <w:fldChar w:fldCharType="begin"/>
@@ -4410,7 +4385,9 @@
               <w:rPr>
                 <w:rStyle w:val="IndexLink"/>
                 <w:vanish w:val="false"/>
-              </w:rPr>
+                <w:webHidden/>
+              </w:rPr>
+              <w:t>3.2.6. Среда разработки</w:t>
               <w:tab/>
               <w:t>23</w:t>
             </w:r>
@@ -4427,7 +4404,7 @@
             <w:pStyle w:val="TOC2"/>
             <w:spacing w:before="0" w:after="0"/>
             <w:rPr>
-              <w:rFonts w:ascii="Calibri" w:hAnsi="Calibri" w:eastAsia="" w:cs="Arial" w:asciiTheme="minorHAnsi" w:cstheme="minorBidi" w:eastAsiaTheme="minorEastAsia" w:hAnsiTheme="minorHAnsi"/>
+              <w:rFonts w:ascii="Calibri" w:hAnsi="Calibri" w:eastAsia="" w:cs="" w:asciiTheme="minorHAnsi" w:cstheme="minorBidi" w:eastAsiaTheme="minorEastAsia" w:hAnsiTheme="minorHAnsi"/>
               <w:caps w:val="false"/>
               <w:smallCaps w:val="false"/>
               <w:kern w:val="2"/>
@@ -4441,6 +4418,7 @@
               <w:rPr>
                 <w:rStyle w:val="IndexLink"/>
                 <w:rFonts w:eastAsia="Calibri"/>
+                <w:vanish w:val="false"/>
                 <w:webHidden/>
               </w:rPr>
               <w:t>3.3. Обоснование выбранного стека</w:t>
@@ -4484,7 +4462,7 @@
             <w:pStyle w:val="TOC2"/>
             <w:spacing w:before="0" w:after="0"/>
             <w:rPr>
-              <w:rFonts w:ascii="Calibri" w:hAnsi="Calibri" w:eastAsia="" w:cs="Arial" w:asciiTheme="minorHAnsi" w:cstheme="minorBidi" w:eastAsiaTheme="minorEastAsia" w:hAnsiTheme="minorHAnsi"/>
+              <w:rFonts w:ascii="Calibri" w:hAnsi="Calibri" w:eastAsia="" w:cs="" w:asciiTheme="minorHAnsi" w:cstheme="minorBidi" w:eastAsiaTheme="minorEastAsia" w:hAnsiTheme="minorHAnsi"/>
               <w:caps w:val="false"/>
               <w:smallCaps w:val="false"/>
               <w:kern w:val="2"/>
@@ -4498,6 +4476,7 @@
               <w:rPr>
                 <w:rStyle w:val="IndexLink"/>
                 <w:rFonts w:eastAsia="Calibri"/>
+                <w:vanish w:val="false"/>
                 <w:webHidden/>
               </w:rPr>
               <w:t>3.4. Вывод по главе 3</w:t>
@@ -4540,7 +4519,7 @@
           <w:pPr>
             <w:pStyle w:val="TOC1"/>
             <w:rPr>
-              <w:rFonts w:ascii="Calibri" w:hAnsi="Calibri" w:eastAsia="" w:cs="Arial" w:asciiTheme="minorHAnsi" w:cstheme="minorBidi" w:eastAsiaTheme="minorEastAsia" w:hAnsiTheme="minorHAnsi"/>
+              <w:rFonts w:ascii="Calibri" w:hAnsi="Calibri" w:eastAsia="" w:cs="" w:asciiTheme="minorHAnsi" w:cstheme="minorBidi" w:eastAsiaTheme="minorEastAsia" w:hAnsiTheme="minorHAnsi"/>
               <w:caps w:val="false"/>
               <w:smallCaps w:val="false"/>
               <w:kern w:val="2"/>
@@ -4554,6 +4533,7 @@
               <w:rPr>
                 <w:rStyle w:val="IndexLink"/>
                 <w:rFonts w:eastAsia="Calibri"/>
+                <w:vanish w:val="false"/>
                 <w:webHidden/>
               </w:rPr>
               <w:t>ГЛАВА 4. Реализация и тестирование системы</w:t>
@@ -4597,7 +4577,7 @@
             <w:pStyle w:val="TOC2"/>
             <w:spacing w:before="0" w:after="0"/>
             <w:rPr>
-              <w:rFonts w:ascii="Calibri" w:hAnsi="Calibri" w:eastAsia="" w:cs="Arial" w:asciiTheme="minorHAnsi" w:cstheme="minorBidi" w:eastAsiaTheme="minorEastAsia" w:hAnsiTheme="minorHAnsi"/>
+              <w:rFonts w:ascii="Calibri" w:hAnsi="Calibri" w:eastAsia="" w:cs="" w:asciiTheme="minorHAnsi" w:cstheme="minorBidi" w:eastAsiaTheme="minorEastAsia" w:hAnsiTheme="minorHAnsi"/>
               <w:caps w:val="false"/>
               <w:smallCaps w:val="false"/>
               <w:kern w:val="2"/>
@@ -4611,6 +4591,7 @@
               <w:rPr>
                 <w:rStyle w:val="IndexLink"/>
                 <w:rFonts w:eastAsia="Calibri"/>
+                <w:vanish w:val="false"/>
                 <w:webHidden/>
               </w:rPr>
               <w:t>4.1. Общая структура программного кода</w:t>
@@ -4654,7 +4635,7 @@
             <w:pStyle w:val="TOC2"/>
             <w:spacing w:before="0" w:after="0"/>
             <w:rPr>
-              <w:rFonts w:ascii="Calibri" w:hAnsi="Calibri" w:eastAsia="" w:cs="Arial" w:asciiTheme="minorHAnsi" w:cstheme="minorBidi" w:eastAsiaTheme="minorEastAsia" w:hAnsiTheme="minorHAnsi"/>
+              <w:rFonts w:ascii="Calibri" w:hAnsi="Calibri" w:eastAsia="" w:cs="" w:asciiTheme="minorHAnsi" w:cstheme="minorBidi" w:eastAsiaTheme="minorEastAsia" w:hAnsiTheme="minorHAnsi"/>
               <w:caps w:val="false"/>
               <w:smallCaps w:val="false"/>
               <w:kern w:val="2"/>
@@ -4668,6 +4649,7 @@
               <w:rPr>
                 <w:rStyle w:val="IndexLink"/>
                 <w:rFonts w:eastAsia="Calibri"/>
+                <w:vanish w:val="false"/>
                 <w:webHidden/>
               </w:rPr>
               <w:t>4.2. Реализация серверной части</w:t>
@@ -4711,7 +4693,7 @@
             <w:pStyle w:val="TOC3"/>
             <w:spacing w:before="0" w:after="0"/>
             <w:rPr>
-              <w:rFonts w:ascii="Calibri" w:hAnsi="Calibri" w:eastAsia="" w:cs="Arial" w:asciiTheme="minorHAnsi" w:cstheme="minorBidi" w:eastAsiaTheme="minorEastAsia" w:hAnsiTheme="minorHAnsi"/>
+              <w:rFonts w:ascii="Calibri" w:hAnsi="Calibri" w:eastAsia="" w:cs="" w:asciiTheme="minorHAnsi" w:cstheme="minorBidi" w:eastAsiaTheme="minorEastAsia" w:hAnsiTheme="minorHAnsi"/>
               <w:kern w:val="2"/>
               <w:sz w:val="24"/>
               <w:szCs w:val="24"/>
@@ -4721,13 +4703,6 @@
           <w:hyperlink w:anchor="_TocSk1028">
             <w:r>
               <w:rPr>
-                <w:rStyle w:val="IndexLink"/>
-                <w:webHidden/>
-              </w:rPr>
-              <w:t>4.2.1. Аутентификация и управление пользователями</w:t>
-            </w:r>
-            <w:r>
-              <w:rPr>
                 <w:webHidden/>
               </w:rPr>
               <w:fldChar w:fldCharType="begin"/>
@@ -4748,7 +4723,9 @@
               <w:rPr>
                 <w:rStyle w:val="IndexLink"/>
                 <w:vanish w:val="false"/>
-              </w:rPr>
+                <w:webHidden/>
+              </w:rPr>
+              <w:t>4.2.1. Аутентификация и управление пользователями</w:t>
               <w:tab/>
               <w:t>31</w:t>
             </w:r>
@@ -4765,7 +4742,7 @@
             <w:pStyle w:val="TOC3"/>
             <w:spacing w:before="0" w:after="0"/>
             <w:rPr>
-              <w:rFonts w:ascii="Calibri" w:hAnsi="Calibri" w:eastAsia="" w:cs="Arial" w:asciiTheme="minorHAnsi" w:cstheme="minorBidi" w:eastAsiaTheme="minorEastAsia" w:hAnsiTheme="minorHAnsi"/>
+              <w:rFonts w:ascii="Calibri" w:hAnsi="Calibri" w:eastAsia="" w:cs="" w:asciiTheme="minorHAnsi" w:cstheme="minorBidi" w:eastAsiaTheme="minorEastAsia" w:hAnsiTheme="minorHAnsi"/>
               <w:kern w:val="2"/>
               <w:sz w:val="24"/>
               <w:szCs w:val="24"/>
@@ -4775,13 +4752,6 @@
           <w:hyperlink w:anchor="_TocSk1029">
             <w:r>
               <w:rPr>
-                <w:rStyle w:val="IndexLink"/>
-                <w:webHidden/>
-              </w:rPr>
-              <w:t>4.2.2. Чаты и сообщения</w:t>
-            </w:r>
-            <w:r>
-              <w:rPr>
                 <w:webHidden/>
               </w:rPr>
               <w:fldChar w:fldCharType="begin"/>
@@ -4802,7 +4772,9 @@
               <w:rPr>
                 <w:rStyle w:val="IndexLink"/>
                 <w:vanish w:val="false"/>
-              </w:rPr>
+                <w:webHidden/>
+              </w:rPr>
+              <w:t>4.2.2. Чаты и сообщения</w:t>
               <w:tab/>
               <w:t>34</w:t>
             </w:r>
@@ -4819,7 +4791,7 @@
             <w:pStyle w:val="TOC3"/>
             <w:spacing w:before="0" w:after="0"/>
             <w:rPr>
-              <w:rFonts w:ascii="Calibri" w:hAnsi="Calibri" w:eastAsia="" w:cs="Arial" w:asciiTheme="minorHAnsi" w:cstheme="minorBidi" w:eastAsiaTheme="minorEastAsia" w:hAnsiTheme="minorHAnsi"/>
+              <w:rFonts w:ascii="Calibri" w:hAnsi="Calibri" w:eastAsia="" w:cs="" w:asciiTheme="minorHAnsi" w:cstheme="minorBidi" w:eastAsiaTheme="minorEastAsia" w:hAnsiTheme="minorHAnsi"/>
               <w:kern w:val="2"/>
               <w:sz w:val="24"/>
               <w:szCs w:val="24"/>
@@ -4829,13 +4801,6 @@
           <w:hyperlink w:anchor="_TocSk1030">
             <w:r>
               <w:rPr>
-                <w:rStyle w:val="IndexLink"/>
-                <w:webHidden/>
-              </w:rPr>
-              <w:t>4.2.3. Обмен событиями в реальном времени</w:t>
-            </w:r>
-            <w:r>
-              <w:rPr>
                 <w:webHidden/>
               </w:rPr>
               <w:fldChar w:fldCharType="begin"/>
@@ -4856,7 +4821,9 @@
               <w:rPr>
                 <w:rStyle w:val="IndexLink"/>
                 <w:vanish w:val="false"/>
-              </w:rPr>
+                <w:webHidden/>
+              </w:rPr>
+              <w:t>4.2.3. Обмен событиями в реальном времени</w:t>
               <w:tab/>
               <w:t>36</w:t>
             </w:r>
@@ -4873,7 +4840,7 @@
             <w:pStyle w:val="TOC3"/>
             <w:spacing w:before="0" w:after="0"/>
             <w:rPr>
-              <w:rFonts w:ascii="Calibri" w:hAnsi="Calibri" w:eastAsia="" w:cs="Arial" w:asciiTheme="minorHAnsi" w:cstheme="minorBidi" w:eastAsiaTheme="minorEastAsia" w:hAnsiTheme="minorHAnsi"/>
+              <w:rFonts w:ascii="Calibri" w:hAnsi="Calibri" w:eastAsia="" w:cs="" w:asciiTheme="minorHAnsi" w:cstheme="minorBidi" w:eastAsiaTheme="minorEastAsia" w:hAnsiTheme="minorHAnsi"/>
               <w:kern w:val="2"/>
               <w:sz w:val="24"/>
               <w:szCs w:val="24"/>
@@ -4883,13 +4850,6 @@
           <w:hyperlink w:anchor="_TocSk1031">
             <w:r>
               <w:rPr>
-                <w:rStyle w:val="IndexLink"/>
-                <w:webHidden/>
-              </w:rPr>
-              <w:t>4.2.4. Вложения и файловое хранилище</w:t>
-            </w:r>
-            <w:r>
-              <w:rPr>
                 <w:webHidden/>
               </w:rPr>
               <w:fldChar w:fldCharType="begin"/>
@@ -4910,7 +4870,9 @@
               <w:rPr>
                 <w:rStyle w:val="IndexLink"/>
                 <w:vanish w:val="false"/>
-              </w:rPr>
+                <w:webHidden/>
+              </w:rPr>
+              <w:t>4.2.4. Вложения и файловое хранилище</w:t>
               <w:tab/>
               <w:t>38</w:t>
             </w:r>
@@ -4927,7 +4889,7 @@
             <w:pStyle w:val="TOC3"/>
             <w:spacing w:before="0" w:after="0"/>
             <w:rPr>
-              <w:rFonts w:ascii="Calibri" w:hAnsi="Calibri" w:eastAsia="" w:cs="Arial" w:asciiTheme="minorHAnsi" w:cstheme="minorBidi" w:eastAsiaTheme="minorEastAsia" w:hAnsiTheme="minorHAnsi"/>
+              <w:rFonts w:ascii="Calibri" w:hAnsi="Calibri" w:eastAsia="" w:cs="" w:asciiTheme="minorHAnsi" w:cstheme="minorBidi" w:eastAsiaTheme="minorEastAsia" w:hAnsiTheme="minorHAnsi"/>
               <w:kern w:val="2"/>
               <w:sz w:val="24"/>
               <w:szCs w:val="24"/>
@@ -4937,13 +4899,6 @@
           <w:hyperlink w:anchor="_TocSk1032">
             <w:r>
               <w:rPr>
-                <w:rStyle w:val="IndexLink"/>
-                <w:webHidden/>
-              </w:rPr>
-              <w:t>4.2.5. Уведомления</w:t>
-            </w:r>
-            <w:r>
-              <w:rPr>
                 <w:webHidden/>
               </w:rPr>
               <w:fldChar w:fldCharType="begin"/>
@@ -4964,7 +4919,9 @@
               <w:rPr>
                 <w:rStyle w:val="IndexLink"/>
                 <w:vanish w:val="false"/>
-              </w:rPr>
+                <w:webHidden/>
+              </w:rPr>
+              <w:t>4.2.5. Уведомления</w:t>
               <w:tab/>
               <w:t>39</w:t>
             </w:r>
@@ -4981,7 +4938,7 @@
             <w:pStyle w:val="TOC2"/>
             <w:spacing w:before="0" w:after="0"/>
             <w:rPr>
-              <w:rFonts w:ascii="Calibri" w:hAnsi="Calibri" w:eastAsia="" w:cs="Arial" w:asciiTheme="minorHAnsi" w:cstheme="minorBidi" w:eastAsiaTheme="minorEastAsia" w:hAnsiTheme="minorHAnsi"/>
+              <w:rFonts w:ascii="Calibri" w:hAnsi="Calibri" w:eastAsia="" w:cs="" w:asciiTheme="minorHAnsi" w:cstheme="minorBidi" w:eastAsiaTheme="minorEastAsia" w:hAnsiTheme="minorHAnsi"/>
               <w:caps w:val="false"/>
               <w:smallCaps w:val="false"/>
               <w:kern w:val="2"/>
@@ -4995,6 +4952,7 @@
               <w:rPr>
                 <w:rStyle w:val="IndexLink"/>
                 <w:rFonts w:eastAsia="Calibri"/>
+                <w:vanish w:val="false"/>
                 <w:webHidden/>
               </w:rPr>
               <w:t>4.3. Реализация клиентской части</w:t>
@@ -5038,7 +4996,7 @@
             <w:pStyle w:val="TOC3"/>
             <w:spacing w:before="0" w:after="0"/>
             <w:rPr>
-              <w:rFonts w:ascii="Calibri" w:hAnsi="Calibri" w:eastAsia="" w:cs="Arial" w:asciiTheme="minorHAnsi" w:cstheme="minorBidi" w:eastAsiaTheme="minorEastAsia" w:hAnsiTheme="minorHAnsi"/>
+              <w:rFonts w:ascii="Calibri" w:hAnsi="Calibri" w:eastAsia="" w:cs="" w:asciiTheme="minorHAnsi" w:cstheme="minorBidi" w:eastAsiaTheme="minorEastAsia" w:hAnsiTheme="minorHAnsi"/>
               <w:kern w:val="2"/>
               <w:sz w:val="24"/>
               <w:szCs w:val="24"/>
@@ -5048,13 +5006,6 @@
           <w:hyperlink w:anchor="_TocSk1034">
             <w:r>
               <w:rPr>
-                <w:rStyle w:val="IndexLink"/>
-                <w:webHidden/>
-              </w:rPr>
-              <w:t>4.3.1. Интерфейс пользователя</w:t>
-            </w:r>
-            <w:r>
-              <w:rPr>
                 <w:webHidden/>
               </w:rPr>
               <w:fldChar w:fldCharType="begin"/>
@@ -5075,7 +5026,9 @@
               <w:rPr>
                 <w:rStyle w:val="IndexLink"/>
                 <w:vanish w:val="false"/>
-              </w:rPr>
+                <w:webHidden/>
+              </w:rPr>
+              <w:t>4.3.1. Интерфейс пользователя</w:t>
               <w:tab/>
               <w:t>41</w:t>
             </w:r>
@@ -5092,7 +5045,7 @@
             <w:pStyle w:val="TOC3"/>
             <w:spacing w:before="0" w:after="0"/>
             <w:rPr>
-              <w:rFonts w:ascii="Calibri" w:hAnsi="Calibri" w:eastAsia="" w:cs="Arial" w:asciiTheme="minorHAnsi" w:cstheme="minorBidi" w:eastAsiaTheme="minorEastAsia" w:hAnsiTheme="minorHAnsi"/>
+              <w:rFonts w:ascii="Calibri" w:hAnsi="Calibri" w:eastAsia="" w:cs="" w:asciiTheme="minorHAnsi" w:cstheme="minorBidi" w:eastAsiaTheme="minorEastAsia" w:hAnsiTheme="minorHAnsi"/>
               <w:kern w:val="2"/>
               <w:sz w:val="24"/>
               <w:szCs w:val="24"/>
@@ -5102,13 +5055,6 @@
           <w:hyperlink w:anchor="_TocSk1035">
             <w:r>
               <w:rPr>
-                <w:rStyle w:val="IndexLink"/>
-                <w:webHidden/>
-              </w:rPr>
-              <w:t>4.3.2. Панель администратора</w:t>
-            </w:r>
-            <w:r>
-              <w:rPr>
                 <w:webHidden/>
               </w:rPr>
               <w:fldChar w:fldCharType="begin"/>
@@ -5129,7 +5075,9 @@
               <w:rPr>
                 <w:rStyle w:val="IndexLink"/>
                 <w:vanish w:val="false"/>
-              </w:rPr>
+                <w:webHidden/>
+              </w:rPr>
+              <w:t>4.3.2. Панель администратора</w:t>
               <w:tab/>
               <w:t>46</w:t>
             </w:r>
@@ -5146,7 +5094,7 @@
             <w:pStyle w:val="TOC2"/>
             <w:spacing w:before="0" w:after="0"/>
             <w:rPr>
-              <w:rFonts w:ascii="Calibri" w:hAnsi="Calibri" w:eastAsia="" w:cs="Arial" w:asciiTheme="minorHAnsi" w:cstheme="minorBidi" w:eastAsiaTheme="minorEastAsia" w:hAnsiTheme="minorHAnsi"/>
+              <w:rFonts w:ascii="Calibri" w:hAnsi="Calibri" w:eastAsia="" w:cs="" w:asciiTheme="minorHAnsi" w:cstheme="minorBidi" w:eastAsiaTheme="minorEastAsia" w:hAnsiTheme="minorHAnsi"/>
               <w:caps w:val="false"/>
               <w:smallCaps w:val="false"/>
               <w:kern w:val="2"/>
@@ -5160,6 +5108,7 @@
               <w:rPr>
                 <w:rStyle w:val="IndexLink"/>
                 <w:rFonts w:eastAsia="Calibri"/>
+                <w:vanish w:val="false"/>
                 <w:webHidden/>
               </w:rPr>
               <w:t>4.4. Реализация модуля хранения данных</w:t>
@@ -5203,7 +5152,7 @@
             <w:pStyle w:val="TOC2"/>
             <w:spacing w:before="0" w:after="0"/>
             <w:rPr>
-              <w:rFonts w:ascii="Calibri" w:hAnsi="Calibri" w:eastAsia="" w:cs="Arial" w:asciiTheme="minorHAnsi" w:cstheme="minorBidi" w:eastAsiaTheme="minorEastAsia" w:hAnsiTheme="minorHAnsi"/>
+              <w:rFonts w:ascii="Calibri" w:hAnsi="Calibri" w:eastAsia="" w:cs="" w:asciiTheme="minorHAnsi" w:cstheme="minorBidi" w:eastAsiaTheme="minorEastAsia" w:hAnsiTheme="minorHAnsi"/>
               <w:caps w:val="false"/>
               <w:smallCaps w:val="false"/>
               <w:kern w:val="2"/>
@@ -5217,6 +5166,7 @@
               <w:rPr>
                 <w:rStyle w:val="IndexLink"/>
                 <w:rFonts w:eastAsia="Calibri"/>
+                <w:vanish w:val="false"/>
                 <w:webHidden/>
               </w:rPr>
               <w:t>4.5. Развёртывание системы</w:t>
@@ -5260,7 +5210,7 @@
             <w:pStyle w:val="TOC2"/>
             <w:spacing w:before="0" w:after="0"/>
             <w:rPr>
-              <w:rFonts w:ascii="Calibri" w:hAnsi="Calibri" w:eastAsia="" w:cs="Arial" w:asciiTheme="minorHAnsi" w:cstheme="minorBidi" w:eastAsiaTheme="minorEastAsia" w:hAnsiTheme="minorHAnsi"/>
+              <w:rFonts w:ascii="Calibri" w:hAnsi="Calibri" w:eastAsia="" w:cs="" w:asciiTheme="minorHAnsi" w:cstheme="minorBidi" w:eastAsiaTheme="minorEastAsia" w:hAnsiTheme="minorHAnsi"/>
               <w:caps w:val="false"/>
               <w:smallCaps w:val="false"/>
               <w:kern w:val="2"/>
@@ -5274,6 +5224,7 @@
               <w:rPr>
                 <w:rStyle w:val="IndexLink"/>
                 <w:rFonts w:eastAsia="Calibri"/>
+                <w:vanish w:val="false"/>
                 <w:webHidden/>
               </w:rPr>
               <w:t>4.6. Тестирование и демонстрация работы</w:t>
@@ -5317,7 +5268,7 @@
             <w:pStyle w:val="TOC2"/>
             <w:spacing w:before="0" w:after="0"/>
             <w:rPr>
-              <w:rFonts w:ascii="Calibri" w:hAnsi="Calibri" w:eastAsia="" w:cs="Arial" w:asciiTheme="minorHAnsi" w:cstheme="minorBidi" w:eastAsiaTheme="minorEastAsia" w:hAnsiTheme="minorHAnsi"/>
+              <w:rFonts w:ascii="Calibri" w:hAnsi="Calibri" w:eastAsia="" w:cs="" w:asciiTheme="minorHAnsi" w:cstheme="minorBidi" w:eastAsiaTheme="minorEastAsia" w:hAnsiTheme="minorHAnsi"/>
               <w:caps w:val="false"/>
               <w:smallCaps w:val="false"/>
               <w:kern w:val="2"/>
@@ -5331,6 +5282,7 @@
               <w:rPr>
                 <w:rStyle w:val="IndexLink"/>
                 <w:rFonts w:eastAsia="Calibri"/>
+                <w:vanish w:val="false"/>
                 <w:webHidden/>
               </w:rPr>
               <w:t>4.7. Вывод по главе 4</w:t>
@@ -5373,7 +5325,7 @@
           <w:pPr>
             <w:pStyle w:val="TOC1"/>
             <w:rPr>
-              <w:rFonts w:ascii="Calibri" w:hAnsi="Calibri" w:eastAsia="" w:cs="Arial" w:asciiTheme="minorHAnsi" w:cstheme="minorBidi" w:eastAsiaTheme="minorEastAsia" w:hAnsiTheme="minorHAnsi"/>
+              <w:rFonts w:ascii="Calibri" w:hAnsi="Calibri" w:eastAsia="" w:cs="" w:asciiTheme="minorHAnsi" w:cstheme="minorBidi" w:eastAsiaTheme="minorEastAsia" w:hAnsiTheme="minorHAnsi"/>
               <w:caps w:val="false"/>
               <w:smallCaps w:val="false"/>
               <w:kern w:val="2"/>
@@ -5387,6 +5339,7 @@
               <w:rPr>
                 <w:rStyle w:val="IndexLink"/>
                 <w:rFonts w:eastAsia="Calibri"/>
+                <w:vanish w:val="false"/>
                 <w:webHidden/>
               </w:rPr>
               <w:t>Заключение</w:t>
@@ -5429,7 +5382,7 @@
           <w:pPr>
             <w:pStyle w:val="TOC1"/>
             <w:rPr>
-              <w:rFonts w:ascii="Calibri" w:hAnsi="Calibri" w:eastAsia="" w:cs="Arial" w:asciiTheme="minorHAnsi" w:cstheme="minorBidi" w:eastAsiaTheme="minorEastAsia" w:hAnsiTheme="minorHAnsi"/>
+              <w:rFonts w:ascii="Calibri" w:hAnsi="Calibri" w:eastAsia="" w:cs="" w:asciiTheme="minorHAnsi" w:cstheme="minorBidi" w:eastAsiaTheme="minorEastAsia" w:hAnsiTheme="minorHAnsi"/>
               <w:caps w:val="false"/>
               <w:smallCaps w:val="false"/>
               <w:kern w:val="2"/>
@@ -5443,6 +5396,7 @@
               <w:rPr>
                 <w:rStyle w:val="IndexLink"/>
                 <w:rFonts w:eastAsia="Calibri"/>
+                <w:vanish w:val="false"/>
                 <w:webHidden/>
               </w:rPr>
               <w:t>Список литературы</w:t>
@@ -6107,7 +6061,7 @@
         <w:pStyle w:val="ListParagraph"/>
         <w:numPr>
           <w:ilvl w:val="0"/>
-          <w:numId w:val="9"/>
+          <w:numId w:val="10"/>
         </w:numPr>
         <w:ind w:firstLine="709" w:start="0"/>
         <w:rPr/>
@@ -6125,7 +6079,7 @@
         <w:pStyle w:val="ListParagraph"/>
         <w:numPr>
           <w:ilvl w:val="0"/>
-          <w:numId w:val="5"/>
+          <w:numId w:val="6"/>
         </w:numPr>
         <w:ind w:firstLine="709" w:start="0"/>
         <w:rPr/>
@@ -6143,7 +6097,7 @@
         <w:pStyle w:val="ListParagraph"/>
         <w:numPr>
           <w:ilvl w:val="0"/>
-          <w:numId w:val="5"/>
+          <w:numId w:val="6"/>
         </w:numPr>
         <w:ind w:firstLine="709" w:start="0"/>
         <w:rPr/>
@@ -6161,7 +6115,7 @@
         <w:pStyle w:val="ListParagraph"/>
         <w:numPr>
           <w:ilvl w:val="0"/>
-          <w:numId w:val="5"/>
+          <w:numId w:val="6"/>
         </w:numPr>
         <w:ind w:firstLine="709" w:start="0"/>
         <w:rPr/>
@@ -6179,7 +6133,7 @@
         <w:pStyle w:val="ListParagraph"/>
         <w:numPr>
           <w:ilvl w:val="0"/>
-          <w:numId w:val="5"/>
+          <w:numId w:val="6"/>
         </w:numPr>
         <w:ind w:firstLine="709" w:start="0"/>
         <w:rPr/>
@@ -6197,7 +6151,7 @@
         <w:pStyle w:val="ListParagraph"/>
         <w:numPr>
           <w:ilvl w:val="0"/>
-          <w:numId w:val="5"/>
+          <w:numId w:val="6"/>
         </w:numPr>
         <w:ind w:firstLine="709" w:start="0"/>
         <w:rPr/>
@@ -6215,7 +6169,7 @@
         <w:pStyle w:val="ListParagraph"/>
         <w:numPr>
           <w:ilvl w:val="0"/>
-          <w:numId w:val="5"/>
+          <w:numId w:val="6"/>
         </w:numPr>
         <w:ind w:firstLine="709" w:start="0"/>
         <w:rPr/>
@@ -6233,7 +6187,7 @@
         <w:pStyle w:val="ListParagraph"/>
         <w:numPr>
           <w:ilvl w:val="0"/>
-          <w:numId w:val="5"/>
+          <w:numId w:val="6"/>
         </w:numPr>
         <w:ind w:firstLine="709" w:start="0"/>
         <w:rPr/>
@@ -6251,7 +6205,7 @@
         <w:pStyle w:val="ListParagraph"/>
         <w:numPr>
           <w:ilvl w:val="0"/>
-          <w:numId w:val="5"/>
+          <w:numId w:val="6"/>
         </w:numPr>
         <w:ind w:firstLine="709" w:start="0"/>
         <w:rPr/>
@@ -6465,6 +6419,7 @@
             <w:pPr>
               <w:pStyle w:val="Style26"/>
               <w:widowControl/>
+              <w:suppressAutoHyphens w:val="true"/>
               <w:spacing w:before="0" w:after="0"/>
               <w:jc w:val="center"/>
               <w:rPr>
@@ -6494,6 +6449,7 @@
             <w:pPr>
               <w:pStyle w:val="Style26"/>
               <w:widowControl/>
+              <w:suppressAutoHyphens w:val="true"/>
               <w:spacing w:before="0" w:after="0"/>
               <w:jc w:val="center"/>
               <w:rPr>
@@ -6523,6 +6479,7 @@
             <w:pPr>
               <w:pStyle w:val="Style26"/>
               <w:widowControl/>
+              <w:suppressAutoHyphens w:val="true"/>
               <w:spacing w:before="0" w:after="0"/>
               <w:jc w:val="center"/>
               <w:rPr>
@@ -6552,6 +6509,7 @@
             <w:pPr>
               <w:pStyle w:val="Style26"/>
               <w:widowControl/>
+              <w:suppressAutoHyphens w:val="true"/>
               <w:spacing w:before="0" w:after="0"/>
               <w:jc w:val="center"/>
               <w:rPr>
@@ -6581,6 +6539,7 @@
             <w:pPr>
               <w:pStyle w:val="Style26"/>
               <w:widowControl/>
+              <w:suppressAutoHyphens w:val="true"/>
               <w:spacing w:before="0" w:after="0"/>
               <w:jc w:val="center"/>
               <w:rPr>
@@ -6615,6 +6574,7 @@
             <w:pPr>
               <w:pStyle w:val="Style26"/>
               <w:widowControl/>
+              <w:suppressAutoHyphens w:val="true"/>
               <w:spacing w:before="0" w:after="0"/>
               <w:jc w:val="start"/>
               <w:rPr>
@@ -6643,6 +6603,7 @@
             <w:pPr>
               <w:pStyle w:val="Style26"/>
               <w:widowControl/>
+              <w:suppressAutoHyphens w:val="true"/>
               <w:spacing w:before="0" w:after="0"/>
               <w:jc w:val="start"/>
               <w:rPr>
@@ -6671,6 +6632,7 @@
             <w:pPr>
               <w:pStyle w:val="Style26"/>
               <w:widowControl/>
+              <w:suppressAutoHyphens w:val="true"/>
               <w:spacing w:before="0" w:after="0"/>
               <w:jc w:val="start"/>
               <w:rPr>
@@ -6699,6 +6661,7 @@
             <w:pPr>
               <w:pStyle w:val="Style26"/>
               <w:widowControl/>
+              <w:suppressAutoHyphens w:val="true"/>
               <w:spacing w:before="0" w:after="0"/>
               <w:jc w:val="start"/>
               <w:rPr>
@@ -6727,6 +6690,7 @@
             <w:pPr>
               <w:pStyle w:val="Style26"/>
               <w:widowControl/>
+              <w:suppressAutoHyphens w:val="true"/>
               <w:spacing w:before="0" w:after="0"/>
               <w:jc w:val="start"/>
               <w:rPr>
@@ -6760,6 +6724,7 @@
             <w:pPr>
               <w:pStyle w:val="Style26"/>
               <w:widowControl/>
+              <w:suppressAutoHyphens w:val="true"/>
               <w:spacing w:before="0" w:after="0"/>
               <w:jc w:val="start"/>
               <w:rPr>
@@ -6788,6 +6753,7 @@
             <w:pPr>
               <w:pStyle w:val="Style26"/>
               <w:widowControl/>
+              <w:suppressAutoHyphens w:val="true"/>
               <w:spacing w:before="0" w:after="0"/>
               <w:jc w:val="start"/>
               <w:rPr>
@@ -6816,6 +6782,7 @@
             <w:pPr>
               <w:pStyle w:val="Style26"/>
               <w:widowControl/>
+              <w:suppressAutoHyphens w:val="true"/>
               <w:spacing w:before="0" w:after="0"/>
               <w:jc w:val="start"/>
               <w:rPr>
@@ -6844,6 +6811,7 @@
             <w:pPr>
               <w:pStyle w:val="Style26"/>
               <w:widowControl/>
+              <w:suppressAutoHyphens w:val="true"/>
               <w:spacing w:before="0" w:after="0"/>
               <w:jc w:val="start"/>
               <w:rPr>
@@ -6872,6 +6840,7 @@
             <w:pPr>
               <w:pStyle w:val="Style26"/>
               <w:widowControl/>
+              <w:suppressAutoHyphens w:val="true"/>
               <w:spacing w:before="0" w:after="0"/>
               <w:jc w:val="start"/>
               <w:rPr>
@@ -6905,6 +6874,7 @@
             <w:pPr>
               <w:pStyle w:val="Style26"/>
               <w:widowControl/>
+              <w:suppressAutoHyphens w:val="true"/>
               <w:spacing w:before="0" w:after="0"/>
               <w:jc w:val="start"/>
               <w:rPr>
@@ -6933,6 +6903,7 @@
             <w:pPr>
               <w:pStyle w:val="Style26"/>
               <w:widowControl/>
+              <w:suppressAutoHyphens w:val="true"/>
               <w:spacing w:before="0" w:after="0"/>
               <w:jc w:val="start"/>
               <w:rPr>
@@ -6961,6 +6932,7 @@
             <w:pPr>
               <w:pStyle w:val="Style26"/>
               <w:widowControl/>
+              <w:suppressAutoHyphens w:val="true"/>
               <w:spacing w:before="0" w:after="0"/>
               <w:jc w:val="start"/>
               <w:rPr>
@@ -6989,6 +6961,7 @@
             <w:pPr>
               <w:pStyle w:val="Style26"/>
               <w:widowControl/>
+              <w:suppressAutoHyphens w:val="true"/>
               <w:spacing w:before="0" w:after="0"/>
               <w:jc w:val="start"/>
               <w:rPr>
@@ -7017,6 +6990,7 @@
             <w:pPr>
               <w:pStyle w:val="Style26"/>
               <w:widowControl/>
+              <w:suppressAutoHyphens w:val="true"/>
               <w:spacing w:before="0" w:after="0"/>
               <w:jc w:val="start"/>
               <w:rPr>
@@ -7050,6 +7024,7 @@
             <w:pPr>
               <w:pStyle w:val="Style26"/>
               <w:widowControl/>
+              <w:suppressAutoHyphens w:val="true"/>
               <w:spacing w:before="0" w:after="0"/>
               <w:jc w:val="start"/>
               <w:rPr>
@@ -7078,6 +7053,7 @@
             <w:pPr>
               <w:pStyle w:val="Style26"/>
               <w:widowControl/>
+              <w:suppressAutoHyphens w:val="true"/>
               <w:spacing w:before="0" w:after="0"/>
               <w:jc w:val="start"/>
               <w:rPr>
@@ -7106,6 +7082,7 @@
             <w:pPr>
               <w:pStyle w:val="Style26"/>
               <w:widowControl/>
+              <w:suppressAutoHyphens w:val="true"/>
               <w:spacing w:before="0" w:after="0"/>
               <w:jc w:val="start"/>
               <w:rPr>
@@ -7134,6 +7111,7 @@
             <w:pPr>
               <w:pStyle w:val="Style26"/>
               <w:widowControl/>
+              <w:suppressAutoHyphens w:val="true"/>
               <w:spacing w:before="0" w:after="0"/>
               <w:jc w:val="start"/>
               <w:rPr>
@@ -7162,6 +7140,7 @@
             <w:pPr>
               <w:pStyle w:val="Style26"/>
               <w:widowControl/>
+              <w:suppressAutoHyphens w:val="true"/>
               <w:spacing w:before="0" w:after="0"/>
               <w:jc w:val="start"/>
               <w:rPr>
@@ -7195,6 +7174,7 @@
             <w:pPr>
               <w:pStyle w:val="Style26"/>
               <w:widowControl/>
+              <w:suppressAutoHyphens w:val="true"/>
               <w:spacing w:before="0" w:after="0"/>
               <w:jc w:val="start"/>
               <w:rPr>
@@ -7223,6 +7203,7 @@
             <w:pPr>
               <w:pStyle w:val="Style26"/>
               <w:widowControl/>
+              <w:suppressAutoHyphens w:val="true"/>
               <w:spacing w:before="0" w:after="0"/>
               <w:jc w:val="start"/>
               <w:rPr>
@@ -7251,6 +7232,7 @@
             <w:pPr>
               <w:pStyle w:val="Style26"/>
               <w:widowControl/>
+              <w:suppressAutoHyphens w:val="true"/>
               <w:spacing w:before="0" w:after="0"/>
               <w:jc w:val="start"/>
               <w:rPr>
@@ -7279,6 +7261,7 @@
             <w:pPr>
               <w:pStyle w:val="Style26"/>
               <w:widowControl/>
+              <w:suppressAutoHyphens w:val="true"/>
               <w:spacing w:before="0" w:after="0"/>
               <w:jc w:val="start"/>
               <w:rPr>
@@ -7307,6 +7290,7 @@
             <w:pPr>
               <w:pStyle w:val="Style26"/>
               <w:widowControl/>
+              <w:suppressAutoHyphens w:val="true"/>
               <w:spacing w:before="0" w:after="0"/>
               <w:jc w:val="start"/>
               <w:rPr>
@@ -7340,6 +7324,7 @@
             <w:pPr>
               <w:pStyle w:val="Style26"/>
               <w:widowControl/>
+              <w:suppressAutoHyphens w:val="true"/>
               <w:spacing w:before="0" w:after="0"/>
               <w:jc w:val="start"/>
               <w:rPr>
@@ -7368,6 +7353,7 @@
             <w:pPr>
               <w:pStyle w:val="Style26"/>
               <w:widowControl/>
+              <w:suppressAutoHyphens w:val="true"/>
               <w:spacing w:before="0" w:after="0"/>
               <w:jc w:val="start"/>
               <w:rPr>
@@ -7396,6 +7382,7 @@
             <w:pPr>
               <w:pStyle w:val="Style26"/>
               <w:widowControl/>
+              <w:suppressAutoHyphens w:val="true"/>
               <w:spacing w:before="0" w:after="0"/>
               <w:jc w:val="start"/>
               <w:rPr>
@@ -7424,6 +7411,7 @@
             <w:pPr>
               <w:pStyle w:val="Style26"/>
               <w:widowControl/>
+              <w:suppressAutoHyphens w:val="true"/>
               <w:spacing w:before="0" w:after="0"/>
               <w:jc w:val="start"/>
               <w:rPr>
@@ -7452,6 +7440,7 @@
             <w:pPr>
               <w:pStyle w:val="Style26"/>
               <w:widowControl/>
+              <w:suppressAutoHyphens w:val="true"/>
               <w:spacing w:before="0" w:after="0"/>
               <w:jc w:val="start"/>
               <w:rPr>
@@ -7627,8 +7616,8 @@
         <w:tblLook w:val="04a0"/>
       </w:tblPr>
       <w:tblGrid>
-        <w:gridCol w:w="2399"/>
-        <w:gridCol w:w="2300"/>
+        <w:gridCol w:w="2398"/>
+        <w:gridCol w:w="2301"/>
         <w:gridCol w:w="2301"/>
         <w:gridCol w:w="2355"/>
       </w:tblGrid>
@@ -7639,13 +7628,14 @@
         </w:trPr>
         <w:tc>
           <w:tcPr>
-            <w:tcW w:w="2399" w:type="dxa"/>
-            <w:tcBorders/>
-          </w:tcPr>
-          <w:p>
-            <w:pPr>
-              <w:pStyle w:val="Style26"/>
-              <w:widowControl/>
+            <w:tcW w:w="2398" w:type="dxa"/>
+            <w:tcBorders/>
+          </w:tcPr>
+          <w:p>
+            <w:pPr>
+              <w:pStyle w:val="Style26"/>
+              <w:widowControl/>
+              <w:suppressAutoHyphens w:val="true"/>
               <w:spacing w:before="0" w:after="0"/>
               <w:jc w:val="center"/>
               <w:rPr>
@@ -7668,13 +7658,14 @@
         </w:tc>
         <w:tc>
           <w:tcPr>
-            <w:tcW w:w="2300" w:type="dxa"/>
-            <w:tcBorders/>
-          </w:tcPr>
-          <w:p>
-            <w:pPr>
-              <w:pStyle w:val="Style26"/>
-              <w:widowControl/>
+            <w:tcW w:w="2301" w:type="dxa"/>
+            <w:tcBorders/>
+          </w:tcPr>
+          <w:p>
+            <w:pPr>
+              <w:pStyle w:val="Style26"/>
+              <w:widowControl/>
+              <w:suppressAutoHyphens w:val="true"/>
               <w:spacing w:before="0" w:after="0"/>
               <w:jc w:val="center"/>
               <w:rPr>
@@ -7704,6 +7695,7 @@
             <w:pPr>
               <w:pStyle w:val="Style26"/>
               <w:widowControl/>
+              <w:suppressAutoHyphens w:val="true"/>
               <w:spacing w:before="0" w:after="0"/>
               <w:jc w:val="center"/>
               <w:rPr>
@@ -7733,6 +7725,7 @@
             <w:pPr>
               <w:pStyle w:val="Style26"/>
               <w:widowControl/>
+              <w:suppressAutoHyphens w:val="true"/>
               <w:spacing w:before="0" w:after="0"/>
               <w:jc w:val="center"/>
               <w:rPr>
@@ -7760,13 +7753,14 @@
         </w:trPr>
         <w:tc>
           <w:tcPr>
-            <w:tcW w:w="2399" w:type="dxa"/>
-            <w:tcBorders/>
-          </w:tcPr>
-          <w:p>
-            <w:pPr>
-              <w:pStyle w:val="Style26"/>
-              <w:widowControl/>
+            <w:tcW w:w="2398" w:type="dxa"/>
+            <w:tcBorders/>
+          </w:tcPr>
+          <w:p>
+            <w:pPr>
+              <w:pStyle w:val="Style26"/>
+              <w:widowControl/>
+              <w:suppressAutoHyphens w:val="true"/>
               <w:spacing w:before="0" w:after="0"/>
               <w:jc w:val="start"/>
               <w:rPr>
@@ -7788,13 +7782,14 @@
         </w:tc>
         <w:tc>
           <w:tcPr>
-            <w:tcW w:w="2300" w:type="dxa"/>
-            <w:tcBorders/>
-          </w:tcPr>
-          <w:p>
-            <w:pPr>
-              <w:pStyle w:val="Style26"/>
-              <w:widowControl/>
+            <w:tcW w:w="2301" w:type="dxa"/>
+            <w:tcBorders/>
+          </w:tcPr>
+          <w:p>
+            <w:pPr>
+              <w:pStyle w:val="Style26"/>
+              <w:widowControl/>
+              <w:suppressAutoHyphens w:val="true"/>
               <w:spacing w:before="0" w:after="0"/>
               <w:jc w:val="start"/>
               <w:rPr>
@@ -7823,6 +7818,7 @@
             <w:pPr>
               <w:pStyle w:val="Style26"/>
               <w:widowControl/>
+              <w:suppressAutoHyphens w:val="true"/>
               <w:spacing w:before="0" w:after="0"/>
               <w:jc w:val="start"/>
               <w:rPr>
@@ -7851,6 +7847,7 @@
             <w:pPr>
               <w:pStyle w:val="Style26"/>
               <w:widowControl/>
+              <w:suppressAutoHyphens w:val="true"/>
               <w:spacing w:before="0" w:after="0"/>
               <w:jc w:val="start"/>
               <w:rPr>
@@ -7877,13 +7874,14 @@
         </w:trPr>
         <w:tc>
           <w:tcPr>
-            <w:tcW w:w="2399" w:type="dxa"/>
-            <w:tcBorders/>
-          </w:tcPr>
-          <w:p>
-            <w:pPr>
-              <w:pStyle w:val="Style26"/>
-              <w:widowControl/>
+            <w:tcW w:w="2398" w:type="dxa"/>
+            <w:tcBorders/>
+          </w:tcPr>
+          <w:p>
+            <w:pPr>
+              <w:pStyle w:val="Style26"/>
+              <w:widowControl/>
+              <w:suppressAutoHyphens w:val="true"/>
               <w:spacing w:before="0" w:after="0"/>
               <w:jc w:val="start"/>
               <w:rPr>
@@ -7905,13 +7903,14 @@
         </w:tc>
         <w:tc>
           <w:tcPr>
-            <w:tcW w:w="2300" w:type="dxa"/>
-            <w:tcBorders/>
-          </w:tcPr>
-          <w:p>
-            <w:pPr>
-              <w:pStyle w:val="Style26"/>
-              <w:widowControl/>
+            <w:tcW w:w="2301" w:type="dxa"/>
+            <w:tcBorders/>
+          </w:tcPr>
+          <w:p>
+            <w:pPr>
+              <w:pStyle w:val="Style26"/>
+              <w:widowControl/>
+              <w:suppressAutoHyphens w:val="true"/>
               <w:spacing w:before="0" w:after="0"/>
               <w:jc w:val="start"/>
               <w:rPr>
@@ -7940,6 +7939,7 @@
             <w:pPr>
               <w:pStyle w:val="Style26"/>
               <w:widowControl/>
+              <w:suppressAutoHyphens w:val="true"/>
               <w:spacing w:before="0" w:after="0"/>
               <w:jc w:val="start"/>
               <w:rPr>
@@ -7968,6 +7968,7 @@
             <w:pPr>
               <w:pStyle w:val="Style26"/>
               <w:widowControl/>
+              <w:suppressAutoHyphens w:val="true"/>
               <w:spacing w:before="0" w:after="0"/>
               <w:jc w:val="start"/>
               <w:rPr>
@@ -7994,13 +7995,14 @@
         </w:trPr>
         <w:tc>
           <w:tcPr>
-            <w:tcW w:w="2399" w:type="dxa"/>
-            <w:tcBorders/>
-          </w:tcPr>
-          <w:p>
-            <w:pPr>
-              <w:pStyle w:val="Style26"/>
-              <w:widowControl/>
+            <w:tcW w:w="2398" w:type="dxa"/>
+            <w:tcBorders/>
+          </w:tcPr>
+          <w:p>
+            <w:pPr>
+              <w:pStyle w:val="Style26"/>
+              <w:widowControl/>
+              <w:suppressAutoHyphens w:val="true"/>
               <w:spacing w:before="0" w:after="0"/>
               <w:jc w:val="start"/>
               <w:rPr>
@@ -8022,13 +8024,14 @@
         </w:tc>
         <w:tc>
           <w:tcPr>
-            <w:tcW w:w="2300" w:type="dxa"/>
-            <w:tcBorders/>
-          </w:tcPr>
-          <w:p>
-            <w:pPr>
-              <w:pStyle w:val="Style26"/>
-              <w:widowControl/>
+            <w:tcW w:w="2301" w:type="dxa"/>
+            <w:tcBorders/>
+          </w:tcPr>
+          <w:p>
+            <w:pPr>
+              <w:pStyle w:val="Style26"/>
+              <w:widowControl/>
+              <w:suppressAutoHyphens w:val="true"/>
               <w:spacing w:before="0" w:after="0"/>
               <w:jc w:val="start"/>
               <w:rPr>
@@ -8057,6 +8060,7 @@
             <w:pPr>
               <w:pStyle w:val="Style26"/>
               <w:widowControl/>
+              <w:suppressAutoHyphens w:val="true"/>
               <w:spacing w:before="0" w:after="0"/>
               <w:jc w:val="start"/>
               <w:rPr>
@@ -8085,6 +8089,7 @@
             <w:pPr>
               <w:pStyle w:val="Style26"/>
               <w:widowControl/>
+              <w:suppressAutoHyphens w:val="true"/>
               <w:spacing w:before="0" w:after="0"/>
               <w:jc w:val="start"/>
               <w:rPr>
@@ -8111,13 +8116,14 @@
         </w:trPr>
         <w:tc>
           <w:tcPr>
-            <w:tcW w:w="2399" w:type="dxa"/>
-            <w:tcBorders/>
-          </w:tcPr>
-          <w:p>
-            <w:pPr>
-              <w:pStyle w:val="Style26"/>
-              <w:widowControl/>
+            <w:tcW w:w="2398" w:type="dxa"/>
+            <w:tcBorders/>
+          </w:tcPr>
+          <w:p>
+            <w:pPr>
+              <w:pStyle w:val="Style26"/>
+              <w:widowControl/>
+              <w:suppressAutoHyphens w:val="true"/>
               <w:spacing w:before="0" w:after="0"/>
               <w:jc w:val="start"/>
               <w:rPr>
@@ -8139,13 +8145,14 @@
         </w:tc>
         <w:tc>
           <w:tcPr>
-            <w:tcW w:w="2300" w:type="dxa"/>
-            <w:tcBorders/>
-          </w:tcPr>
-          <w:p>
-            <w:pPr>
-              <w:pStyle w:val="Style26"/>
-              <w:widowControl/>
+            <w:tcW w:w="2301" w:type="dxa"/>
+            <w:tcBorders/>
+          </w:tcPr>
+          <w:p>
+            <w:pPr>
+              <w:pStyle w:val="Style26"/>
+              <w:widowControl/>
+              <w:suppressAutoHyphens w:val="true"/>
               <w:spacing w:before="0" w:after="0"/>
               <w:jc w:val="start"/>
               <w:rPr>
@@ -8174,6 +8181,7 @@
             <w:pPr>
               <w:pStyle w:val="Style26"/>
               <w:widowControl/>
+              <w:suppressAutoHyphens w:val="true"/>
               <w:spacing w:before="0" w:after="0"/>
               <w:jc w:val="start"/>
               <w:rPr>
@@ -8202,6 +8210,7 @@
             <w:pPr>
               <w:pStyle w:val="Style26"/>
               <w:widowControl/>
+              <w:suppressAutoHyphens w:val="true"/>
               <w:spacing w:before="0" w:after="0"/>
               <w:jc w:val="start"/>
               <w:rPr>
@@ -8228,13 +8237,14 @@
         </w:trPr>
         <w:tc>
           <w:tcPr>
-            <w:tcW w:w="2399" w:type="dxa"/>
-            <w:tcBorders/>
-          </w:tcPr>
-          <w:p>
-            <w:pPr>
-              <w:pStyle w:val="Style26"/>
-              <w:widowControl/>
+            <w:tcW w:w="2398" w:type="dxa"/>
+            <w:tcBorders/>
+          </w:tcPr>
+          <w:p>
+            <w:pPr>
+              <w:pStyle w:val="Style26"/>
+              <w:widowControl/>
+              <w:suppressAutoHyphens w:val="true"/>
               <w:spacing w:before="0" w:after="0"/>
               <w:jc w:val="start"/>
               <w:rPr>
@@ -8256,13 +8266,14 @@
         </w:tc>
         <w:tc>
           <w:tcPr>
-            <w:tcW w:w="2300" w:type="dxa"/>
-            <w:tcBorders/>
-          </w:tcPr>
-          <w:p>
-            <w:pPr>
-              <w:pStyle w:val="Style26"/>
-              <w:widowControl/>
+            <w:tcW w:w="2301" w:type="dxa"/>
+            <w:tcBorders/>
+          </w:tcPr>
+          <w:p>
+            <w:pPr>
+              <w:pStyle w:val="Style26"/>
+              <w:widowControl/>
+              <w:suppressAutoHyphens w:val="true"/>
               <w:spacing w:before="0" w:after="0"/>
               <w:jc w:val="start"/>
               <w:rPr>
@@ -8291,6 +8302,7 @@
             <w:pPr>
               <w:pStyle w:val="Style26"/>
               <w:widowControl/>
+              <w:suppressAutoHyphens w:val="true"/>
               <w:spacing w:before="0" w:after="0"/>
               <w:jc w:val="start"/>
               <w:rPr>
@@ -8319,6 +8331,7 @@
             <w:pPr>
               <w:pStyle w:val="Style26"/>
               <w:widowControl/>
+              <w:suppressAutoHyphens w:val="true"/>
               <w:spacing w:before="0" w:after="0"/>
               <w:jc w:val="start"/>
               <w:rPr>
@@ -8345,13 +8358,14 @@
         </w:trPr>
         <w:tc>
           <w:tcPr>
-            <w:tcW w:w="2399" w:type="dxa"/>
-            <w:tcBorders/>
-          </w:tcPr>
-          <w:p>
-            <w:pPr>
-              <w:pStyle w:val="Style26"/>
-              <w:widowControl/>
+            <w:tcW w:w="2398" w:type="dxa"/>
+            <w:tcBorders/>
+          </w:tcPr>
+          <w:p>
+            <w:pPr>
+              <w:pStyle w:val="Style26"/>
+              <w:widowControl/>
+              <w:suppressAutoHyphens w:val="true"/>
               <w:spacing w:before="0" w:after="0"/>
               <w:jc w:val="start"/>
               <w:rPr>
@@ -8373,13 +8387,14 @@
         </w:tc>
         <w:tc>
           <w:tcPr>
-            <w:tcW w:w="2300" w:type="dxa"/>
-            <w:tcBorders/>
-          </w:tcPr>
-          <w:p>
-            <w:pPr>
-              <w:pStyle w:val="Style26"/>
-              <w:widowControl/>
+            <w:tcW w:w="2301" w:type="dxa"/>
+            <w:tcBorders/>
+          </w:tcPr>
+          <w:p>
+            <w:pPr>
+              <w:pStyle w:val="Style26"/>
+              <w:widowControl/>
+              <w:suppressAutoHyphens w:val="true"/>
               <w:spacing w:before="0" w:after="0"/>
               <w:jc w:val="start"/>
               <w:rPr>
@@ -8408,6 +8423,7 @@
             <w:pPr>
               <w:pStyle w:val="Style26"/>
               <w:widowControl/>
+              <w:suppressAutoHyphens w:val="true"/>
               <w:spacing w:before="0" w:after="0"/>
               <w:jc w:val="start"/>
               <w:rPr>
@@ -8436,6 +8452,7 @@
             <w:pPr>
               <w:pStyle w:val="Style26"/>
               <w:widowControl/>
+              <w:suppressAutoHyphens w:val="true"/>
               <w:spacing w:before="0" w:after="0"/>
               <w:jc w:val="start"/>
               <w:rPr>
@@ -8624,8 +8641,8 @@
         <w:tblLook w:val="04a0"/>
       </w:tblPr>
       <w:tblGrid>
-        <w:gridCol w:w="2399"/>
-        <w:gridCol w:w="2300"/>
+        <w:gridCol w:w="2398"/>
+        <w:gridCol w:w="2301"/>
         <w:gridCol w:w="2301"/>
         <w:gridCol w:w="2355"/>
       </w:tblGrid>
@@ -8636,13 +8653,14 @@
         </w:trPr>
         <w:tc>
           <w:tcPr>
-            <w:tcW w:w="2399" w:type="dxa"/>
-            <w:tcBorders/>
-          </w:tcPr>
-          <w:p>
-            <w:pPr>
-              <w:pStyle w:val="Style26"/>
-              <w:widowControl/>
+            <w:tcW w:w="2398" w:type="dxa"/>
+            <w:tcBorders/>
+          </w:tcPr>
+          <w:p>
+            <w:pPr>
+              <w:pStyle w:val="Style26"/>
+              <w:widowControl/>
+              <w:suppressAutoHyphens w:val="true"/>
               <w:spacing w:before="0" w:after="0"/>
               <w:jc w:val="center"/>
               <w:rPr>
@@ -8665,13 +8683,14 @@
         </w:tc>
         <w:tc>
           <w:tcPr>
-            <w:tcW w:w="2300" w:type="dxa"/>
-            <w:tcBorders/>
-          </w:tcPr>
-          <w:p>
-            <w:pPr>
-              <w:pStyle w:val="Style26"/>
-              <w:widowControl/>
+            <w:tcW w:w="2301" w:type="dxa"/>
+            <w:tcBorders/>
+          </w:tcPr>
+          <w:p>
+            <w:pPr>
+              <w:pStyle w:val="Style26"/>
+              <w:widowControl/>
+              <w:suppressAutoHyphens w:val="true"/>
               <w:spacing w:before="0" w:after="0"/>
               <w:jc w:val="center"/>
               <w:rPr>
@@ -8701,6 +8720,7 @@
             <w:pPr>
               <w:pStyle w:val="Style26"/>
               <w:widowControl/>
+              <w:suppressAutoHyphens w:val="true"/>
               <w:spacing w:before="0" w:after="0"/>
               <w:jc w:val="center"/>
               <w:rPr>
@@ -8730,6 +8750,7 @@
             <w:pPr>
               <w:pStyle w:val="Style26"/>
               <w:widowControl/>
+              <w:suppressAutoHyphens w:val="true"/>
               <w:spacing w:before="0" w:after="0"/>
               <w:jc w:val="center"/>
               <w:rPr>
@@ -8757,13 +8778,14 @@
         </w:trPr>
         <w:tc>
           <w:tcPr>
-            <w:tcW w:w="2399" w:type="dxa"/>
-            <w:tcBorders/>
-          </w:tcPr>
-          <w:p>
-            <w:pPr>
-              <w:pStyle w:val="Style26"/>
-              <w:widowControl/>
+            <w:tcW w:w="2398" w:type="dxa"/>
+            <w:tcBorders/>
+          </w:tcPr>
+          <w:p>
+            <w:pPr>
+              <w:pStyle w:val="Style26"/>
+              <w:widowControl/>
+              <w:suppressAutoHyphens w:val="true"/>
               <w:spacing w:before="0" w:after="0"/>
               <w:jc w:val="start"/>
               <w:rPr>
@@ -8785,13 +8807,14 @@
         </w:tc>
         <w:tc>
           <w:tcPr>
-            <w:tcW w:w="2300" w:type="dxa"/>
-            <w:tcBorders/>
-          </w:tcPr>
-          <w:p>
-            <w:pPr>
-              <w:pStyle w:val="Style26"/>
-              <w:widowControl/>
+            <w:tcW w:w="2301" w:type="dxa"/>
+            <w:tcBorders/>
+          </w:tcPr>
+          <w:p>
+            <w:pPr>
+              <w:pStyle w:val="Style26"/>
+              <w:widowControl/>
+              <w:suppressAutoHyphens w:val="true"/>
               <w:spacing w:before="0" w:after="0"/>
               <w:jc w:val="start"/>
               <w:rPr>
@@ -8820,6 +8843,7 @@
             <w:pPr>
               <w:pStyle w:val="Style26"/>
               <w:widowControl/>
+              <w:suppressAutoHyphens w:val="true"/>
               <w:spacing w:before="0" w:after="0"/>
               <w:jc w:val="start"/>
               <w:rPr>
@@ -8848,6 +8872,7 @@
             <w:pPr>
               <w:pStyle w:val="Style26"/>
               <w:widowControl/>
+              <w:suppressAutoHyphens w:val="true"/>
               <w:spacing w:before="0" w:after="0"/>
               <w:jc w:val="start"/>
               <w:rPr>
@@ -8874,13 +8899,14 @@
         </w:trPr>
         <w:tc>
           <w:tcPr>
-            <w:tcW w:w="2399" w:type="dxa"/>
-            <w:tcBorders/>
-          </w:tcPr>
-          <w:p>
-            <w:pPr>
-              <w:pStyle w:val="Style26"/>
-              <w:widowControl/>
+            <w:tcW w:w="2398" w:type="dxa"/>
+            <w:tcBorders/>
+          </w:tcPr>
+          <w:p>
+            <w:pPr>
+              <w:pStyle w:val="Style26"/>
+              <w:widowControl/>
+              <w:suppressAutoHyphens w:val="true"/>
               <w:spacing w:before="0" w:after="0"/>
               <w:jc w:val="start"/>
               <w:rPr>
@@ -8902,13 +8928,14 @@
         </w:tc>
         <w:tc>
           <w:tcPr>
-            <w:tcW w:w="2300" w:type="dxa"/>
-            <w:tcBorders/>
-          </w:tcPr>
-          <w:p>
-            <w:pPr>
-              <w:pStyle w:val="Style26"/>
-              <w:widowControl/>
+            <w:tcW w:w="2301" w:type="dxa"/>
+            <w:tcBorders/>
+          </w:tcPr>
+          <w:p>
+            <w:pPr>
+              <w:pStyle w:val="Style26"/>
+              <w:widowControl/>
+              <w:suppressAutoHyphens w:val="true"/>
               <w:spacing w:before="0" w:after="0"/>
               <w:jc w:val="start"/>
               <w:rPr>
@@ -8937,6 +8964,7 @@
             <w:pPr>
               <w:pStyle w:val="Style26"/>
               <w:widowControl/>
+              <w:suppressAutoHyphens w:val="true"/>
               <w:spacing w:before="0" w:after="0"/>
               <w:jc w:val="start"/>
               <w:rPr>
@@ -8965,6 +8993,7 @@
             <w:pPr>
               <w:pStyle w:val="Style26"/>
               <w:widowControl/>
+              <w:suppressAutoHyphens w:val="true"/>
               <w:spacing w:before="0" w:after="0"/>
               <w:jc w:val="start"/>
               <w:rPr>
@@ -8991,13 +9020,14 @@
         </w:trPr>
         <w:tc>
           <w:tcPr>
-            <w:tcW w:w="2399" w:type="dxa"/>
-            <w:tcBorders/>
-          </w:tcPr>
-          <w:p>
-            <w:pPr>
-              <w:pStyle w:val="Style26"/>
-              <w:widowControl/>
+            <w:tcW w:w="2398" w:type="dxa"/>
+            <w:tcBorders/>
+          </w:tcPr>
+          <w:p>
+            <w:pPr>
+              <w:pStyle w:val="Style26"/>
+              <w:widowControl/>
+              <w:suppressAutoHyphens w:val="true"/>
               <w:spacing w:before="0" w:after="0"/>
               <w:jc w:val="start"/>
               <w:rPr>
@@ -9019,13 +9049,14 @@
         </w:tc>
         <w:tc>
           <w:tcPr>
-            <w:tcW w:w="2300" w:type="dxa"/>
-            <w:tcBorders/>
-          </w:tcPr>
-          <w:p>
-            <w:pPr>
-              <w:pStyle w:val="Style26"/>
-              <w:widowControl/>
+            <w:tcW w:w="2301" w:type="dxa"/>
+            <w:tcBorders/>
+          </w:tcPr>
+          <w:p>
+            <w:pPr>
+              <w:pStyle w:val="Style26"/>
+              <w:widowControl/>
+              <w:suppressAutoHyphens w:val="true"/>
               <w:spacing w:before="0" w:after="0"/>
               <w:jc w:val="start"/>
               <w:rPr>
@@ -9054,6 +9085,7 @@
             <w:pPr>
               <w:pStyle w:val="Style26"/>
               <w:widowControl/>
+              <w:suppressAutoHyphens w:val="true"/>
               <w:spacing w:before="0" w:after="0"/>
               <w:jc w:val="start"/>
               <w:rPr>
@@ -9082,6 +9114,7 @@
             <w:pPr>
               <w:pStyle w:val="Style26"/>
               <w:widowControl/>
+              <w:suppressAutoHyphens w:val="true"/>
               <w:spacing w:before="0" w:after="0"/>
               <w:jc w:val="start"/>
               <w:rPr>
@@ -9108,13 +9141,14 @@
         </w:trPr>
         <w:tc>
           <w:tcPr>
-            <w:tcW w:w="2399" w:type="dxa"/>
-            <w:tcBorders/>
-          </w:tcPr>
-          <w:p>
-            <w:pPr>
-              <w:pStyle w:val="Style26"/>
-              <w:widowControl/>
+            <w:tcW w:w="2398" w:type="dxa"/>
+            <w:tcBorders/>
+          </w:tcPr>
+          <w:p>
+            <w:pPr>
+              <w:pStyle w:val="Style26"/>
+              <w:widowControl/>
+              <w:suppressAutoHyphens w:val="true"/>
               <w:spacing w:before="0" w:after="0"/>
               <w:jc w:val="start"/>
               <w:rPr>
@@ -9136,13 +9170,14 @@
         </w:tc>
         <w:tc>
           <w:tcPr>
-            <w:tcW w:w="2300" w:type="dxa"/>
-            <w:tcBorders/>
-          </w:tcPr>
-          <w:p>
-            <w:pPr>
-              <w:pStyle w:val="Style26"/>
-              <w:widowControl/>
+            <w:tcW w:w="2301" w:type="dxa"/>
+            <w:tcBorders/>
+          </w:tcPr>
+          <w:p>
+            <w:pPr>
+              <w:pStyle w:val="Style26"/>
+              <w:widowControl/>
+              <w:suppressAutoHyphens w:val="true"/>
               <w:spacing w:before="0" w:after="0"/>
               <w:jc w:val="start"/>
               <w:rPr>
@@ -9171,6 +9206,7 @@
             <w:pPr>
               <w:pStyle w:val="Style26"/>
               <w:widowControl/>
+              <w:suppressAutoHyphens w:val="true"/>
               <w:spacing w:before="0" w:after="0"/>
               <w:jc w:val="start"/>
               <w:rPr>
@@ -9199,6 +9235,7 @@
             <w:pPr>
               <w:pStyle w:val="Style26"/>
               <w:widowControl/>
+              <w:suppressAutoHyphens w:val="true"/>
               <w:spacing w:before="0" w:after="0"/>
               <w:jc w:val="start"/>
               <w:rPr>
@@ -9225,13 +9262,14 @@
         </w:trPr>
         <w:tc>
           <w:tcPr>
-            <w:tcW w:w="2399" w:type="dxa"/>
-            <w:tcBorders/>
-          </w:tcPr>
-          <w:p>
-            <w:pPr>
-              <w:pStyle w:val="Style26"/>
-              <w:widowControl/>
+            <w:tcW w:w="2398" w:type="dxa"/>
+            <w:tcBorders/>
+          </w:tcPr>
+          <w:p>
+            <w:pPr>
+              <w:pStyle w:val="Style26"/>
+              <w:widowControl/>
+              <w:suppressAutoHyphens w:val="true"/>
               <w:spacing w:before="0" w:after="0"/>
               <w:jc w:val="start"/>
               <w:rPr>
@@ -9253,13 +9291,14 @@
         </w:tc>
         <w:tc>
           <w:tcPr>
-            <w:tcW w:w="2300" w:type="dxa"/>
-            <w:tcBorders/>
-          </w:tcPr>
-          <w:p>
-            <w:pPr>
-              <w:pStyle w:val="Style26"/>
-              <w:widowControl/>
+            <w:tcW w:w="2301" w:type="dxa"/>
+            <w:tcBorders/>
+          </w:tcPr>
+          <w:p>
+            <w:pPr>
+              <w:pStyle w:val="Style26"/>
+              <w:widowControl/>
+              <w:suppressAutoHyphens w:val="true"/>
               <w:spacing w:before="0" w:after="0"/>
               <w:jc w:val="start"/>
               <w:rPr>
@@ -9288,6 +9327,7 @@
             <w:pPr>
               <w:pStyle w:val="Style26"/>
               <w:widowControl/>
+              <w:suppressAutoHyphens w:val="true"/>
               <w:spacing w:before="0" w:after="0"/>
               <w:jc w:val="start"/>
               <w:rPr>
@@ -9316,6 +9356,7 @@
             <w:pPr>
               <w:pStyle w:val="Style26"/>
               <w:widowControl/>
+              <w:suppressAutoHyphens w:val="true"/>
               <w:spacing w:before="0" w:after="0"/>
               <w:jc w:val="start"/>
               <w:rPr>
@@ -9342,13 +9383,14 @@
         </w:trPr>
         <w:tc>
           <w:tcPr>
-            <w:tcW w:w="2399" w:type="dxa"/>
-            <w:tcBorders/>
-          </w:tcPr>
-          <w:p>
-            <w:pPr>
-              <w:pStyle w:val="Style26"/>
-              <w:widowControl/>
+            <w:tcW w:w="2398" w:type="dxa"/>
+            <w:tcBorders/>
+          </w:tcPr>
+          <w:p>
+            <w:pPr>
+              <w:pStyle w:val="Style26"/>
+              <w:widowControl/>
+              <w:suppressAutoHyphens w:val="true"/>
               <w:spacing w:before="0" w:after="0"/>
               <w:jc w:val="start"/>
               <w:rPr>
@@ -9370,13 +9412,14 @@
         </w:tc>
         <w:tc>
           <w:tcPr>
-            <w:tcW w:w="2300" w:type="dxa"/>
-            <w:tcBorders/>
-          </w:tcPr>
-          <w:p>
-            <w:pPr>
-              <w:pStyle w:val="Style26"/>
-              <w:widowControl/>
+            <w:tcW w:w="2301" w:type="dxa"/>
+            <w:tcBorders/>
+          </w:tcPr>
+          <w:p>
+            <w:pPr>
+              <w:pStyle w:val="Style26"/>
+              <w:widowControl/>
+              <w:suppressAutoHyphens w:val="true"/>
               <w:spacing w:before="0" w:after="0"/>
               <w:jc w:val="start"/>
               <w:rPr>
@@ -9405,6 +9448,7 @@
             <w:pPr>
               <w:pStyle w:val="Style26"/>
               <w:widowControl/>
+              <w:suppressAutoHyphens w:val="true"/>
               <w:spacing w:before="0" w:after="0"/>
               <w:jc w:val="start"/>
               <w:rPr>
@@ -9433,6 +9477,7 @@
             <w:pPr>
               <w:pStyle w:val="Style26"/>
               <w:widowControl/>
+              <w:suppressAutoHyphens w:val="true"/>
               <w:spacing w:before="0" w:after="0"/>
               <w:jc w:val="start"/>
               <w:rPr>
@@ -9595,8 +9640,8 @@
         <w:tblLook w:val="04a0"/>
       </w:tblPr>
       <w:tblGrid>
-        <w:gridCol w:w="2399"/>
-        <w:gridCol w:w="2300"/>
+        <w:gridCol w:w="2398"/>
+        <w:gridCol w:w="2301"/>
         <w:gridCol w:w="2301"/>
         <w:gridCol w:w="2355"/>
       </w:tblGrid>
@@ -9607,13 +9652,14 @@
         </w:trPr>
         <w:tc>
           <w:tcPr>
-            <w:tcW w:w="2399" w:type="dxa"/>
-            <w:tcBorders/>
-          </w:tcPr>
-          <w:p>
-            <w:pPr>
-              <w:pStyle w:val="Style26"/>
-              <w:widowControl/>
+            <w:tcW w:w="2398" w:type="dxa"/>
+            <w:tcBorders/>
+          </w:tcPr>
+          <w:p>
+            <w:pPr>
+              <w:pStyle w:val="Style26"/>
+              <w:widowControl/>
+              <w:suppressAutoHyphens w:val="true"/>
               <w:spacing w:before="0" w:after="0"/>
               <w:jc w:val="center"/>
               <w:rPr>
@@ -9636,13 +9682,14 @@
         </w:tc>
         <w:tc>
           <w:tcPr>
-            <w:tcW w:w="2300" w:type="dxa"/>
-            <w:tcBorders/>
-          </w:tcPr>
-          <w:p>
-            <w:pPr>
-              <w:pStyle w:val="Style26"/>
-              <w:widowControl/>
+            <w:tcW w:w="2301" w:type="dxa"/>
+            <w:tcBorders/>
+          </w:tcPr>
+          <w:p>
+            <w:pPr>
+              <w:pStyle w:val="Style26"/>
+              <w:widowControl/>
+              <w:suppressAutoHyphens w:val="true"/>
               <w:spacing w:before="0" w:after="0"/>
               <w:jc w:val="center"/>
               <w:rPr>
@@ -9672,6 +9719,7 @@
             <w:pPr>
               <w:pStyle w:val="Style26"/>
               <w:widowControl/>
+              <w:suppressAutoHyphens w:val="true"/>
               <w:spacing w:before="0" w:after="0"/>
               <w:jc w:val="center"/>
               <w:rPr>
@@ -9701,6 +9749,7 @@
             <w:pPr>
               <w:pStyle w:val="Style26"/>
               <w:widowControl/>
+              <w:suppressAutoHyphens w:val="true"/>
               <w:spacing w:before="0" w:after="0"/>
               <w:jc w:val="center"/>
               <w:rPr>
@@ -9728,13 +9777,14 @@
         </w:trPr>
         <w:tc>
           <w:tcPr>
-            <w:tcW w:w="2399" w:type="dxa"/>
-            <w:tcBorders/>
-          </w:tcPr>
-          <w:p>
-            <w:pPr>
-              <w:pStyle w:val="Style26"/>
-              <w:widowControl/>
+            <w:tcW w:w="2398" w:type="dxa"/>
+            <w:tcBorders/>
+          </w:tcPr>
+          <w:p>
+            <w:pPr>
+              <w:pStyle w:val="Style26"/>
+              <w:widowControl/>
+              <w:suppressAutoHyphens w:val="true"/>
               <w:spacing w:before="0" w:after="0"/>
               <w:jc w:val="start"/>
               <w:rPr>
@@ -9756,13 +9806,14 @@
         </w:tc>
         <w:tc>
           <w:tcPr>
-            <w:tcW w:w="2300" w:type="dxa"/>
-            <w:tcBorders/>
-          </w:tcPr>
-          <w:p>
-            <w:pPr>
-              <w:pStyle w:val="Style26"/>
-              <w:widowControl/>
+            <w:tcW w:w="2301" w:type="dxa"/>
+            <w:tcBorders/>
+          </w:tcPr>
+          <w:p>
+            <w:pPr>
+              <w:pStyle w:val="Style26"/>
+              <w:widowControl/>
+              <w:suppressAutoHyphens w:val="true"/>
               <w:spacing w:before="0" w:after="0"/>
               <w:jc w:val="start"/>
               <w:rPr>
@@ -9791,6 +9842,7 @@
             <w:pPr>
               <w:pStyle w:val="Style26"/>
               <w:widowControl/>
+              <w:suppressAutoHyphens w:val="true"/>
               <w:spacing w:before="0" w:after="0"/>
               <w:jc w:val="start"/>
               <w:rPr>
@@ -9819,6 +9871,7 @@
             <w:pPr>
               <w:pStyle w:val="Style26"/>
               <w:widowControl/>
+              <w:suppressAutoHyphens w:val="true"/>
               <w:spacing w:before="0" w:after="0"/>
               <w:jc w:val="start"/>
               <w:rPr>
@@ -9845,13 +9898,14 @@
         </w:trPr>
         <w:tc>
           <w:tcPr>
-            <w:tcW w:w="2399" w:type="dxa"/>
-            <w:tcBorders/>
-          </w:tcPr>
-          <w:p>
-            <w:pPr>
-              <w:pStyle w:val="Style26"/>
-              <w:widowControl/>
+            <w:tcW w:w="2398" w:type="dxa"/>
+            <w:tcBorders/>
+          </w:tcPr>
+          <w:p>
+            <w:pPr>
+              <w:pStyle w:val="Style26"/>
+              <w:widowControl/>
+              <w:suppressAutoHyphens w:val="true"/>
               <w:spacing w:before="0" w:after="0"/>
               <w:jc w:val="start"/>
               <w:rPr>
@@ -9873,13 +9927,14 @@
         </w:tc>
         <w:tc>
           <w:tcPr>
-            <w:tcW w:w="2300" w:type="dxa"/>
-            <w:tcBorders/>
-          </w:tcPr>
-          <w:p>
-            <w:pPr>
-              <w:pStyle w:val="Style26"/>
-              <w:widowControl/>
+            <w:tcW w:w="2301" w:type="dxa"/>
+            <w:tcBorders/>
+          </w:tcPr>
+          <w:p>
+            <w:pPr>
+              <w:pStyle w:val="Style26"/>
+              <w:widowControl/>
+              <w:suppressAutoHyphens w:val="true"/>
               <w:spacing w:before="0" w:after="0"/>
               <w:jc w:val="start"/>
               <w:rPr>
@@ -9908,6 +9963,7 @@
             <w:pPr>
               <w:pStyle w:val="Style26"/>
               <w:widowControl/>
+              <w:suppressAutoHyphens w:val="true"/>
               <w:spacing w:before="0" w:after="0"/>
               <w:jc w:val="start"/>
               <w:rPr>
@@ -9936,6 +9992,7 @@
             <w:pPr>
               <w:pStyle w:val="Style26"/>
               <w:widowControl/>
+              <w:suppressAutoHyphens w:val="true"/>
               <w:spacing w:before="0" w:after="0"/>
               <w:jc w:val="start"/>
               <w:rPr>
@@ -9962,13 +10019,14 @@
         </w:trPr>
         <w:tc>
           <w:tcPr>
-            <w:tcW w:w="2399" w:type="dxa"/>
-            <w:tcBorders/>
-          </w:tcPr>
-          <w:p>
-            <w:pPr>
-              <w:pStyle w:val="Style26"/>
-              <w:widowControl/>
+            <w:tcW w:w="2398" w:type="dxa"/>
+            <w:tcBorders/>
+          </w:tcPr>
+          <w:p>
+            <w:pPr>
+              <w:pStyle w:val="Style26"/>
+              <w:widowControl/>
+              <w:suppressAutoHyphens w:val="true"/>
               <w:spacing w:before="0" w:after="0"/>
               <w:jc w:val="start"/>
               <w:rPr>
@@ -9990,13 +10048,14 @@
         </w:tc>
         <w:tc>
           <w:tcPr>
-            <w:tcW w:w="2300" w:type="dxa"/>
-            <w:tcBorders/>
-          </w:tcPr>
-          <w:p>
-            <w:pPr>
-              <w:pStyle w:val="Style26"/>
-              <w:widowControl/>
+            <w:tcW w:w="2301" w:type="dxa"/>
+            <w:tcBorders/>
+          </w:tcPr>
+          <w:p>
+            <w:pPr>
+              <w:pStyle w:val="Style26"/>
+              <w:widowControl/>
+              <w:suppressAutoHyphens w:val="true"/>
               <w:spacing w:before="0" w:after="0"/>
               <w:jc w:val="start"/>
               <w:rPr>
@@ -10025,6 +10084,7 @@
             <w:pPr>
               <w:pStyle w:val="Style26"/>
               <w:widowControl/>
+              <w:suppressAutoHyphens w:val="true"/>
               <w:spacing w:before="0" w:after="0"/>
               <w:jc w:val="start"/>
               <w:rPr>
@@ -10053,6 +10113,7 @@
             <w:pPr>
               <w:pStyle w:val="Style26"/>
               <w:widowControl/>
+              <w:suppressAutoHyphens w:val="true"/>
               <w:spacing w:before="0" w:after="0"/>
               <w:jc w:val="start"/>
               <w:rPr>
@@ -10079,13 +10140,14 @@
         </w:trPr>
         <w:tc>
           <w:tcPr>
-            <w:tcW w:w="2399" w:type="dxa"/>
-            <w:tcBorders/>
-          </w:tcPr>
-          <w:p>
-            <w:pPr>
-              <w:pStyle w:val="Style26"/>
-              <w:widowControl/>
+            <w:tcW w:w="2398" w:type="dxa"/>
+            <w:tcBorders/>
+          </w:tcPr>
+          <w:p>
+            <w:pPr>
+              <w:pStyle w:val="Style26"/>
+              <w:widowControl/>
+              <w:suppressAutoHyphens w:val="true"/>
               <w:spacing w:before="0" w:after="0"/>
               <w:jc w:val="start"/>
               <w:rPr>
@@ -10107,13 +10169,14 @@
         </w:tc>
         <w:tc>
           <w:tcPr>
-            <w:tcW w:w="2300" w:type="dxa"/>
-            <w:tcBorders/>
-          </w:tcPr>
-          <w:p>
-            <w:pPr>
-              <w:pStyle w:val="Style26"/>
-              <w:widowControl/>
+            <w:tcW w:w="2301" w:type="dxa"/>
+            <w:tcBorders/>
+          </w:tcPr>
+          <w:p>
+            <w:pPr>
+              <w:pStyle w:val="Style26"/>
+              <w:widowControl/>
+              <w:suppressAutoHyphens w:val="true"/>
               <w:spacing w:before="0" w:after="0"/>
               <w:jc w:val="start"/>
               <w:rPr>
@@ -10142,6 +10205,7 @@
             <w:pPr>
               <w:pStyle w:val="Style26"/>
               <w:widowControl/>
+              <w:suppressAutoHyphens w:val="true"/>
               <w:spacing w:before="0" w:after="0"/>
               <w:jc w:val="start"/>
               <w:rPr>
@@ -10170,6 +10234,7 @@
             <w:pPr>
               <w:pStyle w:val="Style26"/>
               <w:widowControl/>
+              <w:suppressAutoHyphens w:val="true"/>
               <w:spacing w:before="0" w:after="0"/>
               <w:jc w:val="start"/>
               <w:rPr>
@@ -10196,13 +10261,14 @@
         </w:trPr>
         <w:tc>
           <w:tcPr>
-            <w:tcW w:w="2399" w:type="dxa"/>
-            <w:tcBorders/>
-          </w:tcPr>
-          <w:p>
-            <w:pPr>
-              <w:pStyle w:val="Style26"/>
-              <w:widowControl/>
+            <w:tcW w:w="2398" w:type="dxa"/>
+            <w:tcBorders/>
+          </w:tcPr>
+          <w:p>
+            <w:pPr>
+              <w:pStyle w:val="Style26"/>
+              <w:widowControl/>
+              <w:suppressAutoHyphens w:val="true"/>
               <w:spacing w:before="0" w:after="0"/>
               <w:jc w:val="start"/>
               <w:rPr>
@@ -10224,13 +10290,14 @@
         </w:tc>
         <w:tc>
           <w:tcPr>
-            <w:tcW w:w="2300" w:type="dxa"/>
-            <w:tcBorders/>
-          </w:tcPr>
-          <w:p>
-            <w:pPr>
-              <w:pStyle w:val="Style26"/>
-              <w:widowControl/>
+            <w:tcW w:w="2301" w:type="dxa"/>
+            <w:tcBorders/>
+          </w:tcPr>
+          <w:p>
+            <w:pPr>
+              <w:pStyle w:val="Style26"/>
+              <w:widowControl/>
+              <w:suppressAutoHyphens w:val="true"/>
               <w:spacing w:before="0" w:after="0"/>
               <w:jc w:val="start"/>
               <w:rPr>
@@ -10259,6 +10326,7 @@
             <w:pPr>
               <w:pStyle w:val="Style26"/>
               <w:widowControl/>
+              <w:suppressAutoHyphens w:val="true"/>
               <w:spacing w:before="0" w:after="0"/>
               <w:jc w:val="start"/>
               <w:rPr>
@@ -10287,6 +10355,7 @@
             <w:pPr>
               <w:pStyle w:val="Style26"/>
               <w:widowControl/>
+              <w:suppressAutoHyphens w:val="true"/>
               <w:spacing w:before="0" w:after="0"/>
               <w:jc w:val="start"/>
               <w:rPr>
@@ -10462,8 +10531,8 @@
         <w:tblLook w:val="04a0"/>
       </w:tblPr>
       <w:tblGrid>
-        <w:gridCol w:w="2399"/>
-        <w:gridCol w:w="2300"/>
+        <w:gridCol w:w="2398"/>
+        <w:gridCol w:w="2301"/>
         <w:gridCol w:w="2301"/>
         <w:gridCol w:w="2355"/>
       </w:tblGrid>
@@ -10474,13 +10543,14 @@
         </w:trPr>
         <w:tc>
           <w:tcPr>
-            <w:tcW w:w="2399" w:type="dxa"/>
-            <w:tcBorders/>
-          </w:tcPr>
-          <w:p>
-            <w:pPr>
-              <w:pStyle w:val="Style26"/>
-              <w:widowControl/>
+            <w:tcW w:w="2398" w:type="dxa"/>
+            <w:tcBorders/>
+          </w:tcPr>
+          <w:p>
+            <w:pPr>
+              <w:pStyle w:val="Style26"/>
+              <w:widowControl/>
+              <w:suppressAutoHyphens w:val="true"/>
               <w:spacing w:before="0" w:after="0"/>
               <w:jc w:val="center"/>
               <w:rPr>
@@ -10503,13 +10573,14 @@
         </w:tc>
         <w:tc>
           <w:tcPr>
-            <w:tcW w:w="2300" w:type="dxa"/>
-            <w:tcBorders/>
-          </w:tcPr>
-          <w:p>
-            <w:pPr>
-              <w:pStyle w:val="Style26"/>
-              <w:widowControl/>
+            <w:tcW w:w="2301" w:type="dxa"/>
+            <w:tcBorders/>
+          </w:tcPr>
+          <w:p>
+            <w:pPr>
+              <w:pStyle w:val="Style26"/>
+              <w:widowControl/>
+              <w:suppressAutoHyphens w:val="true"/>
               <w:spacing w:before="0" w:after="0"/>
               <w:jc w:val="center"/>
               <w:rPr>
@@ -10539,6 +10610,7 @@
             <w:pPr>
               <w:pStyle w:val="Style26"/>
               <w:widowControl/>
+              <w:suppressAutoHyphens w:val="true"/>
               <w:spacing w:before="0" w:after="0"/>
               <w:jc w:val="center"/>
               <w:rPr>
@@ -10568,6 +10640,7 @@
             <w:pPr>
               <w:pStyle w:val="Style26"/>
               <w:widowControl/>
+              <w:suppressAutoHyphens w:val="true"/>
               <w:spacing w:before="0" w:after="0"/>
               <w:jc w:val="center"/>
               <w:rPr>
@@ -10595,13 +10668,14 @@
         </w:trPr>
         <w:tc>
           <w:tcPr>
-            <w:tcW w:w="2399" w:type="dxa"/>
-            <w:tcBorders/>
-          </w:tcPr>
-          <w:p>
-            <w:pPr>
-              <w:pStyle w:val="Style26"/>
-              <w:widowControl/>
+            <w:tcW w:w="2398" w:type="dxa"/>
+            <w:tcBorders/>
+          </w:tcPr>
+          <w:p>
+            <w:pPr>
+              <w:pStyle w:val="Style26"/>
+              <w:widowControl/>
+              <w:suppressAutoHyphens w:val="true"/>
               <w:spacing w:before="0" w:after="0"/>
               <w:jc w:val="start"/>
               <w:rPr>
@@ -10623,13 +10697,14 @@
         </w:tc>
         <w:tc>
           <w:tcPr>
-            <w:tcW w:w="2300" w:type="dxa"/>
-            <w:tcBorders/>
-          </w:tcPr>
-          <w:p>
-            <w:pPr>
-              <w:pStyle w:val="Style26"/>
-              <w:widowControl/>
+            <w:tcW w:w="2301" w:type="dxa"/>
+            <w:tcBorders/>
+          </w:tcPr>
+          <w:p>
+            <w:pPr>
+              <w:pStyle w:val="Style26"/>
+              <w:widowControl/>
+              <w:suppressAutoHyphens w:val="true"/>
               <w:spacing w:before="0" w:after="0"/>
               <w:jc w:val="start"/>
               <w:rPr>
@@ -10658,6 +10733,7 @@
             <w:pPr>
               <w:pStyle w:val="Style26"/>
               <w:widowControl/>
+              <w:suppressAutoHyphens w:val="true"/>
               <w:spacing w:before="0" w:after="0"/>
               <w:jc w:val="start"/>
               <w:rPr>
@@ -10686,6 +10762,7 @@
             <w:pPr>
               <w:pStyle w:val="Style26"/>
               <w:widowControl/>
+              <w:suppressAutoHyphens w:val="true"/>
               <w:spacing w:before="0" w:after="0"/>
               <w:jc w:val="start"/>
               <w:rPr>
@@ -10712,13 +10789,14 @@
         </w:trPr>
         <w:tc>
           <w:tcPr>
-            <w:tcW w:w="2399" w:type="dxa"/>
-            <w:tcBorders/>
-          </w:tcPr>
-          <w:p>
-            <w:pPr>
-              <w:pStyle w:val="Style26"/>
-              <w:widowControl/>
+            <w:tcW w:w="2398" w:type="dxa"/>
+            <w:tcBorders/>
+          </w:tcPr>
+          <w:p>
+            <w:pPr>
+              <w:pStyle w:val="Style26"/>
+              <w:widowControl/>
+              <w:suppressAutoHyphens w:val="true"/>
               <w:spacing w:before="0" w:after="0"/>
               <w:jc w:val="start"/>
               <w:rPr>
@@ -10740,13 +10818,14 @@
         </w:tc>
         <w:tc>
           <w:tcPr>
-            <w:tcW w:w="2300" w:type="dxa"/>
-            <w:tcBorders/>
-          </w:tcPr>
-          <w:p>
-            <w:pPr>
-              <w:pStyle w:val="Style26"/>
-              <w:widowControl/>
+            <w:tcW w:w="2301" w:type="dxa"/>
+            <w:tcBorders/>
+          </w:tcPr>
+          <w:p>
+            <w:pPr>
+              <w:pStyle w:val="Style26"/>
+              <w:widowControl/>
+              <w:suppressAutoHyphens w:val="true"/>
               <w:spacing w:before="0" w:after="0"/>
               <w:jc w:val="start"/>
               <w:rPr>
@@ -10775,6 +10854,7 @@
             <w:pPr>
               <w:pStyle w:val="Style26"/>
               <w:widowControl/>
+              <w:suppressAutoHyphens w:val="true"/>
               <w:spacing w:before="0" w:after="0"/>
               <w:jc w:val="start"/>
               <w:rPr>
@@ -10803,6 +10883,7 @@
             <w:pPr>
               <w:pStyle w:val="Style26"/>
               <w:widowControl/>
+              <w:suppressAutoHyphens w:val="true"/>
               <w:spacing w:before="0" w:after="0"/>
               <w:jc w:val="start"/>
               <w:rPr>
@@ -10829,13 +10910,14 @@
         </w:trPr>
         <w:tc>
           <w:tcPr>
-            <w:tcW w:w="2399" w:type="dxa"/>
-            <w:tcBorders/>
-          </w:tcPr>
-          <w:p>
-            <w:pPr>
-              <w:pStyle w:val="Style26"/>
-              <w:widowControl/>
+            <w:tcW w:w="2398" w:type="dxa"/>
+            <w:tcBorders/>
+          </w:tcPr>
+          <w:p>
+            <w:pPr>
+              <w:pStyle w:val="Style26"/>
+              <w:widowControl/>
+              <w:suppressAutoHyphens w:val="true"/>
               <w:spacing w:before="0" w:after="0"/>
               <w:jc w:val="start"/>
               <w:rPr>
@@ -10857,13 +10939,14 @@
         </w:tc>
         <w:tc>
           <w:tcPr>
-            <w:tcW w:w="2300" w:type="dxa"/>
-            <w:tcBorders/>
-          </w:tcPr>
-          <w:p>
-            <w:pPr>
-              <w:pStyle w:val="Style26"/>
-              <w:widowControl/>
+            <w:tcW w:w="2301" w:type="dxa"/>
+            <w:tcBorders/>
+          </w:tcPr>
+          <w:p>
+            <w:pPr>
+              <w:pStyle w:val="Style26"/>
+              <w:widowControl/>
+              <w:suppressAutoHyphens w:val="true"/>
               <w:spacing w:before="0" w:after="0"/>
               <w:jc w:val="start"/>
               <w:rPr>
@@ -10892,6 +10975,7 @@
             <w:pPr>
               <w:pStyle w:val="Style26"/>
               <w:widowControl/>
+              <w:suppressAutoHyphens w:val="true"/>
               <w:spacing w:before="0" w:after="0"/>
               <w:jc w:val="start"/>
               <w:rPr>
@@ -10920,6 +11004,7 @@
             <w:pPr>
               <w:pStyle w:val="Style26"/>
               <w:widowControl/>
+              <w:suppressAutoHyphens w:val="true"/>
               <w:spacing w:before="0" w:after="0"/>
               <w:jc w:val="start"/>
               <w:rPr>
@@ -10946,13 +11031,14 @@
         </w:trPr>
         <w:tc>
           <w:tcPr>
-            <w:tcW w:w="2399" w:type="dxa"/>
-            <w:tcBorders/>
-          </w:tcPr>
-          <w:p>
-            <w:pPr>
-              <w:pStyle w:val="Style26"/>
-              <w:widowControl/>
+            <w:tcW w:w="2398" w:type="dxa"/>
+            <w:tcBorders/>
+          </w:tcPr>
+          <w:p>
+            <w:pPr>
+              <w:pStyle w:val="Style26"/>
+              <w:widowControl/>
+              <w:suppressAutoHyphens w:val="true"/>
               <w:spacing w:before="0" w:after="0"/>
               <w:jc w:val="start"/>
               <w:rPr>
@@ -10974,13 +11060,14 @@
         </w:tc>
         <w:tc>
           <w:tcPr>
-            <w:tcW w:w="2300" w:type="dxa"/>
-            <w:tcBorders/>
-          </w:tcPr>
-          <w:p>
-            <w:pPr>
-              <w:pStyle w:val="Style26"/>
-              <w:widowControl/>
+            <w:tcW w:w="2301" w:type="dxa"/>
+            <w:tcBorders/>
+          </w:tcPr>
+          <w:p>
+            <w:pPr>
+              <w:pStyle w:val="Style26"/>
+              <w:widowControl/>
+              <w:suppressAutoHyphens w:val="true"/>
               <w:spacing w:before="0" w:after="0"/>
               <w:jc w:val="start"/>
               <w:rPr>
@@ -11009,6 +11096,7 @@
             <w:pPr>
               <w:pStyle w:val="Style26"/>
               <w:widowControl/>
+              <w:suppressAutoHyphens w:val="true"/>
               <w:spacing w:before="0" w:after="0"/>
               <w:jc w:val="start"/>
               <w:rPr>
@@ -11037,6 +11125,7 @@
             <w:pPr>
               <w:pStyle w:val="Style26"/>
               <w:widowControl/>
+              <w:suppressAutoHyphens w:val="true"/>
               <w:spacing w:before="0" w:after="0"/>
               <w:jc w:val="start"/>
               <w:rPr>
@@ -11063,13 +11152,14 @@
         </w:trPr>
         <w:tc>
           <w:tcPr>
-            <w:tcW w:w="2399" w:type="dxa"/>
-            <w:tcBorders/>
-          </w:tcPr>
-          <w:p>
-            <w:pPr>
-              <w:pStyle w:val="Style26"/>
-              <w:widowControl/>
+            <w:tcW w:w="2398" w:type="dxa"/>
+            <w:tcBorders/>
+          </w:tcPr>
+          <w:p>
+            <w:pPr>
+              <w:pStyle w:val="Style26"/>
+              <w:widowControl/>
+              <w:suppressAutoHyphens w:val="true"/>
               <w:spacing w:before="0" w:after="0"/>
               <w:jc w:val="start"/>
               <w:rPr>
@@ -11091,13 +11181,14 @@
         </w:tc>
         <w:tc>
           <w:tcPr>
-            <w:tcW w:w="2300" w:type="dxa"/>
-            <w:tcBorders/>
-          </w:tcPr>
-          <w:p>
-            <w:pPr>
-              <w:pStyle w:val="Style26"/>
-              <w:widowControl/>
+            <w:tcW w:w="2301" w:type="dxa"/>
+            <w:tcBorders/>
+          </w:tcPr>
+          <w:p>
+            <w:pPr>
+              <w:pStyle w:val="Style26"/>
+              <w:widowControl/>
+              <w:suppressAutoHyphens w:val="true"/>
               <w:spacing w:before="0" w:after="0"/>
               <w:jc w:val="start"/>
               <w:rPr>
@@ -11126,6 +11217,7 @@
             <w:pPr>
               <w:pStyle w:val="Style26"/>
               <w:widowControl/>
+              <w:suppressAutoHyphens w:val="true"/>
               <w:spacing w:before="0" w:after="0"/>
               <w:jc w:val="start"/>
               <w:rPr>
@@ -11154,6 +11246,7 @@
             <w:pPr>
               <w:pStyle w:val="Style26"/>
               <w:widowControl/>
+              <w:suppressAutoHyphens w:val="true"/>
               <w:spacing w:before="0" w:after="0"/>
               <w:jc w:val="start"/>
               <w:rPr>
@@ -11316,8 +11409,8 @@
         <w:tblLook w:val="04a0"/>
       </w:tblPr>
       <w:tblGrid>
-        <w:gridCol w:w="2399"/>
-        <w:gridCol w:w="2300"/>
+        <w:gridCol w:w="2398"/>
+        <w:gridCol w:w="2301"/>
         <w:gridCol w:w="2301"/>
         <w:gridCol w:w="2355"/>
       </w:tblGrid>
@@ -11328,13 +11421,14 @@
         </w:trPr>
         <w:tc>
           <w:tcPr>
-            <w:tcW w:w="2399" w:type="dxa"/>
-            <w:tcBorders/>
-          </w:tcPr>
-          <w:p>
-            <w:pPr>
-              <w:pStyle w:val="Style26"/>
-              <w:widowControl/>
+            <w:tcW w:w="2398" w:type="dxa"/>
+            <w:tcBorders/>
+          </w:tcPr>
+          <w:p>
+            <w:pPr>
+              <w:pStyle w:val="Style26"/>
+              <w:widowControl/>
+              <w:suppressAutoHyphens w:val="true"/>
               <w:spacing w:before="0" w:after="0"/>
               <w:jc w:val="center"/>
               <w:rPr>
@@ -11357,13 +11451,14 @@
         </w:tc>
         <w:tc>
           <w:tcPr>
-            <w:tcW w:w="2300" w:type="dxa"/>
-            <w:tcBorders/>
-          </w:tcPr>
-          <w:p>
-            <w:pPr>
-              <w:pStyle w:val="Style26"/>
-              <w:widowControl/>
+            <w:tcW w:w="2301" w:type="dxa"/>
+            <w:tcBorders/>
+          </w:tcPr>
+          <w:p>
+            <w:pPr>
+              <w:pStyle w:val="Style26"/>
+              <w:widowControl/>
+              <w:suppressAutoHyphens w:val="true"/>
               <w:spacing w:before="0" w:after="0"/>
               <w:jc w:val="center"/>
               <w:rPr>
@@ -11393,6 +11488,7 @@
             <w:pPr>
               <w:pStyle w:val="Style26"/>
               <w:widowControl/>
+              <w:suppressAutoHyphens w:val="true"/>
               <w:spacing w:before="0" w:after="0"/>
               <w:jc w:val="center"/>
               <w:rPr>
@@ -11422,6 +11518,7 @@
             <w:pPr>
               <w:pStyle w:val="Style26"/>
               <w:widowControl/>
+              <w:suppressAutoHyphens w:val="true"/>
               <w:spacing w:before="0" w:after="0"/>
               <w:jc w:val="center"/>
               <w:rPr>
@@ -11449,13 +11546,14 @@
         </w:trPr>
         <w:tc>
           <w:tcPr>
-            <w:tcW w:w="2399" w:type="dxa"/>
-            <w:tcBorders/>
-          </w:tcPr>
-          <w:p>
-            <w:pPr>
-              <w:pStyle w:val="Style26"/>
-              <w:widowControl/>
+            <w:tcW w:w="2398" w:type="dxa"/>
+            <w:tcBorders/>
+          </w:tcPr>
+          <w:p>
+            <w:pPr>
+              <w:pStyle w:val="Style26"/>
+              <w:widowControl/>
+              <w:suppressAutoHyphens w:val="true"/>
               <w:spacing w:before="0" w:after="0"/>
               <w:jc w:val="start"/>
               <w:rPr>
@@ -11477,13 +11575,14 @@
         </w:tc>
         <w:tc>
           <w:tcPr>
-            <w:tcW w:w="2300" w:type="dxa"/>
-            <w:tcBorders/>
-          </w:tcPr>
-          <w:p>
-            <w:pPr>
-              <w:pStyle w:val="Style26"/>
-              <w:widowControl/>
+            <w:tcW w:w="2301" w:type="dxa"/>
+            <w:tcBorders/>
+          </w:tcPr>
+          <w:p>
+            <w:pPr>
+              <w:pStyle w:val="Style26"/>
+              <w:widowControl/>
+              <w:suppressAutoHyphens w:val="true"/>
               <w:spacing w:before="0" w:after="0"/>
               <w:jc w:val="start"/>
               <w:rPr>
@@ -11512,6 +11611,7 @@
             <w:pPr>
               <w:pStyle w:val="Style26"/>
               <w:widowControl/>
+              <w:suppressAutoHyphens w:val="true"/>
               <w:spacing w:before="0" w:after="0"/>
               <w:jc w:val="start"/>
               <w:rPr>
@@ -11540,6 +11640,7 @@
             <w:pPr>
               <w:pStyle w:val="Style26"/>
               <w:widowControl/>
+              <w:suppressAutoHyphens w:val="true"/>
               <w:spacing w:before="0" w:after="0"/>
               <w:jc w:val="start"/>
               <w:rPr>
@@ -11566,13 +11667,14 @@
         </w:trPr>
         <w:tc>
           <w:tcPr>
-            <w:tcW w:w="2399" w:type="dxa"/>
-            <w:tcBorders/>
-          </w:tcPr>
-          <w:p>
-            <w:pPr>
-              <w:pStyle w:val="Style26"/>
-              <w:widowControl/>
+            <w:tcW w:w="2398" w:type="dxa"/>
+            <w:tcBorders/>
+          </w:tcPr>
+          <w:p>
+            <w:pPr>
+              <w:pStyle w:val="Style26"/>
+              <w:widowControl/>
+              <w:suppressAutoHyphens w:val="true"/>
               <w:spacing w:before="0" w:after="0"/>
               <w:jc w:val="start"/>
               <w:rPr>
@@ -11594,13 +11696,14 @@
         </w:tc>
         <w:tc>
           <w:tcPr>
-            <w:tcW w:w="2300" w:type="dxa"/>
-            <w:tcBorders/>
-          </w:tcPr>
-          <w:p>
-            <w:pPr>
-              <w:pStyle w:val="Style26"/>
-              <w:widowControl/>
+            <w:tcW w:w="2301" w:type="dxa"/>
+            <w:tcBorders/>
+          </w:tcPr>
+          <w:p>
+            <w:pPr>
+              <w:pStyle w:val="Style26"/>
+              <w:widowControl/>
+              <w:suppressAutoHyphens w:val="true"/>
               <w:spacing w:before="0" w:after="0"/>
               <w:jc w:val="start"/>
               <w:rPr>
@@ -11629,6 +11732,7 @@
             <w:pPr>
               <w:pStyle w:val="Style26"/>
               <w:widowControl/>
+              <w:suppressAutoHyphens w:val="true"/>
               <w:spacing w:before="0" w:after="0"/>
               <w:jc w:val="start"/>
               <w:rPr>
@@ -11657,6 +11761,7 @@
             <w:pPr>
               <w:pStyle w:val="Style26"/>
               <w:widowControl/>
+              <w:suppressAutoHyphens w:val="true"/>
               <w:spacing w:before="0" w:after="0"/>
               <w:jc w:val="start"/>
               <w:rPr>
@@ -11683,13 +11788,14 @@
         </w:trPr>
         <w:tc>
           <w:tcPr>
-            <w:tcW w:w="2399" w:type="dxa"/>
-            <w:tcBorders/>
-          </w:tcPr>
-          <w:p>
-            <w:pPr>
-              <w:pStyle w:val="Style26"/>
-              <w:widowControl/>
+            <w:tcW w:w="2398" w:type="dxa"/>
+            <w:tcBorders/>
+          </w:tcPr>
+          <w:p>
+            <w:pPr>
+              <w:pStyle w:val="Style26"/>
+              <w:widowControl/>
+              <w:suppressAutoHyphens w:val="true"/>
               <w:spacing w:before="0" w:after="0"/>
               <w:jc w:val="start"/>
               <w:rPr>
@@ -11711,13 +11817,14 @@
         </w:tc>
         <w:tc>
           <w:tcPr>
-            <w:tcW w:w="2300" w:type="dxa"/>
-            <w:tcBorders/>
-          </w:tcPr>
-          <w:p>
-            <w:pPr>
-              <w:pStyle w:val="Style26"/>
-              <w:widowControl/>
+            <w:tcW w:w="2301" w:type="dxa"/>
+            <w:tcBorders/>
+          </w:tcPr>
+          <w:p>
+            <w:pPr>
+              <w:pStyle w:val="Style26"/>
+              <w:widowControl/>
+              <w:suppressAutoHyphens w:val="true"/>
               <w:spacing w:before="0" w:after="0"/>
               <w:jc w:val="start"/>
               <w:rPr>
@@ -11746,6 +11853,7 @@
             <w:pPr>
               <w:pStyle w:val="Style26"/>
               <w:widowControl/>
+              <w:suppressAutoHyphens w:val="true"/>
               <w:spacing w:before="0" w:after="0"/>
               <w:jc w:val="start"/>
               <w:rPr>
@@ -11774,6 +11882,7 @@
             <w:pPr>
               <w:pStyle w:val="Style26"/>
               <w:widowControl/>
+              <w:suppressAutoHyphens w:val="true"/>
               <w:spacing w:before="0" w:after="0"/>
               <w:jc w:val="start"/>
               <w:rPr>
@@ -11800,13 +11909,14 @@
         </w:trPr>
         <w:tc>
           <w:tcPr>
-            <w:tcW w:w="2399" w:type="dxa"/>
-            <w:tcBorders/>
-          </w:tcPr>
-          <w:p>
-            <w:pPr>
-              <w:pStyle w:val="Style26"/>
-              <w:widowControl/>
+            <w:tcW w:w="2398" w:type="dxa"/>
+            <w:tcBorders/>
+          </w:tcPr>
+          <w:p>
+            <w:pPr>
+              <w:pStyle w:val="Style26"/>
+              <w:widowControl/>
+              <w:suppressAutoHyphens w:val="true"/>
               <w:spacing w:before="0" w:after="0"/>
               <w:jc w:val="start"/>
               <w:rPr>
@@ -11828,13 +11938,14 @@
         </w:tc>
         <w:tc>
           <w:tcPr>
-            <w:tcW w:w="2300" w:type="dxa"/>
-            <w:tcBorders/>
-          </w:tcPr>
-          <w:p>
-            <w:pPr>
-              <w:pStyle w:val="Style26"/>
-              <w:widowControl/>
+            <w:tcW w:w="2301" w:type="dxa"/>
+            <w:tcBorders/>
+          </w:tcPr>
+          <w:p>
+            <w:pPr>
+              <w:pStyle w:val="Style26"/>
+              <w:widowControl/>
+              <w:suppressAutoHyphens w:val="true"/>
               <w:spacing w:before="0" w:after="0"/>
               <w:jc w:val="start"/>
               <w:rPr>
@@ -11863,6 +11974,7 @@
             <w:pPr>
               <w:pStyle w:val="Style26"/>
               <w:widowControl/>
+              <w:suppressAutoHyphens w:val="true"/>
               <w:spacing w:before="0" w:after="0"/>
               <w:jc w:val="start"/>
               <w:rPr>
@@ -11891,6 +12003,7 @@
             <w:pPr>
               <w:pStyle w:val="Style26"/>
               <w:widowControl/>
+              <w:suppressAutoHyphens w:val="true"/>
               <w:spacing w:before="0" w:after="0"/>
               <w:jc w:val="start"/>
               <w:rPr>
@@ -11917,13 +12030,14 @@
         </w:trPr>
         <w:tc>
           <w:tcPr>
-            <w:tcW w:w="2399" w:type="dxa"/>
-            <w:tcBorders/>
-          </w:tcPr>
-          <w:p>
-            <w:pPr>
-              <w:pStyle w:val="Style26"/>
-              <w:widowControl/>
+            <w:tcW w:w="2398" w:type="dxa"/>
+            <w:tcBorders/>
+          </w:tcPr>
+          <w:p>
+            <w:pPr>
+              <w:pStyle w:val="Style26"/>
+              <w:widowControl/>
+              <w:suppressAutoHyphens w:val="true"/>
               <w:spacing w:before="0" w:after="0"/>
               <w:jc w:val="start"/>
               <w:rPr>
@@ -11945,13 +12059,14 @@
         </w:tc>
         <w:tc>
           <w:tcPr>
-            <w:tcW w:w="2300" w:type="dxa"/>
-            <w:tcBorders/>
-          </w:tcPr>
-          <w:p>
-            <w:pPr>
-              <w:pStyle w:val="Style26"/>
-              <w:widowControl/>
+            <w:tcW w:w="2301" w:type="dxa"/>
+            <w:tcBorders/>
+          </w:tcPr>
+          <w:p>
+            <w:pPr>
+              <w:pStyle w:val="Style26"/>
+              <w:widowControl/>
+              <w:suppressAutoHyphens w:val="true"/>
               <w:spacing w:before="0" w:after="0"/>
               <w:jc w:val="start"/>
               <w:rPr>
@@ -11980,6 +12095,7 @@
             <w:pPr>
               <w:pStyle w:val="Style26"/>
               <w:widowControl/>
+              <w:suppressAutoHyphens w:val="true"/>
               <w:spacing w:before="0" w:after="0"/>
               <w:jc w:val="start"/>
               <w:rPr>
@@ -12008,6 +12124,7 @@
             <w:pPr>
               <w:pStyle w:val="Style26"/>
               <w:widowControl/>
+              <w:suppressAutoHyphens w:val="true"/>
               <w:spacing w:before="0" w:after="0"/>
               <w:jc w:val="start"/>
               <w:rPr>
@@ -12151,6 +12268,7 @@
             <w:pPr>
               <w:pStyle w:val="Style26"/>
               <w:widowControl/>
+              <w:suppressAutoHyphens w:val="true"/>
               <w:spacing w:before="0" w:after="0"/>
               <w:jc w:val="center"/>
               <w:rPr>
@@ -12180,6 +12298,7 @@
             <w:pPr>
               <w:pStyle w:val="Style26"/>
               <w:widowControl/>
+              <w:suppressAutoHyphens w:val="true"/>
               <w:spacing w:before="0" w:after="0"/>
               <w:jc w:val="center"/>
               <w:rPr>
@@ -12209,6 +12328,7 @@
             <w:pPr>
               <w:pStyle w:val="Style26"/>
               <w:widowControl/>
+              <w:suppressAutoHyphens w:val="true"/>
               <w:spacing w:before="0" w:after="0"/>
               <w:jc w:val="center"/>
               <w:rPr>
@@ -12243,6 +12363,7 @@
             <w:pPr>
               <w:pStyle w:val="Style26"/>
               <w:widowControl/>
+              <w:suppressAutoHyphens w:val="true"/>
               <w:spacing w:before="0" w:after="0"/>
               <w:jc w:val="start"/>
               <w:rPr>
@@ -12271,6 +12392,7 @@
             <w:pPr>
               <w:pStyle w:val="Style26"/>
               <w:widowControl/>
+              <w:suppressAutoHyphens w:val="true"/>
               <w:spacing w:before="0" w:after="0"/>
               <w:jc w:val="start"/>
               <w:rPr>
@@ -12299,6 +12421,7 @@
             <w:pPr>
               <w:pStyle w:val="Style26"/>
               <w:widowControl/>
+              <w:suppressAutoHyphens w:val="true"/>
               <w:spacing w:before="0" w:after="0"/>
               <w:jc w:val="start"/>
               <w:rPr>
@@ -12332,6 +12455,7 @@
             <w:pPr>
               <w:pStyle w:val="Style26"/>
               <w:widowControl/>
+              <w:suppressAutoHyphens w:val="true"/>
               <w:spacing w:before="0" w:after="0"/>
               <w:jc w:val="start"/>
               <w:rPr>
@@ -12360,6 +12484,7 @@
             <w:pPr>
               <w:pStyle w:val="Style26"/>
               <w:widowControl/>
+              <w:suppressAutoHyphens w:val="true"/>
               <w:spacing w:before="0" w:after="0"/>
               <w:jc w:val="start"/>
               <w:rPr>
@@ -12388,6 +12513,7 @@
             <w:pPr>
               <w:pStyle w:val="Style26"/>
               <w:widowControl/>
+              <w:suppressAutoHyphens w:val="true"/>
               <w:spacing w:before="0" w:after="0"/>
               <w:jc w:val="start"/>
               <w:rPr>
@@ -12421,6 +12547,7 @@
             <w:pPr>
               <w:pStyle w:val="Style26"/>
               <w:widowControl/>
+              <w:suppressAutoHyphens w:val="true"/>
               <w:spacing w:before="0" w:after="0"/>
               <w:jc w:val="start"/>
               <w:rPr>
@@ -12449,6 +12576,7 @@
             <w:pPr>
               <w:pStyle w:val="Style26"/>
               <w:widowControl/>
+              <w:suppressAutoHyphens w:val="true"/>
               <w:spacing w:before="0" w:after="0"/>
               <w:jc w:val="start"/>
               <w:rPr>
@@ -12477,6 +12605,7 @@
             <w:pPr>
               <w:pStyle w:val="Style26"/>
               <w:widowControl/>
+              <w:suppressAutoHyphens w:val="true"/>
               <w:spacing w:before="0" w:after="0"/>
               <w:jc w:val="start"/>
               <w:rPr>
@@ -12510,6 +12639,7 @@
             <w:pPr>
               <w:pStyle w:val="Style26"/>
               <w:widowControl/>
+              <w:suppressAutoHyphens w:val="true"/>
               <w:spacing w:before="0" w:after="0"/>
               <w:jc w:val="start"/>
               <w:rPr>
@@ -12538,6 +12668,7 @@
             <w:pPr>
               <w:pStyle w:val="Style26"/>
               <w:widowControl/>
+              <w:suppressAutoHyphens w:val="true"/>
               <w:spacing w:before="0" w:after="0"/>
               <w:jc w:val="start"/>
               <w:rPr>
@@ -12566,6 +12697,7 @@
             <w:pPr>
               <w:pStyle w:val="Style26"/>
               <w:widowControl/>
+              <w:suppressAutoHyphens w:val="true"/>
               <w:spacing w:before="0" w:after="0"/>
               <w:jc w:val="start"/>
               <w:rPr>
@@ -12599,6 +12731,7 @@
             <w:pPr>
               <w:pStyle w:val="Style26"/>
               <w:widowControl/>
+              <w:suppressAutoHyphens w:val="true"/>
               <w:spacing w:before="0" w:after="0"/>
               <w:jc w:val="start"/>
               <w:rPr>
@@ -12627,6 +12760,7 @@
             <w:pPr>
               <w:pStyle w:val="Style26"/>
               <w:widowControl/>
+              <w:suppressAutoHyphens w:val="true"/>
               <w:spacing w:before="0" w:after="0"/>
               <w:jc w:val="start"/>
               <w:rPr>
@@ -12655,6 +12789,7 @@
             <w:pPr>
               <w:pStyle w:val="Style26"/>
               <w:widowControl/>
+              <w:suppressAutoHyphens w:val="true"/>
               <w:spacing w:before="0" w:after="0"/>
               <w:jc w:val="start"/>
               <w:rPr>
@@ -12688,6 +12823,7 @@
             <w:pPr>
               <w:pStyle w:val="Style26"/>
               <w:widowControl/>
+              <w:suppressAutoHyphens w:val="true"/>
               <w:spacing w:before="0" w:after="0"/>
               <w:jc w:val="start"/>
               <w:rPr>
@@ -12716,6 +12852,7 @@
             <w:pPr>
               <w:pStyle w:val="Style26"/>
               <w:widowControl/>
+              <w:suppressAutoHyphens w:val="true"/>
               <w:spacing w:before="0" w:after="0"/>
               <w:jc w:val="start"/>
               <w:rPr>
@@ -12744,6 +12881,7 @@
             <w:pPr>
               <w:pStyle w:val="Style26"/>
               <w:widowControl/>
+              <w:suppressAutoHyphens w:val="true"/>
               <w:spacing w:before="0" w:after="0"/>
               <w:jc w:val="start"/>
               <w:rPr>
@@ -12777,6 +12915,7 @@
             <w:pPr>
               <w:pStyle w:val="Style26"/>
               <w:widowControl/>
+              <w:suppressAutoHyphens w:val="true"/>
               <w:spacing w:before="0" w:after="0"/>
               <w:jc w:val="start"/>
               <w:rPr>
@@ -12805,6 +12944,7 @@
             <w:pPr>
               <w:pStyle w:val="Style26"/>
               <w:widowControl/>
+              <w:suppressAutoHyphens w:val="true"/>
               <w:spacing w:before="0" w:after="0"/>
               <w:jc w:val="start"/>
               <w:rPr>
@@ -12833,6 +12973,7 @@
             <w:pPr>
               <w:pStyle w:val="Style26"/>
               <w:widowControl/>
+              <w:suppressAutoHyphens w:val="true"/>
               <w:spacing w:before="0" w:after="0"/>
               <w:jc w:val="start"/>
               <w:rPr>
@@ -12866,6 +13007,7 @@
             <w:pPr>
               <w:pStyle w:val="Style26"/>
               <w:widowControl/>
+              <w:suppressAutoHyphens w:val="true"/>
               <w:spacing w:before="0" w:after="0"/>
               <w:jc w:val="start"/>
               <w:rPr>
@@ -12894,6 +13036,7 @@
             <w:pPr>
               <w:pStyle w:val="Style26"/>
               <w:widowControl/>
+              <w:suppressAutoHyphens w:val="true"/>
               <w:spacing w:before="0" w:after="0"/>
               <w:jc w:val="start"/>
               <w:rPr>
@@ -12922,6 +13065,7 @@
             <w:pPr>
               <w:pStyle w:val="Style26"/>
               <w:widowControl/>
+              <w:suppressAutoHyphens w:val="true"/>
               <w:spacing w:before="0" w:after="0"/>
               <w:jc w:val="start"/>
               <w:rPr>
@@ -12955,6 +13099,7 @@
             <w:pPr>
               <w:pStyle w:val="Style26"/>
               <w:widowControl/>
+              <w:suppressAutoHyphens w:val="true"/>
               <w:spacing w:before="0" w:after="0"/>
               <w:jc w:val="start"/>
               <w:rPr>
@@ -12983,6 +13128,7 @@
             <w:pPr>
               <w:pStyle w:val="Style26"/>
               <w:widowControl/>
+              <w:suppressAutoHyphens w:val="true"/>
               <w:spacing w:before="0" w:after="0"/>
               <w:jc w:val="start"/>
               <w:rPr>
@@ -13011,6 +13157,7 @@
             <w:pPr>
               <w:pStyle w:val="Style26"/>
               <w:widowControl/>
+              <w:suppressAutoHyphens w:val="true"/>
               <w:spacing w:before="0" w:after="0"/>
               <w:jc w:val="start"/>
               <w:rPr>
@@ -13044,6 +13191,7 @@
             <w:pPr>
               <w:pStyle w:val="Style26"/>
               <w:widowControl/>
+              <w:suppressAutoHyphens w:val="true"/>
               <w:spacing w:before="0" w:after="0"/>
               <w:jc w:val="start"/>
               <w:rPr>
@@ -13072,6 +13220,7 @@
             <w:pPr>
               <w:pStyle w:val="Style26"/>
               <w:widowControl/>
+              <w:suppressAutoHyphens w:val="true"/>
               <w:spacing w:before="0" w:after="0"/>
               <w:jc w:val="start"/>
               <w:rPr>
@@ -13100,6 +13249,7 @@
             <w:pPr>
               <w:pStyle w:val="Style26"/>
               <w:widowControl/>
+              <w:suppressAutoHyphens w:val="true"/>
               <w:spacing w:before="0" w:after="0"/>
               <w:jc w:val="start"/>
               <w:rPr>
@@ -13133,6 +13283,7 @@
             <w:pPr>
               <w:pStyle w:val="Style26"/>
               <w:widowControl/>
+              <w:suppressAutoHyphens w:val="true"/>
               <w:spacing w:before="0" w:after="0"/>
               <w:jc w:val="start"/>
               <w:rPr>
@@ -13161,6 +13312,7 @@
             <w:pPr>
               <w:pStyle w:val="Style26"/>
               <w:widowControl/>
+              <w:suppressAutoHyphens w:val="true"/>
               <w:spacing w:before="0" w:after="0"/>
               <w:jc w:val="start"/>
               <w:rPr>
@@ -13189,6 +13341,7 @@
             <w:pPr>
               <w:pStyle w:val="Style26"/>
               <w:widowControl/>
+              <w:suppressAutoHyphens w:val="true"/>
               <w:spacing w:before="0" w:after="0"/>
               <w:jc w:val="start"/>
               <w:rPr>
@@ -13222,6 +13375,7 @@
             <w:pPr>
               <w:pStyle w:val="Style26"/>
               <w:widowControl/>
+              <w:suppressAutoHyphens w:val="true"/>
               <w:spacing w:before="0" w:after="0"/>
               <w:jc w:val="start"/>
               <w:rPr>
@@ -13250,6 +13404,7 @@
             <w:pPr>
               <w:pStyle w:val="Style26"/>
               <w:widowControl/>
+              <w:suppressAutoHyphens w:val="true"/>
               <w:spacing w:before="0" w:after="0"/>
               <w:jc w:val="start"/>
               <w:rPr>
@@ -13278,6 +13433,7 @@
             <w:pPr>
               <w:pStyle w:val="Style26"/>
               <w:widowControl/>
+              <w:suppressAutoHyphens w:val="true"/>
               <w:spacing w:before="0" w:after="0"/>
               <w:jc w:val="start"/>
               <w:rPr>
@@ -13311,6 +13467,7 @@
             <w:pPr>
               <w:pStyle w:val="Style26"/>
               <w:widowControl/>
+              <w:suppressAutoHyphens w:val="true"/>
               <w:spacing w:before="0" w:after="0"/>
               <w:jc w:val="start"/>
               <w:rPr>
@@ -13339,6 +13496,7 @@
             <w:pPr>
               <w:pStyle w:val="Style26"/>
               <w:widowControl/>
+              <w:suppressAutoHyphens w:val="true"/>
               <w:spacing w:before="0" w:after="0"/>
               <w:jc w:val="start"/>
               <w:rPr>
@@ -13367,6 +13525,7 @@
             <w:pPr>
               <w:pStyle w:val="Style26"/>
               <w:widowControl/>
+              <w:suppressAutoHyphens w:val="true"/>
               <w:spacing w:before="0" w:after="0"/>
               <w:jc w:val="start"/>
               <w:rPr>
@@ -14182,6 +14341,7 @@
             <w:pPr>
               <w:pStyle w:val="Style26"/>
               <w:widowControl/>
+              <w:suppressAutoHyphens w:val="true"/>
               <w:spacing w:before="0" w:after="0"/>
               <w:jc w:val="center"/>
               <w:rPr>
@@ -14211,6 +14371,7 @@
             <w:pPr>
               <w:pStyle w:val="Style26"/>
               <w:widowControl/>
+              <w:suppressAutoHyphens w:val="true"/>
               <w:spacing w:before="0" w:after="0"/>
               <w:jc w:val="center"/>
               <w:rPr>
@@ -14240,6 +14401,7 @@
             <w:pPr>
               <w:pStyle w:val="Style26"/>
               <w:widowControl/>
+              <w:suppressAutoHyphens w:val="true"/>
               <w:spacing w:before="0" w:after="0"/>
               <w:jc w:val="center"/>
               <w:rPr>
@@ -14274,6 +14436,7 @@
             <w:pPr>
               <w:pStyle w:val="Style26"/>
               <w:widowControl/>
+              <w:suppressAutoHyphens w:val="true"/>
               <w:spacing w:before="0" w:after="0"/>
               <w:jc w:val="start"/>
               <w:rPr>
@@ -14302,6 +14465,7 @@
             <w:pPr>
               <w:pStyle w:val="Style26"/>
               <w:widowControl/>
+              <w:suppressAutoHyphens w:val="true"/>
               <w:spacing w:before="0" w:after="0"/>
               <w:jc w:val="start"/>
               <w:rPr>
@@ -14330,6 +14494,7 @@
             <w:pPr>
               <w:pStyle w:val="Style26"/>
               <w:widowControl/>
+              <w:suppressAutoHyphens w:val="true"/>
               <w:spacing w:before="0" w:after="0"/>
               <w:jc w:val="start"/>
               <w:rPr>
@@ -14363,6 +14528,7 @@
             <w:pPr>
               <w:pStyle w:val="Style26"/>
               <w:widowControl/>
+              <w:suppressAutoHyphens w:val="true"/>
               <w:spacing w:before="0" w:after="0"/>
               <w:jc w:val="start"/>
               <w:rPr>
@@ -14391,6 +14557,7 @@
             <w:pPr>
               <w:pStyle w:val="Style26"/>
               <w:widowControl/>
+              <w:suppressAutoHyphens w:val="true"/>
               <w:spacing w:before="0" w:after="0"/>
               <w:jc w:val="start"/>
               <w:rPr>
@@ -14419,6 +14586,7 @@
             <w:pPr>
               <w:pStyle w:val="Style26"/>
               <w:widowControl/>
+              <w:suppressAutoHyphens w:val="true"/>
               <w:spacing w:before="0" w:after="0"/>
               <w:jc w:val="start"/>
               <w:rPr>
@@ -14452,6 +14620,7 @@
             <w:pPr>
               <w:pStyle w:val="Style26"/>
               <w:widowControl/>
+              <w:suppressAutoHyphens w:val="true"/>
               <w:spacing w:before="0" w:after="0"/>
               <w:jc w:val="start"/>
               <w:rPr>
@@ -14480,6 +14649,7 @@
             <w:pPr>
               <w:pStyle w:val="Style26"/>
               <w:widowControl/>
+              <w:suppressAutoHyphens w:val="true"/>
               <w:spacing w:before="0" w:after="0"/>
               <w:jc w:val="start"/>
               <w:rPr>
@@ -14508,6 +14678,7 @@
             <w:pPr>
               <w:pStyle w:val="Style26"/>
               <w:widowControl/>
+              <w:suppressAutoHyphens w:val="true"/>
               <w:spacing w:before="0" w:after="0"/>
               <w:jc w:val="start"/>
               <w:rPr>
@@ -14541,6 +14712,7 @@
             <w:pPr>
               <w:pStyle w:val="Style26"/>
               <w:widowControl/>
+              <w:suppressAutoHyphens w:val="true"/>
               <w:spacing w:before="0" w:after="0"/>
               <w:jc w:val="start"/>
               <w:rPr>
@@ -14569,6 +14741,7 @@
             <w:pPr>
               <w:pStyle w:val="Style26"/>
               <w:widowControl/>
+              <w:suppressAutoHyphens w:val="true"/>
               <w:spacing w:before="0" w:after="0"/>
               <w:jc w:val="start"/>
               <w:rPr>
@@ -14597,6 +14770,7 @@
             <w:pPr>
               <w:pStyle w:val="Style26"/>
               <w:widowControl/>
+              <w:suppressAutoHyphens w:val="true"/>
               <w:spacing w:before="0" w:after="0"/>
               <w:jc w:val="start"/>
               <w:rPr>
@@ -14630,6 +14804,7 @@
             <w:pPr>
               <w:pStyle w:val="Style26"/>
               <w:widowControl/>
+              <w:suppressAutoHyphens w:val="true"/>
               <w:spacing w:before="0" w:after="0"/>
               <w:jc w:val="start"/>
               <w:rPr>
@@ -14658,6 +14833,7 @@
             <w:pPr>
               <w:pStyle w:val="Style26"/>
               <w:widowControl/>
+              <w:suppressAutoHyphens w:val="true"/>
               <w:spacing w:before="0" w:after="0"/>
               <w:jc w:val="start"/>
               <w:rPr>
@@ -14686,6 +14862,7 @@
             <w:pPr>
               <w:pStyle w:val="Style26"/>
               <w:widowControl/>
+              <w:suppressAutoHyphens w:val="true"/>
               <w:spacing w:before="0" w:after="0"/>
               <w:jc w:val="start"/>
               <w:rPr>
@@ -14719,6 +14896,7 @@
             <w:pPr>
               <w:pStyle w:val="Style26"/>
               <w:widowControl/>
+              <w:suppressAutoHyphens w:val="true"/>
               <w:spacing w:before="0" w:after="0"/>
               <w:jc w:val="start"/>
               <w:rPr>
@@ -14747,6 +14925,7 @@
             <w:pPr>
               <w:pStyle w:val="Style26"/>
               <w:widowControl/>
+              <w:suppressAutoHyphens w:val="true"/>
               <w:spacing w:before="0" w:after="0"/>
               <w:jc w:val="start"/>
               <w:rPr>
@@ -14775,6 +14954,7 @@
             <w:pPr>
               <w:pStyle w:val="Style26"/>
               <w:widowControl/>
+              <w:suppressAutoHyphens w:val="true"/>
               <w:spacing w:before="0" w:after="0"/>
               <w:jc w:val="start"/>
               <w:rPr>
@@ -16247,7 +16427,7 @@
         <w:pStyle w:val="ListParagraph"/>
         <w:numPr>
           <w:ilvl w:val="0"/>
-          <w:numId w:val="10"/>
+          <w:numId w:val="11"/>
         </w:numPr>
         <w:ind w:firstLine="709" w:start="0"/>
         <w:rPr/>
@@ -16265,7 +16445,7 @@
         <w:pStyle w:val="ListParagraph"/>
         <w:numPr>
           <w:ilvl w:val="0"/>
-          <w:numId w:val="5"/>
+          <w:numId w:val="6"/>
         </w:numPr>
         <w:ind w:firstLine="709" w:start="0"/>
         <w:rPr/>
@@ -17387,7 +17567,7 @@
         <w:pStyle w:val="ListParagraph"/>
         <w:numPr>
           <w:ilvl w:val="0"/>
-          <w:numId w:val="11"/>
+          <w:numId w:val="12"/>
         </w:numPr>
         <w:ind w:firstLine="709" w:start="0"/>
         <w:rPr/>
@@ -17405,7 +17585,7 @@
         <w:pStyle w:val="ListParagraph"/>
         <w:numPr>
           <w:ilvl w:val="0"/>
-          <w:numId w:val="5"/>
+          <w:numId w:val="6"/>
         </w:numPr>
         <w:ind w:firstLine="709" w:start="0"/>
         <w:rPr/>
@@ -17423,7 +17603,7 @@
         <w:pStyle w:val="ListParagraph"/>
         <w:numPr>
           <w:ilvl w:val="0"/>
-          <w:numId w:val="5"/>
+          <w:numId w:val="6"/>
         </w:numPr>
         <w:ind w:firstLine="709" w:start="0"/>
         <w:rPr/>
@@ -17441,7 +17621,7 @@
         <w:pStyle w:val="ListParagraph"/>
         <w:numPr>
           <w:ilvl w:val="0"/>
-          <w:numId w:val="5"/>
+          <w:numId w:val="6"/>
         </w:numPr>
         <w:ind w:firstLine="709" w:start="0"/>
         <w:rPr/>
@@ -19478,7 +19658,23 @@
           <w:rFonts w:eastAsia="Calibri"/>
           <w:szCs w:val="28"/>
         </w:rPr>
-        <w:t>Раздел администрирования доступен пользователям с признаком администратора и состоит из трёх страниц: пользователи, чаты и системные оповещения.</w:t>
+        <w:t>Раздел администрирования доступен пользователям с признаком администратора и состоит из трёх страниц: пользователи, чаты и системные оповещени</w:t>
+      </w:r>
+      <w:r>
+        <w:rPr>
+          <w:rFonts w:eastAsia="Calibri"/>
+          <w:szCs w:val="28"/>
+          <w:shd w:fill="auto" w:val="clear"/>
+        </w:rPr>
+        <w:t>я.</w:t>
+      </w:r>
+      <w:r>
+        <w:rPr>
+          <w:rFonts w:eastAsia="Calibri"/>
+          <w:szCs w:val="28"/>
+          <w:shd w:fill="auto" w:val="clear"/>
+        </w:rPr>
+        <w:t xml:space="preserve"> В меню раздела также размещена ссылка «Инструкция», по которой скачивается руководство администратора в формате docx.</w:t>
       </w:r>
     </w:p>
     <w:p>
@@ -20254,6 +20450,7 @@
             <w:pPr>
               <w:pStyle w:val="Style26"/>
               <w:widowControl/>
+              <w:suppressAutoHyphens w:val="true"/>
               <w:spacing w:before="0" w:after="0"/>
               <w:jc w:val="center"/>
               <w:rPr>
@@ -20283,6 +20480,7 @@
             <w:pPr>
               <w:pStyle w:val="Style26"/>
               <w:widowControl/>
+              <w:suppressAutoHyphens w:val="true"/>
               <w:spacing w:before="0" w:after="0"/>
               <w:jc w:val="center"/>
               <w:rPr>
@@ -20317,6 +20515,7 @@
             <w:pPr>
               <w:pStyle w:val="Style26"/>
               <w:widowControl/>
+              <w:suppressAutoHyphens w:val="true"/>
               <w:spacing w:before="0" w:after="0"/>
               <w:jc w:val="start"/>
               <w:rPr>
@@ -20345,6 +20544,7 @@
             <w:pPr>
               <w:pStyle w:val="Style26"/>
               <w:widowControl/>
+              <w:suppressAutoHyphens w:val="true"/>
               <w:spacing w:before="0" w:after="0"/>
               <w:jc w:val="start"/>
               <w:rPr>
@@ -20378,6 +20578,7 @@
             <w:pPr>
               <w:pStyle w:val="Style26"/>
               <w:widowControl/>
+              <w:suppressAutoHyphens w:val="true"/>
               <w:spacing w:before="0" w:after="0"/>
               <w:jc w:val="start"/>
               <w:rPr>
@@ -20406,6 +20607,7 @@
             <w:pPr>
               <w:pStyle w:val="Style26"/>
               <w:widowControl/>
+              <w:suppressAutoHyphens w:val="true"/>
               <w:spacing w:before="0" w:after="0"/>
               <w:jc w:val="start"/>
               <w:rPr>
@@ -20439,6 +20641,7 @@
             <w:pPr>
               <w:pStyle w:val="Style26"/>
               <w:widowControl/>
+              <w:suppressAutoHyphens w:val="true"/>
               <w:spacing w:before="0" w:after="0"/>
               <w:jc w:val="start"/>
               <w:rPr>
@@ -20467,6 +20670,7 @@
             <w:pPr>
               <w:pStyle w:val="Style26"/>
               <w:widowControl/>
+              <w:suppressAutoHyphens w:val="true"/>
               <w:spacing w:before="0" w:after="0"/>
               <w:jc w:val="start"/>
               <w:rPr>
@@ -20500,6 +20704,7 @@
             <w:pPr>
               <w:pStyle w:val="Style26"/>
               <w:widowControl/>
+              <w:suppressAutoHyphens w:val="true"/>
               <w:spacing w:before="0" w:after="0"/>
               <w:jc w:val="start"/>
               <w:rPr>
@@ -20528,6 +20733,7 @@
             <w:pPr>
               <w:pStyle w:val="Style26"/>
               <w:widowControl/>
+              <w:suppressAutoHyphens w:val="true"/>
               <w:spacing w:before="0" w:after="0"/>
               <w:jc w:val="start"/>
               <w:rPr>
@@ -20561,6 +20767,7 @@
             <w:pPr>
               <w:pStyle w:val="Style26"/>
               <w:widowControl/>
+              <w:suppressAutoHyphens w:val="true"/>
               <w:spacing w:before="0" w:after="0"/>
               <w:jc w:val="start"/>
               <w:rPr>
@@ -20589,6 +20796,7 @@
             <w:pPr>
               <w:pStyle w:val="Style26"/>
               <w:widowControl/>
+              <w:suppressAutoHyphens w:val="true"/>
               <w:spacing w:before="0" w:after="0"/>
               <w:jc w:val="start"/>
               <w:rPr>
@@ -20622,6 +20830,7 @@
             <w:pPr>
               <w:pStyle w:val="Style26"/>
               <w:widowControl/>
+              <w:suppressAutoHyphens w:val="true"/>
               <w:spacing w:before="0" w:after="0"/>
               <w:jc w:val="start"/>
               <w:rPr>
@@ -20650,6 +20859,7 @@
             <w:pPr>
               <w:pStyle w:val="Style26"/>
               <w:widowControl/>
+              <w:suppressAutoHyphens w:val="true"/>
               <w:spacing w:before="0" w:after="0"/>
               <w:jc w:val="start"/>
               <w:rPr>
@@ -20683,6 +20893,7 @@
             <w:pPr>
               <w:pStyle w:val="Style26"/>
               <w:widowControl/>
+              <w:suppressAutoHyphens w:val="true"/>
               <w:spacing w:before="0" w:after="0"/>
               <w:jc w:val="start"/>
               <w:rPr>
@@ -20711,6 +20922,7 @@
             <w:pPr>
               <w:pStyle w:val="Style26"/>
               <w:widowControl/>
+              <w:suppressAutoHyphens w:val="true"/>
               <w:spacing w:before="0" w:after="0"/>
               <w:jc w:val="start"/>
               <w:rPr>
@@ -20744,6 +20956,7 @@
             <w:pPr>
               <w:pStyle w:val="Style26"/>
               <w:widowControl/>
+              <w:suppressAutoHyphens w:val="true"/>
               <w:spacing w:before="0" w:after="0"/>
               <w:jc w:val="start"/>
               <w:rPr>
@@ -20772,6 +20985,7 @@
             <w:pPr>
               <w:pStyle w:val="Style26"/>
               <w:widowControl/>
+              <w:suppressAutoHyphens w:val="true"/>
               <w:spacing w:before="0" w:after="0"/>
               <w:jc w:val="start"/>
               <w:rPr>
@@ -20805,6 +21019,7 @@
             <w:pPr>
               <w:pStyle w:val="Style26"/>
               <w:widowControl/>
+              <w:suppressAutoHyphens w:val="true"/>
               <w:spacing w:before="0" w:after="0"/>
               <w:jc w:val="start"/>
               <w:rPr>
@@ -20833,6 +21048,7 @@
             <w:pPr>
               <w:pStyle w:val="Style26"/>
               <w:widowControl/>
+              <w:suppressAutoHyphens w:val="true"/>
               <w:spacing w:before="0" w:after="0"/>
               <w:jc w:val="start"/>
               <w:rPr>
@@ -20948,9 +21164,9 @@
         <w:tblLook w:val="04a0"/>
       </w:tblPr>
       <w:tblGrid>
-        <w:gridCol w:w="3399"/>
+        <w:gridCol w:w="3398"/>
         <w:gridCol w:w="2000"/>
-        <w:gridCol w:w="3956"/>
+        <w:gridCol w:w="3957"/>
       </w:tblGrid>
       <w:tr>
         <w:trPr>
@@ -20959,13 +21175,14 @@
         </w:trPr>
         <w:tc>
           <w:tcPr>
-            <w:tcW w:w="3399" w:type="dxa"/>
-            <w:tcBorders/>
-          </w:tcPr>
-          <w:p>
-            <w:pPr>
-              <w:pStyle w:val="Style26"/>
-              <w:widowControl/>
+            <w:tcW w:w="3398" w:type="dxa"/>
+            <w:tcBorders/>
+          </w:tcPr>
+          <w:p>
+            <w:pPr>
+              <w:pStyle w:val="Style26"/>
+              <w:widowControl/>
+              <w:suppressAutoHyphens w:val="true"/>
               <w:spacing w:before="0" w:after="0"/>
               <w:jc w:val="center"/>
               <w:rPr>
@@ -20995,6 +21212,7 @@
             <w:pPr>
               <w:pStyle w:val="Style26"/>
               <w:widowControl/>
+              <w:suppressAutoHyphens w:val="true"/>
               <w:spacing w:before="0" w:after="0"/>
               <w:jc w:val="center"/>
               <w:rPr>
@@ -21017,13 +21235,14 @@
         </w:tc>
         <w:tc>
           <w:tcPr>
-            <w:tcW w:w="3956" w:type="dxa"/>
-            <w:tcBorders/>
-          </w:tcPr>
-          <w:p>
-            <w:pPr>
-              <w:pStyle w:val="Style26"/>
-              <w:widowControl/>
+            <w:tcW w:w="3957" w:type="dxa"/>
+            <w:tcBorders/>
+          </w:tcPr>
+          <w:p>
+            <w:pPr>
+              <w:pStyle w:val="Style26"/>
+              <w:widowControl/>
+              <w:suppressAutoHyphens w:val="true"/>
               <w:spacing w:before="0" w:after="0"/>
               <w:jc w:val="center"/>
               <w:rPr>
@@ -21051,13 +21270,14 @@
         </w:trPr>
         <w:tc>
           <w:tcPr>
-            <w:tcW w:w="3399" w:type="dxa"/>
-            <w:tcBorders/>
-          </w:tcPr>
-          <w:p>
-            <w:pPr>
-              <w:pStyle w:val="Style26"/>
-              <w:widowControl/>
+            <w:tcW w:w="3398" w:type="dxa"/>
+            <w:tcBorders/>
+          </w:tcPr>
+          <w:p>
+            <w:pPr>
+              <w:pStyle w:val="Style26"/>
+              <w:widowControl/>
+              <w:suppressAutoHyphens w:val="true"/>
               <w:spacing w:before="0" w:after="0"/>
               <w:jc w:val="start"/>
               <w:rPr>
@@ -21086,6 +21306,7 @@
             <w:pPr>
               <w:pStyle w:val="Style26"/>
               <w:widowControl/>
+              <w:suppressAutoHyphens w:val="true"/>
               <w:spacing w:before="0" w:after="0"/>
               <w:jc w:val="start"/>
               <w:rPr>
@@ -21107,13 +21328,14 @@
         </w:tc>
         <w:tc>
           <w:tcPr>
-            <w:tcW w:w="3956" w:type="dxa"/>
-            <w:tcBorders/>
-          </w:tcPr>
-          <w:p>
-            <w:pPr>
-              <w:pStyle w:val="Style26"/>
-              <w:widowControl/>
+            <w:tcW w:w="3957" w:type="dxa"/>
+            <w:tcBorders/>
+          </w:tcPr>
+          <w:p>
+            <w:pPr>
+              <w:pStyle w:val="Style26"/>
+              <w:widowControl/>
+              <w:suppressAutoHyphens w:val="true"/>
               <w:spacing w:before="0" w:after="0"/>
               <w:jc w:val="start"/>
               <w:rPr>
@@ -21140,13 +21362,14 @@
         </w:trPr>
         <w:tc>
           <w:tcPr>
-            <w:tcW w:w="3399" w:type="dxa"/>
-            <w:tcBorders/>
-          </w:tcPr>
-          <w:p>
-            <w:pPr>
-              <w:pStyle w:val="Style26"/>
-              <w:widowControl/>
+            <w:tcW w:w="3398" w:type="dxa"/>
+            <w:tcBorders/>
+          </w:tcPr>
+          <w:p>
+            <w:pPr>
+              <w:pStyle w:val="Style26"/>
+              <w:widowControl/>
+              <w:suppressAutoHyphens w:val="true"/>
               <w:spacing w:before="0" w:after="0"/>
               <w:jc w:val="start"/>
               <w:rPr>
@@ -21175,6 +21398,7 @@
             <w:pPr>
               <w:pStyle w:val="Style26"/>
               <w:widowControl/>
+              <w:suppressAutoHyphens w:val="true"/>
               <w:spacing w:before="0" w:after="0"/>
               <w:jc w:val="start"/>
               <w:rPr>
@@ -21196,13 +21420,14 @@
         </w:tc>
         <w:tc>
           <w:tcPr>
-            <w:tcW w:w="3956" w:type="dxa"/>
-            <w:tcBorders/>
-          </w:tcPr>
-          <w:p>
-            <w:pPr>
-              <w:pStyle w:val="Style26"/>
-              <w:widowControl/>
+            <w:tcW w:w="3957" w:type="dxa"/>
+            <w:tcBorders/>
+          </w:tcPr>
+          <w:p>
+            <w:pPr>
+              <w:pStyle w:val="Style26"/>
+              <w:widowControl/>
+              <w:suppressAutoHyphens w:val="true"/>
               <w:spacing w:before="0" w:after="0"/>
               <w:jc w:val="start"/>
               <w:rPr>
@@ -21229,13 +21454,14 @@
         </w:trPr>
         <w:tc>
           <w:tcPr>
-            <w:tcW w:w="3399" w:type="dxa"/>
-            <w:tcBorders/>
-          </w:tcPr>
-          <w:p>
-            <w:pPr>
-              <w:pStyle w:val="Style26"/>
-              <w:widowControl/>
+            <w:tcW w:w="3398" w:type="dxa"/>
+            <w:tcBorders/>
+          </w:tcPr>
+          <w:p>
+            <w:pPr>
+              <w:pStyle w:val="Style26"/>
+              <w:widowControl/>
+              <w:suppressAutoHyphens w:val="true"/>
               <w:spacing w:before="0" w:after="0"/>
               <w:jc w:val="start"/>
               <w:rPr>
@@ -21264,6 +21490,7 @@
             <w:pPr>
               <w:pStyle w:val="Style26"/>
               <w:widowControl/>
+              <w:suppressAutoHyphens w:val="true"/>
               <w:spacing w:before="0" w:after="0"/>
               <w:jc w:val="start"/>
               <w:rPr>
@@ -21285,13 +21512,14 @@
         </w:tc>
         <w:tc>
           <w:tcPr>
-            <w:tcW w:w="3956" w:type="dxa"/>
-            <w:tcBorders/>
-          </w:tcPr>
-          <w:p>
-            <w:pPr>
-              <w:pStyle w:val="Style26"/>
-              <w:widowControl/>
+            <w:tcW w:w="3957" w:type="dxa"/>
+            <w:tcBorders/>
+          </w:tcPr>
+          <w:p>
+            <w:pPr>
+              <w:pStyle w:val="Style26"/>
+              <w:widowControl/>
+              <w:suppressAutoHyphens w:val="true"/>
               <w:spacing w:before="0" w:after="0"/>
               <w:jc w:val="start"/>
               <w:rPr>
@@ -21318,13 +21546,14 @@
         </w:trPr>
         <w:tc>
           <w:tcPr>
-            <w:tcW w:w="3399" w:type="dxa"/>
-            <w:tcBorders/>
-          </w:tcPr>
-          <w:p>
-            <w:pPr>
-              <w:pStyle w:val="Style26"/>
-              <w:widowControl/>
+            <w:tcW w:w="3398" w:type="dxa"/>
+            <w:tcBorders/>
+          </w:tcPr>
+          <w:p>
+            <w:pPr>
+              <w:pStyle w:val="Style26"/>
+              <w:widowControl/>
+              <w:suppressAutoHyphens w:val="true"/>
               <w:spacing w:before="0" w:after="0"/>
               <w:jc w:val="start"/>
               <w:rPr>
@@ -21353,6 +21582,7 @@
             <w:pPr>
               <w:pStyle w:val="Style26"/>
               <w:widowControl/>
+              <w:suppressAutoHyphens w:val="true"/>
               <w:spacing w:before="0" w:after="0"/>
               <w:jc w:val="start"/>
               <w:rPr>
@@ -21374,13 +21604,14 @@
         </w:tc>
         <w:tc>
           <w:tcPr>
-            <w:tcW w:w="3956" w:type="dxa"/>
-            <w:tcBorders/>
-          </w:tcPr>
-          <w:p>
-            <w:pPr>
-              <w:pStyle w:val="Style26"/>
-              <w:widowControl/>
+            <w:tcW w:w="3957" w:type="dxa"/>
+            <w:tcBorders/>
+          </w:tcPr>
+          <w:p>
+            <w:pPr>
+              <w:pStyle w:val="Style26"/>
+              <w:widowControl/>
+              <w:suppressAutoHyphens w:val="true"/>
               <w:spacing w:before="0" w:after="0"/>
               <w:jc w:val="start"/>
               <w:rPr>
@@ -21407,13 +21638,14 @@
         </w:trPr>
         <w:tc>
           <w:tcPr>
-            <w:tcW w:w="3399" w:type="dxa"/>
-            <w:tcBorders/>
-          </w:tcPr>
-          <w:p>
-            <w:pPr>
-              <w:pStyle w:val="Style26"/>
-              <w:widowControl/>
+            <w:tcW w:w="3398" w:type="dxa"/>
+            <w:tcBorders/>
+          </w:tcPr>
+          <w:p>
+            <w:pPr>
+              <w:pStyle w:val="Style26"/>
+              <w:widowControl/>
+              <w:suppressAutoHyphens w:val="true"/>
               <w:spacing w:before="0" w:after="0"/>
               <w:jc w:val="start"/>
               <w:rPr>
@@ -21442,6 +21674,7 @@
             <w:pPr>
               <w:pStyle w:val="Style26"/>
               <w:widowControl/>
+              <w:suppressAutoHyphens w:val="true"/>
               <w:spacing w:before="0" w:after="0"/>
               <w:jc w:val="start"/>
               <w:rPr>
@@ -21463,13 +21696,14 @@
         </w:tc>
         <w:tc>
           <w:tcPr>
-            <w:tcW w:w="3956" w:type="dxa"/>
-            <w:tcBorders/>
-          </w:tcPr>
-          <w:p>
-            <w:pPr>
-              <w:pStyle w:val="Style26"/>
-              <w:widowControl/>
+            <w:tcW w:w="3957" w:type="dxa"/>
+            <w:tcBorders/>
+          </w:tcPr>
+          <w:p>
+            <w:pPr>
+              <w:pStyle w:val="Style26"/>
+              <w:widowControl/>
+              <w:suppressAutoHyphens w:val="true"/>
               <w:spacing w:before="0" w:after="0"/>
               <w:jc w:val="start"/>
               <w:rPr>
@@ -22174,7 +22408,38 @@
           <w:rFonts w:eastAsia="Calibri"/>
           <w:szCs w:val="28"/>
         </w:rPr>
-        <w:t>Тестирование системы проводилось в два этапа. Автоматические проверки качества кода выполняются конвейером CI при каждом изменении (раздел 4.5): они выявляют синтаксические ошибки, нарушения типизации и рассогласование клиента с API до развёртывания. Функциональное тестирование проводилось вручную на развёрнутой системе по сценариям, составленным на основе требований из первой главы. Сценарии и их результаты приведены в таблице 4.4: все 20 сценариев пройдены успешно.</w:t>
+        <w:t>Тестирование системы проводилось в два этапа. Автоматические проверки качества кода выполняются конвейером CI при каждом изменении (раздел 4.5): они выявляют синтаксические ошибки, нарушения типизации и рассогласование клиента с API до развёртывания. Функциональное тестирование проводилось вручную на развёрнутой системе по сценариям, составленным на основе требований из первой главы. Сценарии и их результаты приведены в таблице 4</w:t>
+      </w:r>
+      <w:r>
+        <w:rPr>
+          <w:rFonts w:eastAsia="Calibri"/>
+          <w:szCs w:val="28"/>
+          <w:shd w:fill="auto" w:val="clear"/>
+        </w:rPr>
+        <w:t xml:space="preserve">.4: все </w:t>
+      </w:r>
+      <w:r>
+        <w:rPr>
+          <w:rFonts w:eastAsia="Calibri"/>
+          <w:szCs w:val="28"/>
+          <w:shd w:fill="auto" w:val="clear"/>
+        </w:rPr>
+        <w:t>21 сценарий</w:t>
+      </w:r>
+      <w:r>
+        <w:rPr>
+          <w:rFonts w:eastAsia="Calibri"/>
+          <w:szCs w:val="28"/>
+          <w:shd w:fill="auto" w:val="clear"/>
+        </w:rPr>
+        <w:t xml:space="preserve"> пр</w:t>
+      </w:r>
+      <w:r>
+        <w:rPr>
+          <w:rFonts w:eastAsia="Calibri"/>
+          <w:szCs w:val="28"/>
+        </w:rPr>
+        <w:t>ойдены успешно.</w:t>
       </w:r>
     </w:p>
     <w:p>
@@ -22223,9 +22488,9 @@
         <w:tblLook w:val="04a0"/>
       </w:tblPr>
       <w:tblGrid>
-        <w:gridCol w:w="699"/>
+        <w:gridCol w:w="698"/>
         <w:gridCol w:w="3900"/>
-        <w:gridCol w:w="3755"/>
+        <w:gridCol w:w="3756"/>
         <w:gridCol w:w="1001"/>
       </w:tblGrid>
       <w:tr>
@@ -22235,13 +22500,14 @@
         </w:trPr>
         <w:tc>
           <w:tcPr>
-            <w:tcW w:w="699" w:type="dxa"/>
-            <w:tcBorders/>
-          </w:tcPr>
-          <w:p>
-            <w:pPr>
-              <w:pStyle w:val="Style26"/>
-              <w:widowControl/>
+            <w:tcW w:w="698" w:type="dxa"/>
+            <w:tcBorders/>
+          </w:tcPr>
+          <w:p>
+            <w:pPr>
+              <w:pStyle w:val="Style26"/>
+              <w:widowControl/>
+              <w:suppressAutoHyphens w:val="true"/>
               <w:spacing w:before="0" w:after="0"/>
               <w:jc w:val="center"/>
               <w:rPr>
@@ -22271,6 +22537,7 @@
             <w:pPr>
               <w:pStyle w:val="Style26"/>
               <w:widowControl/>
+              <w:suppressAutoHyphens w:val="true"/>
               <w:spacing w:before="0" w:after="0"/>
               <w:jc w:val="center"/>
               <w:rPr>
@@ -22293,13 +22560,14 @@
         </w:tc>
         <w:tc>
           <w:tcPr>
-            <w:tcW w:w="3755" w:type="dxa"/>
-            <w:tcBorders/>
-          </w:tcPr>
-          <w:p>
-            <w:pPr>
-              <w:pStyle w:val="Style26"/>
-              <w:widowControl/>
+            <w:tcW w:w="3756" w:type="dxa"/>
+            <w:tcBorders/>
+          </w:tcPr>
+          <w:p>
+            <w:pPr>
+              <w:pStyle w:val="Style26"/>
+              <w:widowControl/>
+              <w:suppressAutoHyphens w:val="true"/>
               <w:spacing w:before="0" w:after="0"/>
               <w:jc w:val="center"/>
               <w:rPr>
@@ -22329,6 +22597,7 @@
             <w:pPr>
               <w:pStyle w:val="Style26"/>
               <w:widowControl/>
+              <w:suppressAutoHyphens w:val="true"/>
               <w:spacing w:before="0" w:after="0"/>
               <w:jc w:val="center"/>
               <w:rPr>
@@ -22356,13 +22625,14 @@
         </w:trPr>
         <w:tc>
           <w:tcPr>
-            <w:tcW w:w="699" w:type="dxa"/>
-            <w:tcBorders/>
-          </w:tcPr>
-          <w:p>
-            <w:pPr>
-              <w:pStyle w:val="Style26"/>
-              <w:widowControl/>
+            <w:tcW w:w="698" w:type="dxa"/>
+            <w:tcBorders/>
+          </w:tcPr>
+          <w:p>
+            <w:pPr>
+              <w:pStyle w:val="Style26"/>
+              <w:widowControl/>
+              <w:suppressAutoHyphens w:val="true"/>
               <w:spacing w:before="0" w:after="0"/>
               <w:jc w:val="start"/>
               <w:rPr>
@@ -22391,6 +22661,7 @@
             <w:pPr>
               <w:pStyle w:val="Style26"/>
               <w:widowControl/>
+              <w:suppressAutoHyphens w:val="true"/>
               <w:spacing w:before="0" w:after="0"/>
               <w:jc w:val="start"/>
               <w:rPr>
@@ -22412,13 +22683,14 @@
         </w:tc>
         <w:tc>
           <w:tcPr>
-            <w:tcW w:w="3755" w:type="dxa"/>
-            <w:tcBorders/>
-          </w:tcPr>
-          <w:p>
-            <w:pPr>
-              <w:pStyle w:val="Style26"/>
-              <w:widowControl/>
+            <w:tcW w:w="3756" w:type="dxa"/>
+            <w:tcBorders/>
+          </w:tcPr>
+          <w:p>
+            <w:pPr>
+              <w:pStyle w:val="Style26"/>
+              <w:widowControl/>
+              <w:suppressAutoHyphens w:val="true"/>
               <w:spacing w:before="0" w:after="0"/>
               <w:jc w:val="start"/>
               <w:rPr>
@@ -22447,6 +22719,7 @@
             <w:pPr>
               <w:pStyle w:val="Style26"/>
               <w:widowControl/>
+              <w:suppressAutoHyphens w:val="true"/>
               <w:spacing w:before="0" w:after="0"/>
               <w:jc w:val="start"/>
               <w:rPr>
@@ -22473,13 +22746,14 @@
         </w:trPr>
         <w:tc>
           <w:tcPr>
-            <w:tcW w:w="699" w:type="dxa"/>
-            <w:tcBorders/>
-          </w:tcPr>
-          <w:p>
-            <w:pPr>
-              <w:pStyle w:val="Style26"/>
-              <w:widowControl/>
+            <w:tcW w:w="698" w:type="dxa"/>
+            <w:tcBorders/>
+          </w:tcPr>
+          <w:p>
+            <w:pPr>
+              <w:pStyle w:val="Style26"/>
+              <w:widowControl/>
+              <w:suppressAutoHyphens w:val="true"/>
               <w:spacing w:before="0" w:after="0"/>
               <w:jc w:val="start"/>
               <w:rPr>
@@ -22508,6 +22782,7 @@
             <w:pPr>
               <w:pStyle w:val="Style26"/>
               <w:widowControl/>
+              <w:suppressAutoHyphens w:val="true"/>
               <w:spacing w:before="0" w:after="0"/>
               <w:jc w:val="start"/>
               <w:rPr>
@@ -22529,13 +22804,14 @@
         </w:tc>
         <w:tc>
           <w:tcPr>
-            <w:tcW w:w="3755" w:type="dxa"/>
-            <w:tcBorders/>
-          </w:tcPr>
-          <w:p>
-            <w:pPr>
-              <w:pStyle w:val="Style26"/>
-              <w:widowControl/>
+            <w:tcW w:w="3756" w:type="dxa"/>
+            <w:tcBorders/>
+          </w:tcPr>
+          <w:p>
+            <w:pPr>
+              <w:pStyle w:val="Style26"/>
+              <w:widowControl/>
+              <w:suppressAutoHyphens w:val="true"/>
               <w:spacing w:before="0" w:after="0"/>
               <w:jc w:val="start"/>
               <w:rPr>
@@ -22564,6 +22840,7 @@
             <w:pPr>
               <w:pStyle w:val="Style26"/>
               <w:widowControl/>
+              <w:suppressAutoHyphens w:val="true"/>
               <w:spacing w:before="0" w:after="0"/>
               <w:jc w:val="start"/>
               <w:rPr>
@@ -22590,13 +22867,14 @@
         </w:trPr>
         <w:tc>
           <w:tcPr>
-            <w:tcW w:w="699" w:type="dxa"/>
-            <w:tcBorders/>
-          </w:tcPr>
-          <w:p>
-            <w:pPr>
-              <w:pStyle w:val="Style26"/>
-              <w:widowControl/>
+            <w:tcW w:w="698" w:type="dxa"/>
+            <w:tcBorders/>
+          </w:tcPr>
+          <w:p>
+            <w:pPr>
+              <w:pStyle w:val="Style26"/>
+              <w:widowControl/>
+              <w:suppressAutoHyphens w:val="true"/>
               <w:spacing w:before="0" w:after="0"/>
               <w:jc w:val="start"/>
               <w:rPr>
@@ -22625,6 +22903,7 @@
             <w:pPr>
               <w:pStyle w:val="Style26"/>
               <w:widowControl/>
+              <w:suppressAutoHyphens w:val="true"/>
               <w:spacing w:before="0" w:after="0"/>
               <w:jc w:val="start"/>
               <w:rPr>
@@ -22646,13 +22925,14 @@
         </w:tc>
         <w:tc>
           <w:tcPr>
-            <w:tcW w:w="3755" w:type="dxa"/>
-            <w:tcBorders/>
-          </w:tcPr>
-          <w:p>
-            <w:pPr>
-              <w:pStyle w:val="Style26"/>
-              <w:widowControl/>
+            <w:tcW w:w="3756" w:type="dxa"/>
+            <w:tcBorders/>
+          </w:tcPr>
+          <w:p>
+            <w:pPr>
+              <w:pStyle w:val="Style26"/>
+              <w:widowControl/>
+              <w:suppressAutoHyphens w:val="true"/>
               <w:spacing w:before="0" w:after="0"/>
               <w:jc w:val="start"/>
               <w:rPr>
@@ -22681,6 +22961,7 @@
             <w:pPr>
               <w:pStyle w:val="Style26"/>
               <w:widowControl/>
+              <w:suppressAutoHyphens w:val="true"/>
               <w:spacing w:before="0" w:after="0"/>
               <w:jc w:val="start"/>
               <w:rPr>
@@ -22707,13 +22988,14 @@
         </w:trPr>
         <w:tc>
           <w:tcPr>
-            <w:tcW w:w="699" w:type="dxa"/>
-            <w:tcBorders/>
-          </w:tcPr>
-          <w:p>
-            <w:pPr>
-              <w:pStyle w:val="Style26"/>
-              <w:widowControl/>
+            <w:tcW w:w="698" w:type="dxa"/>
+            <w:tcBorders/>
+          </w:tcPr>
+          <w:p>
+            <w:pPr>
+              <w:pStyle w:val="Style26"/>
+              <w:widowControl/>
+              <w:suppressAutoHyphens w:val="true"/>
               <w:spacing w:before="0" w:after="0"/>
               <w:jc w:val="start"/>
               <w:rPr>
@@ -22742,6 +23024,7 @@
             <w:pPr>
               <w:pStyle w:val="Style26"/>
               <w:widowControl/>
+              <w:suppressAutoHyphens w:val="true"/>
               <w:spacing w:before="0" w:after="0"/>
               <w:jc w:val="start"/>
               <w:rPr>
@@ -22763,13 +23046,14 @@
         </w:tc>
         <w:tc>
           <w:tcPr>
-            <w:tcW w:w="3755" w:type="dxa"/>
-            <w:tcBorders/>
-          </w:tcPr>
-          <w:p>
-            <w:pPr>
-              <w:pStyle w:val="Style26"/>
-              <w:widowControl/>
+            <w:tcW w:w="3756" w:type="dxa"/>
+            <w:tcBorders/>
+          </w:tcPr>
+          <w:p>
+            <w:pPr>
+              <w:pStyle w:val="Style26"/>
+              <w:widowControl/>
+              <w:suppressAutoHyphens w:val="true"/>
               <w:spacing w:before="0" w:after="0"/>
               <w:jc w:val="start"/>
               <w:rPr>
@@ -22798,6 +23082,7 @@
             <w:pPr>
               <w:pStyle w:val="Style26"/>
               <w:widowControl/>
+              <w:suppressAutoHyphens w:val="true"/>
               <w:spacing w:before="0" w:after="0"/>
               <w:jc w:val="start"/>
               <w:rPr>
@@ -22824,13 +23109,14 @@
         </w:trPr>
         <w:tc>
           <w:tcPr>
-            <w:tcW w:w="699" w:type="dxa"/>
-            <w:tcBorders/>
-          </w:tcPr>
-          <w:p>
-            <w:pPr>
-              <w:pStyle w:val="Style26"/>
-              <w:widowControl/>
+            <w:tcW w:w="698" w:type="dxa"/>
+            <w:tcBorders/>
+          </w:tcPr>
+          <w:p>
+            <w:pPr>
+              <w:pStyle w:val="Style26"/>
+              <w:widowControl/>
+              <w:suppressAutoHyphens w:val="true"/>
               <w:spacing w:before="0" w:after="0"/>
               <w:jc w:val="start"/>
               <w:rPr>
@@ -22859,6 +23145,7 @@
             <w:pPr>
               <w:pStyle w:val="Style26"/>
               <w:widowControl/>
+              <w:suppressAutoHyphens w:val="true"/>
               <w:spacing w:before="0" w:after="0"/>
               <w:jc w:val="start"/>
               <w:rPr>
@@ -22880,13 +23167,14 @@
         </w:tc>
         <w:tc>
           <w:tcPr>
-            <w:tcW w:w="3755" w:type="dxa"/>
-            <w:tcBorders/>
-          </w:tcPr>
-          <w:p>
-            <w:pPr>
-              <w:pStyle w:val="Style26"/>
-              <w:widowControl/>
+            <w:tcW w:w="3756" w:type="dxa"/>
+            <w:tcBorders/>
+          </w:tcPr>
+          <w:p>
+            <w:pPr>
+              <w:pStyle w:val="Style26"/>
+              <w:widowControl/>
+              <w:suppressAutoHyphens w:val="true"/>
               <w:spacing w:before="0" w:after="0"/>
               <w:jc w:val="start"/>
               <w:rPr>
@@ -22915,6 +23203,7 @@
             <w:pPr>
               <w:pStyle w:val="Style26"/>
               <w:widowControl/>
+              <w:suppressAutoHyphens w:val="true"/>
               <w:spacing w:before="0" w:after="0"/>
               <w:jc w:val="start"/>
               <w:rPr>
@@ -22941,13 +23230,14 @@
         </w:trPr>
         <w:tc>
           <w:tcPr>
-            <w:tcW w:w="699" w:type="dxa"/>
-            <w:tcBorders/>
-          </w:tcPr>
-          <w:p>
-            <w:pPr>
-              <w:pStyle w:val="Style26"/>
-              <w:widowControl/>
+            <w:tcW w:w="698" w:type="dxa"/>
+            <w:tcBorders/>
+          </w:tcPr>
+          <w:p>
+            <w:pPr>
+              <w:pStyle w:val="Style26"/>
+              <w:widowControl/>
+              <w:suppressAutoHyphens w:val="true"/>
               <w:spacing w:before="0" w:after="0"/>
               <w:jc w:val="start"/>
               <w:rPr>
@@ -22976,6 +23266,7 @@
             <w:pPr>
               <w:pStyle w:val="Style26"/>
               <w:widowControl/>
+              <w:suppressAutoHyphens w:val="true"/>
               <w:spacing w:before="0" w:after="0"/>
               <w:jc w:val="start"/>
               <w:rPr>
@@ -22997,13 +23288,14 @@
         </w:tc>
         <w:tc>
           <w:tcPr>
-            <w:tcW w:w="3755" w:type="dxa"/>
-            <w:tcBorders/>
-          </w:tcPr>
-          <w:p>
-            <w:pPr>
-              <w:pStyle w:val="Style26"/>
-              <w:widowControl/>
+            <w:tcW w:w="3756" w:type="dxa"/>
+            <w:tcBorders/>
+          </w:tcPr>
+          <w:p>
+            <w:pPr>
+              <w:pStyle w:val="Style26"/>
+              <w:widowControl/>
+              <w:suppressAutoHyphens w:val="true"/>
               <w:spacing w:before="0" w:after="0"/>
               <w:jc w:val="start"/>
               <w:rPr>
@@ -23032,6 +23324,7 @@
             <w:pPr>
               <w:pStyle w:val="Style26"/>
               <w:widowControl/>
+              <w:suppressAutoHyphens w:val="true"/>
               <w:spacing w:before="0" w:after="0"/>
               <w:jc w:val="start"/>
               <w:rPr>
@@ -23058,13 +23351,14 @@
         </w:trPr>
         <w:tc>
           <w:tcPr>
-            <w:tcW w:w="699" w:type="dxa"/>
-            <w:tcBorders/>
-          </w:tcPr>
-          <w:p>
-            <w:pPr>
-              <w:pStyle w:val="Style26"/>
-              <w:widowControl/>
+            <w:tcW w:w="698" w:type="dxa"/>
+            <w:tcBorders/>
+          </w:tcPr>
+          <w:p>
+            <w:pPr>
+              <w:pStyle w:val="Style26"/>
+              <w:widowControl/>
+              <w:suppressAutoHyphens w:val="true"/>
               <w:spacing w:before="0" w:after="0"/>
               <w:jc w:val="start"/>
               <w:rPr>
@@ -23093,6 +23387,7 @@
             <w:pPr>
               <w:pStyle w:val="Style26"/>
               <w:widowControl/>
+              <w:suppressAutoHyphens w:val="true"/>
               <w:spacing w:before="0" w:after="0"/>
               <w:jc w:val="start"/>
               <w:rPr>
@@ -23114,13 +23409,14 @@
         </w:tc>
         <w:tc>
           <w:tcPr>
-            <w:tcW w:w="3755" w:type="dxa"/>
-            <w:tcBorders/>
-          </w:tcPr>
-          <w:p>
-            <w:pPr>
-              <w:pStyle w:val="Style26"/>
-              <w:widowControl/>
+            <w:tcW w:w="3756" w:type="dxa"/>
+            <w:tcBorders/>
+          </w:tcPr>
+          <w:p>
+            <w:pPr>
+              <w:pStyle w:val="Style26"/>
+              <w:widowControl/>
+              <w:suppressAutoHyphens w:val="true"/>
               <w:spacing w:before="0" w:after="0"/>
               <w:jc w:val="start"/>
               <w:rPr>
@@ -23149,6 +23445,7 @@
             <w:pPr>
               <w:pStyle w:val="Style26"/>
               <w:widowControl/>
+              <w:suppressAutoHyphens w:val="true"/>
               <w:spacing w:before="0" w:after="0"/>
               <w:jc w:val="start"/>
               <w:rPr>
@@ -23175,13 +23472,14 @@
         </w:trPr>
         <w:tc>
           <w:tcPr>
-            <w:tcW w:w="699" w:type="dxa"/>
-            <w:tcBorders/>
-          </w:tcPr>
-          <w:p>
-            <w:pPr>
-              <w:pStyle w:val="Style26"/>
-              <w:widowControl/>
+            <w:tcW w:w="698" w:type="dxa"/>
+            <w:tcBorders/>
+          </w:tcPr>
+          <w:p>
+            <w:pPr>
+              <w:pStyle w:val="Style26"/>
+              <w:widowControl/>
+              <w:suppressAutoHyphens w:val="true"/>
               <w:spacing w:before="0" w:after="0"/>
               <w:jc w:val="start"/>
               <w:rPr>
@@ -23210,6 +23508,7 @@
             <w:pPr>
               <w:pStyle w:val="Style26"/>
               <w:widowControl/>
+              <w:suppressAutoHyphens w:val="true"/>
               <w:spacing w:before="0" w:after="0"/>
               <w:jc w:val="start"/>
               <w:rPr>
@@ -23231,13 +23530,14 @@
         </w:tc>
         <w:tc>
           <w:tcPr>
-            <w:tcW w:w="3755" w:type="dxa"/>
-            <w:tcBorders/>
-          </w:tcPr>
-          <w:p>
-            <w:pPr>
-              <w:pStyle w:val="Style26"/>
-              <w:widowControl/>
+            <w:tcW w:w="3756" w:type="dxa"/>
+            <w:tcBorders/>
+          </w:tcPr>
+          <w:p>
+            <w:pPr>
+              <w:pStyle w:val="Style26"/>
+              <w:widowControl/>
+              <w:suppressAutoHyphens w:val="true"/>
               <w:spacing w:before="0" w:after="0"/>
               <w:jc w:val="start"/>
               <w:rPr>
@@ -23266,6 +23566,7 @@
             <w:pPr>
               <w:pStyle w:val="Style26"/>
               <w:widowControl/>
+              <w:suppressAutoHyphens w:val="true"/>
               <w:spacing w:before="0" w:after="0"/>
               <w:jc w:val="start"/>
               <w:rPr>
@@ -23292,13 +23593,14 @@
         </w:trPr>
         <w:tc>
           <w:tcPr>
-            <w:tcW w:w="699" w:type="dxa"/>
-            <w:tcBorders/>
-          </w:tcPr>
-          <w:p>
-            <w:pPr>
-              <w:pStyle w:val="Style26"/>
-              <w:widowControl/>
+            <w:tcW w:w="698" w:type="dxa"/>
+            <w:tcBorders/>
+          </w:tcPr>
+          <w:p>
+            <w:pPr>
+              <w:pStyle w:val="Style26"/>
+              <w:widowControl/>
+              <w:suppressAutoHyphens w:val="true"/>
               <w:spacing w:before="0" w:after="0"/>
               <w:jc w:val="start"/>
               <w:rPr>
@@ -23327,6 +23629,7 @@
             <w:pPr>
               <w:pStyle w:val="Style26"/>
               <w:widowControl/>
+              <w:suppressAutoHyphens w:val="true"/>
               <w:spacing w:before="0" w:after="0"/>
               <w:jc w:val="start"/>
               <w:rPr>
@@ -23348,13 +23651,14 @@
         </w:tc>
         <w:tc>
           <w:tcPr>
-            <w:tcW w:w="3755" w:type="dxa"/>
-            <w:tcBorders/>
-          </w:tcPr>
-          <w:p>
-            <w:pPr>
-              <w:pStyle w:val="Style26"/>
-              <w:widowControl/>
+            <w:tcW w:w="3756" w:type="dxa"/>
+            <w:tcBorders/>
+          </w:tcPr>
+          <w:p>
+            <w:pPr>
+              <w:pStyle w:val="Style26"/>
+              <w:widowControl/>
+              <w:suppressAutoHyphens w:val="true"/>
               <w:spacing w:before="0" w:after="0"/>
               <w:jc w:val="start"/>
               <w:rPr>
@@ -23383,6 +23687,7 @@
             <w:pPr>
               <w:pStyle w:val="Style26"/>
               <w:widowControl/>
+              <w:suppressAutoHyphens w:val="true"/>
               <w:spacing w:before="0" w:after="0"/>
               <w:jc w:val="start"/>
               <w:rPr>
@@ -23409,13 +23714,14 @@
         </w:trPr>
         <w:tc>
           <w:tcPr>
-            <w:tcW w:w="699" w:type="dxa"/>
-            <w:tcBorders/>
-          </w:tcPr>
-          <w:p>
-            <w:pPr>
-              <w:pStyle w:val="Style26"/>
-              <w:widowControl/>
+            <w:tcW w:w="698" w:type="dxa"/>
+            <w:tcBorders/>
+          </w:tcPr>
+          <w:p>
+            <w:pPr>
+              <w:pStyle w:val="Style26"/>
+              <w:widowControl/>
+              <w:suppressAutoHyphens w:val="true"/>
               <w:spacing w:before="0" w:after="0"/>
               <w:jc w:val="start"/>
               <w:rPr>
@@ -23444,6 +23750,7 @@
             <w:pPr>
               <w:pStyle w:val="Style26"/>
               <w:widowControl/>
+              <w:suppressAutoHyphens w:val="true"/>
               <w:spacing w:before="0" w:after="0"/>
               <w:jc w:val="start"/>
               <w:rPr>
@@ -23465,13 +23772,14 @@
         </w:tc>
         <w:tc>
           <w:tcPr>
-            <w:tcW w:w="3755" w:type="dxa"/>
-            <w:tcBorders/>
-          </w:tcPr>
-          <w:p>
-            <w:pPr>
-              <w:pStyle w:val="Style26"/>
-              <w:widowControl/>
+            <w:tcW w:w="3756" w:type="dxa"/>
+            <w:tcBorders/>
+          </w:tcPr>
+          <w:p>
+            <w:pPr>
+              <w:pStyle w:val="Style26"/>
+              <w:widowControl/>
+              <w:suppressAutoHyphens w:val="true"/>
               <w:spacing w:before="0" w:after="0"/>
               <w:jc w:val="start"/>
               <w:rPr>
@@ -23500,6 +23808,7 @@
             <w:pPr>
               <w:pStyle w:val="Style26"/>
               <w:widowControl/>
+              <w:suppressAutoHyphens w:val="true"/>
               <w:spacing w:before="0" w:after="0"/>
               <w:jc w:val="start"/>
               <w:rPr>
@@ -23526,13 +23835,14 @@
         </w:trPr>
         <w:tc>
           <w:tcPr>
-            <w:tcW w:w="699" w:type="dxa"/>
-            <w:tcBorders/>
-          </w:tcPr>
-          <w:p>
-            <w:pPr>
-              <w:pStyle w:val="Style26"/>
-              <w:widowControl/>
+            <w:tcW w:w="698" w:type="dxa"/>
+            <w:tcBorders/>
+          </w:tcPr>
+          <w:p>
+            <w:pPr>
+              <w:pStyle w:val="Style26"/>
+              <w:widowControl/>
+              <w:suppressAutoHyphens w:val="true"/>
               <w:spacing w:before="0" w:after="0"/>
               <w:jc w:val="start"/>
               <w:rPr>
@@ -23561,6 +23871,7 @@
             <w:pPr>
               <w:pStyle w:val="Style26"/>
               <w:widowControl/>
+              <w:suppressAutoHyphens w:val="true"/>
               <w:spacing w:before="0" w:after="0"/>
               <w:jc w:val="start"/>
               <w:rPr>
@@ -23582,13 +23893,14 @@
         </w:tc>
         <w:tc>
           <w:tcPr>
-            <w:tcW w:w="3755" w:type="dxa"/>
-            <w:tcBorders/>
-          </w:tcPr>
-          <w:p>
-            <w:pPr>
-              <w:pStyle w:val="Style26"/>
-              <w:widowControl/>
+            <w:tcW w:w="3756" w:type="dxa"/>
+            <w:tcBorders/>
+          </w:tcPr>
+          <w:p>
+            <w:pPr>
+              <w:pStyle w:val="Style26"/>
+              <w:widowControl/>
+              <w:suppressAutoHyphens w:val="true"/>
               <w:spacing w:before="0" w:after="0"/>
               <w:jc w:val="start"/>
               <w:rPr>
@@ -23617,6 +23929,7 @@
             <w:pPr>
               <w:pStyle w:val="Style26"/>
               <w:widowControl/>
+              <w:suppressAutoHyphens w:val="true"/>
               <w:spacing w:before="0" w:after="0"/>
               <w:jc w:val="start"/>
               <w:rPr>
@@ -23643,13 +23956,14 @@
         </w:trPr>
         <w:tc>
           <w:tcPr>
-            <w:tcW w:w="699" w:type="dxa"/>
-            <w:tcBorders/>
-          </w:tcPr>
-          <w:p>
-            <w:pPr>
-              <w:pStyle w:val="Style26"/>
-              <w:widowControl/>
+            <w:tcW w:w="698" w:type="dxa"/>
+            <w:tcBorders/>
+          </w:tcPr>
+          <w:p>
+            <w:pPr>
+              <w:pStyle w:val="Style26"/>
+              <w:widowControl/>
+              <w:suppressAutoHyphens w:val="true"/>
               <w:spacing w:before="0" w:after="0"/>
               <w:jc w:val="start"/>
               <w:rPr>
@@ -23678,6 +23992,7 @@
             <w:pPr>
               <w:pStyle w:val="Style26"/>
               <w:widowControl/>
+              <w:suppressAutoHyphens w:val="true"/>
               <w:spacing w:before="0" w:after="0"/>
               <w:jc w:val="start"/>
               <w:rPr>
@@ -23699,13 +24014,14 @@
         </w:tc>
         <w:tc>
           <w:tcPr>
-            <w:tcW w:w="3755" w:type="dxa"/>
-            <w:tcBorders/>
-          </w:tcPr>
-          <w:p>
-            <w:pPr>
-              <w:pStyle w:val="Style26"/>
-              <w:widowControl/>
+            <w:tcW w:w="3756" w:type="dxa"/>
+            <w:tcBorders/>
+          </w:tcPr>
+          <w:p>
+            <w:pPr>
+              <w:pStyle w:val="Style26"/>
+              <w:widowControl/>
+              <w:suppressAutoHyphens w:val="true"/>
               <w:spacing w:before="0" w:after="0"/>
               <w:jc w:val="start"/>
               <w:rPr>
@@ -23734,6 +24050,7 @@
             <w:pPr>
               <w:pStyle w:val="Style26"/>
               <w:widowControl/>
+              <w:suppressAutoHyphens w:val="true"/>
               <w:spacing w:before="0" w:after="0"/>
               <w:jc w:val="start"/>
               <w:rPr>
@@ -23760,13 +24077,14 @@
         </w:trPr>
         <w:tc>
           <w:tcPr>
-            <w:tcW w:w="699" w:type="dxa"/>
-            <w:tcBorders/>
-          </w:tcPr>
-          <w:p>
-            <w:pPr>
-              <w:pStyle w:val="Style26"/>
-              <w:widowControl/>
+            <w:tcW w:w="698" w:type="dxa"/>
+            <w:tcBorders/>
+          </w:tcPr>
+          <w:p>
+            <w:pPr>
+              <w:pStyle w:val="Style26"/>
+              <w:widowControl/>
+              <w:suppressAutoHyphens w:val="true"/>
               <w:spacing w:before="0" w:after="0"/>
               <w:jc w:val="start"/>
               <w:rPr>
@@ -23795,6 +24113,7 @@
             <w:pPr>
               <w:pStyle w:val="Style26"/>
               <w:widowControl/>
+              <w:suppressAutoHyphens w:val="true"/>
               <w:spacing w:before="0" w:after="0"/>
               <w:jc w:val="start"/>
               <w:rPr>
@@ -23816,13 +24135,14 @@
         </w:tc>
         <w:tc>
           <w:tcPr>
-            <w:tcW w:w="3755" w:type="dxa"/>
-            <w:tcBorders/>
-          </w:tcPr>
-          <w:p>
-            <w:pPr>
-              <w:pStyle w:val="Style26"/>
-              <w:widowControl/>
+            <w:tcW w:w="3756" w:type="dxa"/>
+            <w:tcBorders/>
+          </w:tcPr>
+          <w:p>
+            <w:pPr>
+              <w:pStyle w:val="Style26"/>
+              <w:widowControl/>
+              <w:suppressAutoHyphens w:val="true"/>
               <w:spacing w:before="0" w:after="0"/>
               <w:jc w:val="start"/>
               <w:rPr>
@@ -23851,6 +24171,7 @@
             <w:pPr>
               <w:pStyle w:val="Style26"/>
               <w:widowControl/>
+              <w:suppressAutoHyphens w:val="true"/>
               <w:spacing w:before="0" w:after="0"/>
               <w:jc w:val="start"/>
               <w:rPr>
@@ -23877,13 +24198,14 @@
         </w:trPr>
         <w:tc>
           <w:tcPr>
-            <w:tcW w:w="699" w:type="dxa"/>
-            <w:tcBorders/>
-          </w:tcPr>
-          <w:p>
-            <w:pPr>
-              <w:pStyle w:val="Style26"/>
-              <w:widowControl/>
+            <w:tcW w:w="698" w:type="dxa"/>
+            <w:tcBorders/>
+          </w:tcPr>
+          <w:p>
+            <w:pPr>
+              <w:pStyle w:val="Style26"/>
+              <w:widowControl/>
+              <w:suppressAutoHyphens w:val="true"/>
               <w:spacing w:before="0" w:after="0"/>
               <w:jc w:val="start"/>
               <w:rPr>
@@ -23912,6 +24234,7 @@
             <w:pPr>
               <w:pStyle w:val="Style26"/>
               <w:widowControl/>
+              <w:suppressAutoHyphens w:val="true"/>
               <w:spacing w:before="0" w:after="0"/>
               <w:jc w:val="start"/>
               <w:rPr>
@@ -23933,13 +24256,14 @@
         </w:tc>
         <w:tc>
           <w:tcPr>
-            <w:tcW w:w="3755" w:type="dxa"/>
-            <w:tcBorders/>
-          </w:tcPr>
-          <w:p>
-            <w:pPr>
-              <w:pStyle w:val="Style26"/>
-              <w:widowControl/>
+            <w:tcW w:w="3756" w:type="dxa"/>
+            <w:tcBorders/>
+          </w:tcPr>
+          <w:p>
+            <w:pPr>
+              <w:pStyle w:val="Style26"/>
+              <w:widowControl/>
+              <w:suppressAutoHyphens w:val="true"/>
               <w:spacing w:before="0" w:after="0"/>
               <w:jc w:val="start"/>
               <w:rPr>
@@ -23968,6 +24292,7 @@
             <w:pPr>
               <w:pStyle w:val="Style26"/>
               <w:widowControl/>
+              <w:suppressAutoHyphens w:val="true"/>
               <w:spacing w:before="0" w:after="0"/>
               <w:jc w:val="start"/>
               <w:rPr>
@@ -23994,13 +24319,14 @@
         </w:trPr>
         <w:tc>
           <w:tcPr>
-            <w:tcW w:w="699" w:type="dxa"/>
-            <w:tcBorders/>
-          </w:tcPr>
-          <w:p>
-            <w:pPr>
-              <w:pStyle w:val="Style26"/>
-              <w:widowControl/>
+            <w:tcW w:w="698" w:type="dxa"/>
+            <w:tcBorders/>
+          </w:tcPr>
+          <w:p>
+            <w:pPr>
+              <w:pStyle w:val="Style26"/>
+              <w:widowControl/>
+              <w:suppressAutoHyphens w:val="true"/>
               <w:spacing w:before="0" w:after="0"/>
               <w:jc w:val="start"/>
               <w:rPr>
@@ -24029,6 +24355,7 @@
             <w:pPr>
               <w:pStyle w:val="Style26"/>
               <w:widowControl/>
+              <w:suppressAutoHyphens w:val="true"/>
               <w:spacing w:before="0" w:after="0"/>
               <w:jc w:val="start"/>
               <w:rPr>
@@ -24050,13 +24377,14 @@
         </w:tc>
         <w:tc>
           <w:tcPr>
-            <w:tcW w:w="3755" w:type="dxa"/>
-            <w:tcBorders/>
-          </w:tcPr>
-          <w:p>
-            <w:pPr>
-              <w:pStyle w:val="Style26"/>
-              <w:widowControl/>
+            <w:tcW w:w="3756" w:type="dxa"/>
+            <w:tcBorders/>
+          </w:tcPr>
+          <w:p>
+            <w:pPr>
+              <w:pStyle w:val="Style26"/>
+              <w:widowControl/>
+              <w:suppressAutoHyphens w:val="true"/>
               <w:spacing w:before="0" w:after="0"/>
               <w:jc w:val="start"/>
               <w:rPr>
@@ -24085,6 +24413,7 @@
             <w:pPr>
               <w:pStyle w:val="Style26"/>
               <w:widowControl/>
+              <w:suppressAutoHyphens w:val="true"/>
               <w:spacing w:before="0" w:after="0"/>
               <w:jc w:val="start"/>
               <w:rPr>
@@ -24111,13 +24440,14 @@
         </w:trPr>
         <w:tc>
           <w:tcPr>
-            <w:tcW w:w="699" w:type="dxa"/>
-            <w:tcBorders/>
-          </w:tcPr>
-          <w:p>
-            <w:pPr>
-              <w:pStyle w:val="Style26"/>
-              <w:widowControl/>
+            <w:tcW w:w="698" w:type="dxa"/>
+            <w:tcBorders/>
+          </w:tcPr>
+          <w:p>
+            <w:pPr>
+              <w:pStyle w:val="Style26"/>
+              <w:widowControl/>
+              <w:suppressAutoHyphens w:val="true"/>
               <w:spacing w:before="0" w:after="0"/>
               <w:jc w:val="start"/>
               <w:rPr>
@@ -24146,6 +24476,7 @@
             <w:pPr>
               <w:pStyle w:val="Style26"/>
               <w:widowControl/>
+              <w:suppressAutoHyphens w:val="true"/>
               <w:spacing w:before="0" w:after="0"/>
               <w:jc w:val="start"/>
               <w:rPr>
@@ -24167,13 +24498,14 @@
         </w:tc>
         <w:tc>
           <w:tcPr>
-            <w:tcW w:w="3755" w:type="dxa"/>
-            <w:tcBorders/>
-          </w:tcPr>
-          <w:p>
-            <w:pPr>
-              <w:pStyle w:val="Style26"/>
-              <w:widowControl/>
+            <w:tcW w:w="3756" w:type="dxa"/>
+            <w:tcBorders/>
+          </w:tcPr>
+          <w:p>
+            <w:pPr>
+              <w:pStyle w:val="Style26"/>
+              <w:widowControl/>
+              <w:suppressAutoHyphens w:val="true"/>
               <w:spacing w:before="0" w:after="0"/>
               <w:jc w:val="start"/>
               <w:rPr>
@@ -24202,6 +24534,7 @@
             <w:pPr>
               <w:pStyle w:val="Style26"/>
               <w:widowControl/>
+              <w:suppressAutoHyphens w:val="true"/>
               <w:spacing w:before="0" w:after="0"/>
               <w:jc w:val="start"/>
               <w:rPr>
@@ -24228,13 +24561,14 @@
         </w:trPr>
         <w:tc>
           <w:tcPr>
-            <w:tcW w:w="699" w:type="dxa"/>
-            <w:tcBorders/>
-          </w:tcPr>
-          <w:p>
-            <w:pPr>
-              <w:pStyle w:val="Style26"/>
-              <w:widowControl/>
+            <w:tcW w:w="698" w:type="dxa"/>
+            <w:tcBorders/>
+          </w:tcPr>
+          <w:p>
+            <w:pPr>
+              <w:pStyle w:val="Style26"/>
+              <w:widowControl/>
+              <w:suppressAutoHyphens w:val="true"/>
               <w:spacing w:before="0" w:after="0"/>
               <w:jc w:val="start"/>
               <w:rPr>
@@ -24263,6 +24597,7 @@
             <w:pPr>
               <w:pStyle w:val="Style26"/>
               <w:widowControl/>
+              <w:suppressAutoHyphens w:val="true"/>
               <w:spacing w:before="0" w:after="0"/>
               <w:jc w:val="start"/>
               <w:rPr>
@@ -24284,13 +24619,14 @@
         </w:tc>
         <w:tc>
           <w:tcPr>
-            <w:tcW w:w="3755" w:type="dxa"/>
-            <w:tcBorders/>
-          </w:tcPr>
-          <w:p>
-            <w:pPr>
-              <w:pStyle w:val="Style26"/>
-              <w:widowControl/>
+            <w:tcW w:w="3756" w:type="dxa"/>
+            <w:tcBorders/>
+          </w:tcPr>
+          <w:p>
+            <w:pPr>
+              <w:pStyle w:val="Style26"/>
+              <w:widowControl/>
+              <w:suppressAutoHyphens w:val="true"/>
               <w:spacing w:before="0" w:after="0"/>
               <w:jc w:val="start"/>
               <w:rPr>
@@ -24319,6 +24655,7 @@
             <w:pPr>
               <w:pStyle w:val="Style26"/>
               <w:widowControl/>
+              <w:suppressAutoHyphens w:val="true"/>
               <w:spacing w:before="0" w:after="0"/>
               <w:jc w:val="start"/>
               <w:rPr>
@@ -24345,13 +24682,14 @@
         </w:trPr>
         <w:tc>
           <w:tcPr>
-            <w:tcW w:w="699" w:type="dxa"/>
-            <w:tcBorders/>
-          </w:tcPr>
-          <w:p>
-            <w:pPr>
-              <w:pStyle w:val="Style26"/>
-              <w:widowControl/>
+            <w:tcW w:w="698" w:type="dxa"/>
+            <w:tcBorders/>
+          </w:tcPr>
+          <w:p>
+            <w:pPr>
+              <w:pStyle w:val="Style26"/>
+              <w:widowControl/>
+              <w:suppressAutoHyphens w:val="true"/>
               <w:spacing w:before="0" w:after="0"/>
               <w:jc w:val="start"/>
               <w:rPr>
@@ -24380,6 +24718,7 @@
             <w:pPr>
               <w:pStyle w:val="Style26"/>
               <w:widowControl/>
+              <w:suppressAutoHyphens w:val="true"/>
               <w:spacing w:before="0" w:after="0"/>
               <w:jc w:val="start"/>
               <w:rPr>
@@ -24401,13 +24740,14 @@
         </w:tc>
         <w:tc>
           <w:tcPr>
-            <w:tcW w:w="3755" w:type="dxa"/>
-            <w:tcBorders/>
-          </w:tcPr>
-          <w:p>
-            <w:pPr>
-              <w:pStyle w:val="Style26"/>
-              <w:widowControl/>
+            <w:tcW w:w="3756" w:type="dxa"/>
+            <w:tcBorders/>
+          </w:tcPr>
+          <w:p>
+            <w:pPr>
+              <w:pStyle w:val="Style26"/>
+              <w:widowControl/>
+              <w:suppressAutoHyphens w:val="true"/>
               <w:spacing w:before="0" w:after="0"/>
               <w:jc w:val="start"/>
               <w:rPr>
@@ -24436,6 +24776,129 @@
             <w:pPr>
               <w:pStyle w:val="Style26"/>
               <w:widowControl/>
+              <w:suppressAutoHyphens w:val="true"/>
+              <w:spacing w:before="0" w:after="0"/>
+              <w:jc w:val="start"/>
+              <w:rPr>
+                <w:kern w:val="0"/>
+                <w:lang w:val="ru-RU" w:bidi="ar-SA"/>
+              </w:rPr>
+            </w:pPr>
+            <w:r>
+              <w:rPr>
+                <w:rFonts w:eastAsia="Calibri"/>
+                <w:kern w:val="0"/>
+                <w:sz w:val="24"/>
+                <w:szCs w:val="24"/>
+                <w:lang w:val="ru-RU" w:bidi="ar-SA"/>
+              </w:rPr>
+              <w:t>Пройден</w:t>
+            </w:r>
+          </w:p>
+        </w:tc>
+      </w:tr>
+      <w:tr>
+        <w:trPr>
+          <w:trHeight w:val="1079" w:hRule="atLeast"/>
+          <w:cantSplit/>
+        </w:trPr>
+        <w:tc>
+          <w:tcPr>
+            <w:tcW w:w="698" w:type="dxa"/>
+            <w:tcBorders/>
+          </w:tcPr>
+          <w:p>
+            <w:pPr>
+              <w:pStyle w:val="Style26"/>
+              <w:widowControl/>
+              <w:suppressAutoHyphens w:val="true"/>
+              <w:spacing w:before="0" w:after="0"/>
+              <w:jc w:val="start"/>
+              <w:rPr>
+                <w:kern w:val="0"/>
+                <w:lang w:val="ru-RU" w:bidi="ar-SA"/>
+              </w:rPr>
+            </w:pPr>
+            <w:r>
+              <w:rPr>
+                <w:rFonts w:eastAsia="Calibri"/>
+                <w:kern w:val="0"/>
+                <w:sz w:val="24"/>
+                <w:szCs w:val="24"/>
+                <w:lang w:val="ru-RU" w:bidi="ar-SA"/>
+              </w:rPr>
+              <w:t>19</w:t>
+            </w:r>
+          </w:p>
+        </w:tc>
+        <w:tc>
+          <w:tcPr>
+            <w:tcW w:w="3900" w:type="dxa"/>
+            <w:tcBorders/>
+          </w:tcPr>
+          <w:p>
+            <w:pPr>
+              <w:pStyle w:val="Style26"/>
+              <w:widowControl/>
+              <w:suppressAutoHyphens w:val="true"/>
+              <w:spacing w:before="0" w:after="0"/>
+              <w:jc w:val="start"/>
+              <w:rPr>
+                <w:kern w:val="0"/>
+                <w:lang w:val="ru-RU" w:bidi="ar-SA"/>
+              </w:rPr>
+            </w:pPr>
+            <w:r>
+              <w:rPr>
+                <w:rFonts w:eastAsia="Calibri"/>
+                <w:kern w:val="0"/>
+                <w:sz w:val="24"/>
+                <w:szCs w:val="24"/>
+                <w:lang w:val="ru-RU" w:bidi="ar-SA"/>
+              </w:rPr>
+              <w:t>Просмотр поля encrypted_text в базе данных</w:t>
+            </w:r>
+          </w:p>
+        </w:tc>
+        <w:tc>
+          <w:tcPr>
+            <w:tcW w:w="3756" w:type="dxa"/>
+            <w:tcBorders/>
+          </w:tcPr>
+          <w:p>
+            <w:pPr>
+              <w:pStyle w:val="Style26"/>
+              <w:widowControl/>
+              <w:suppressAutoHyphens w:val="true"/>
+              <w:spacing w:before="0" w:after="0"/>
+              <w:jc w:val="start"/>
+              <w:rPr>
+                <w:kern w:val="0"/>
+                <w:lang w:val="ru-RU" w:bidi="ar-SA"/>
+              </w:rPr>
+            </w:pPr>
+            <w:r>
+              <w:rPr>
+                <w:rFonts w:eastAsia="Calibri"/>
+                <w:kern w:val="0"/>
+                <w:sz w:val="24"/>
+                <w:szCs w:val="24"/>
+                <w:lang w:val="ru-RU" w:bidi="ar-SA"/>
+              </w:rPr>
+              <w:t>текст сообщения хранится в зашифрованном виде</w:t>
+            </w:r>
+          </w:p>
+        </w:tc>
+        <w:tc>
+          <w:tcPr>
+            <w:tcW w:w="1001" w:type="dxa"/>
+            <w:tcBorders/>
+          </w:tcPr>
+          <w:p>
+            <w:pPr>
+              <w:pStyle w:val="Style26"/>
+              <w:widowControl/>
+              <w:suppressAutoHyphens w:val="true"/>
               <w:spacing w:before="0" w:after="0"/>
               <w:jc w:val="start"/>
               <w:rPr>
@@ -24462,29 +24925,31 @@
         </w:trPr>
         <w:tc>
           <w:tcPr>
-            <w:tcW w:w="699" w:type="dxa"/>
-            <w:tcBorders/>
-          </w:tcPr>
-          <w:p>
-            <w:pPr>
-              <w:pStyle w:val="Style26"/>
-              <w:widowControl/>
-              <w:spacing w:before="0" w:after="0"/>
-              <w:jc w:val="start"/>
-              <w:rPr>
-                <w:kern w:val="0"/>
-                <w:lang w:val="ru-RU" w:bidi="ar-SA"/>
-              </w:rPr>
-            </w:pPr>
-            <w:r>
-              <w:rPr>
-                <w:rFonts w:eastAsia="Calibri"/>
-                <w:kern w:val="0"/>
-                <w:sz w:val="24"/>
-                <w:szCs w:val="24"/>
-                <w:lang w:val="ru-RU" w:bidi="ar-SA"/>
-              </w:rPr>
-              <w:t>19</w:t>
+            <w:tcW w:w="698" w:type="dxa"/>
+            <w:tcBorders/>
+          </w:tcPr>
+          <w:p>
+            <w:pPr>
+              <w:pStyle w:val="Style26"/>
+              <w:widowControl/>
+              <w:suppressAutoHyphens w:val="true"/>
+              <w:spacing w:before="0" w:after="0"/>
+              <w:jc w:val="start"/>
+              <w:rPr>
+                <w:highlight w:val="none"/>
+                <w:shd w:fill="auto" w:val="clear"/>
+              </w:rPr>
+            </w:pPr>
+            <w:r>
+              <w:rPr>
+                <w:rFonts w:eastAsia="Calibri"/>
+                <w:kern w:val="0"/>
+                <w:sz w:val="24"/>
+                <w:szCs w:val="24"/>
+                <w:shd w:fill="auto" w:val="clear"/>
+                <w:lang w:val="ru-RU" w:bidi="ar-SA"/>
+              </w:rPr>
+              <w:t>20</w:t>
             </w:r>
           </w:p>
         </w:tc>
@@ -24497,50 +24962,54 @@
             <w:pPr>
               <w:pStyle w:val="Style26"/>
               <w:widowControl/>
-              <w:spacing w:before="0" w:after="0"/>
-              <w:jc w:val="start"/>
-              <w:rPr>
-                <w:kern w:val="0"/>
-                <w:lang w:val="ru-RU" w:bidi="ar-SA"/>
-              </w:rPr>
-            </w:pPr>
-            <w:r>
-              <w:rPr>
-                <w:rFonts w:eastAsia="Calibri"/>
-                <w:kern w:val="0"/>
-                <w:sz w:val="24"/>
-                <w:szCs w:val="24"/>
-                <w:lang w:val="ru-RU" w:bidi="ar-SA"/>
-              </w:rPr>
-              <w:t>Просмотр поля encrypted_text в базе данных</w:t>
-            </w:r>
-          </w:p>
-        </w:tc>
-        <w:tc>
-          <w:tcPr>
-            <w:tcW w:w="3755" w:type="dxa"/>
-            <w:tcBorders/>
-          </w:tcPr>
-          <w:p>
-            <w:pPr>
-              <w:pStyle w:val="Style26"/>
-              <w:widowControl/>
-              <w:spacing w:before="0" w:after="0"/>
-              <w:jc w:val="start"/>
-              <w:rPr>
-                <w:kern w:val="0"/>
-                <w:lang w:val="ru-RU" w:bidi="ar-SA"/>
-              </w:rPr>
-            </w:pPr>
-            <w:r>
-              <w:rPr>
-                <w:rFonts w:eastAsia="Calibri"/>
-                <w:kern w:val="0"/>
-                <w:sz w:val="24"/>
-                <w:szCs w:val="24"/>
-                <w:lang w:val="ru-RU" w:bidi="ar-SA"/>
-              </w:rPr>
-              <w:t>текст сообщения хранится в зашифрованном виде</w:t>
+              <w:suppressAutoHyphens w:val="true"/>
+              <w:spacing w:before="0" w:after="0"/>
+              <w:jc w:val="start"/>
+              <w:rPr>
+                <w:highlight w:val="none"/>
+                <w:shd w:fill="auto" w:val="clear"/>
+              </w:rPr>
+            </w:pPr>
+            <w:r>
+              <w:rPr>
+                <w:rFonts w:eastAsia="Calibri"/>
+                <w:kern w:val="0"/>
+                <w:sz w:val="24"/>
+                <w:szCs w:val="24"/>
+                <w:shd w:fill="auto" w:val="clear"/>
+                <w:lang w:val="ru-RU" w:bidi="ar-SA"/>
+              </w:rPr>
+              <w:t>Удаление администратором пользователя, у которого есть личный и групповой чаты</w:t>
+            </w:r>
+          </w:p>
+        </w:tc>
+        <w:tc>
+          <w:tcPr>
+            <w:tcW w:w="3756" w:type="dxa"/>
+            <w:tcBorders/>
+          </w:tcPr>
+          <w:p>
+            <w:pPr>
+              <w:pStyle w:val="Style26"/>
+              <w:widowControl/>
+              <w:suppressAutoHyphens w:val="true"/>
+              <w:spacing w:before="0" w:after="0"/>
+              <w:jc w:val="start"/>
+              <w:rPr>
+                <w:highlight w:val="none"/>
+                <w:shd w:fill="auto" w:val="clear"/>
+              </w:rPr>
+            </w:pPr>
+            <w:r>
+              <w:rPr>
+                <w:rFonts w:eastAsia="Calibri"/>
+                <w:kern w:val="0"/>
+                <w:sz w:val="24"/>
+                <w:szCs w:val="24"/>
+                <w:shd w:fill="auto" w:val="clear"/>
+                <w:lang w:val="ru-RU" w:bidi="ar-SA"/>
+              </w:rPr>
+              <w:t>у собеседника личный чат исчезает из списка без перезагрузки, из группового чата пользователь исключён</w:t>
             </w:r>
           </w:p>
         </w:tc>
@@ -24553,19 +25022,21 @@
             <w:pPr>
               <w:pStyle w:val="Style26"/>
               <w:widowControl/>
-              <w:spacing w:before="0" w:after="0"/>
-              <w:jc w:val="start"/>
-              <w:rPr>
-                <w:kern w:val="0"/>
-                <w:lang w:val="ru-RU" w:bidi="ar-SA"/>
-              </w:rPr>
-            </w:pPr>
-            <w:r>
-              <w:rPr>
-                <w:rFonts w:eastAsia="Calibri"/>
-                <w:kern w:val="0"/>
-                <w:sz w:val="24"/>
-                <w:szCs w:val="24"/>
+              <w:suppressAutoHyphens w:val="true"/>
+              <w:spacing w:before="0" w:after="0"/>
+              <w:jc w:val="start"/>
+              <w:rPr>
+                <w:highlight w:val="none"/>
+                <w:shd w:fill="auto" w:val="clear"/>
+              </w:rPr>
+            </w:pPr>
+            <w:r>
+              <w:rPr>
+                <w:rFonts w:eastAsia="Calibri"/>
+                <w:kern w:val="0"/>
+                <w:sz w:val="24"/>
+                <w:szCs w:val="24"/>
+                <w:shd w:fill="auto" w:val="clear"/>
                 <w:lang w:val="ru-RU" w:bidi="ar-SA"/>
               </w:rPr>
               <w:t>Пройден</w:t>
@@ -24579,104 +25050,109 @@
         </w:trPr>
         <w:tc>
           <w:tcPr>
-            <w:tcW w:w="699" w:type="dxa"/>
-            <w:tcBorders/>
-          </w:tcPr>
-          <w:p>
-            <w:pPr>
-              <w:pStyle w:val="Style26"/>
-              <w:widowControl/>
-              <w:spacing w:before="0" w:after="0"/>
-              <w:jc w:val="start"/>
-              <w:rPr>
-                <w:kern w:val="0"/>
-                <w:lang w:val="ru-RU" w:bidi="ar-SA"/>
-              </w:rPr>
-            </w:pPr>
-            <w:r>
-              <w:rPr>
-                <w:rFonts w:eastAsia="Calibri"/>
-                <w:kern w:val="0"/>
-                <w:sz w:val="24"/>
-                <w:szCs w:val="24"/>
-                <w:lang w:val="ru-RU" w:bidi="ar-SA"/>
-              </w:rPr>
-              <w:t>20</w:t>
-            </w:r>
-          </w:p>
-        </w:tc>
-        <w:tc>
-          <w:tcPr>
-            <w:tcW w:w="3900" w:type="dxa"/>
-            <w:tcBorders/>
-          </w:tcPr>
-          <w:p>
-            <w:pPr>
-              <w:pStyle w:val="Style26"/>
-              <w:widowControl/>
-              <w:spacing w:before="0" w:after="0"/>
-              <w:jc w:val="start"/>
-              <w:rPr>
-                <w:kern w:val="0"/>
-                <w:lang w:val="ru-RU" w:bidi="ar-SA"/>
-              </w:rPr>
-            </w:pPr>
-            <w:r>
-              <w:rPr>
-                <w:rFonts w:eastAsia="Calibri"/>
-                <w:kern w:val="0"/>
-                <w:sz w:val="24"/>
-                <w:szCs w:val="24"/>
-                <w:lang w:val="ru-RU" w:bidi="ar-SA"/>
-              </w:rPr>
-              <w:t>Удаление администратором пользователя, у которого есть личный и групповой чаты</w:t>
-            </w:r>
-          </w:p>
-        </w:tc>
-        <w:tc>
-          <w:tcPr>
-            <w:tcW w:w="3755" w:type="dxa"/>
-            <w:tcBorders/>
-          </w:tcPr>
-          <w:p>
-            <w:pPr>
-              <w:pStyle w:val="Style26"/>
-              <w:widowControl/>
-              <w:spacing w:before="0" w:after="0"/>
-              <w:jc w:val="start"/>
-              <w:rPr>
-                <w:kern w:val="0"/>
-                <w:lang w:val="ru-RU" w:bidi="ar-SA"/>
-              </w:rPr>
-            </w:pPr>
-            <w:r>
-              <w:rPr>
-                <w:rFonts w:eastAsia="Calibri"/>
-                <w:kern w:val="0"/>
-                <w:sz w:val="24"/>
-                <w:szCs w:val="24"/>
-                <w:lang w:val="ru-RU" w:bidi="ar-SA"/>
-              </w:rPr>
-              <w:t>у собеседника личный чат исчезает из списка без перезагрузки, из группового чата пользователь исключён</w:t>
-            </w:r>
-          </w:p>
-        </w:tc>
-        <w:tc>
-          <w:tcPr>
-            <w:tcW w:w="1001" w:type="dxa"/>
-            <w:tcBorders/>
-          </w:tcPr>
-          <w:p>
-            <w:pPr>
-              <w:pStyle w:val="Style26"/>
-              <w:widowControl/>
-              <w:spacing w:before="0" w:after="0"/>
-              <w:jc w:val="start"/>
-              <w:rPr>
-                <w:kern w:val="0"/>
+            <w:tcW w:w="698" w:type="dxa"/>
+            <w:tcBorders/>
+          </w:tcPr>
+          <w:p>
+            <w:pPr>
+              <w:pStyle w:val="Style26"/>
+              <w:widowControl/>
+              <w:suppressAutoHyphens w:val="true"/>
+              <w:spacing w:before="0" w:after="0"/>
+              <w:jc w:val="start"/>
+              <w:rPr>
                 <w:highlight w:val="none"/>
                 <w:shd w:fill="auto" w:val="clear"/>
-                <w:lang w:val="ru-RU" w:bidi="ar-SA"/>
+              </w:rPr>
+            </w:pPr>
+            <w:r>
+              <w:rPr>
+                <w:rFonts w:eastAsia="Calibri"/>
+                <w:kern w:val="0"/>
+                <w:sz w:val="24"/>
+                <w:szCs w:val="24"/>
+                <w:shd w:fill="auto" w:val="clear"/>
+                <w:lang w:val="ru-RU" w:bidi="ar-SA"/>
+              </w:rPr>
+              <w:t>21</w:t>
+            </w:r>
+          </w:p>
+        </w:tc>
+        <w:tc>
+          <w:tcPr>
+            <w:tcW w:w="3900" w:type="dxa"/>
+            <w:tcBorders/>
+          </w:tcPr>
+          <w:p>
+            <w:pPr>
+              <w:pStyle w:val="Style26"/>
+              <w:widowControl/>
+              <w:suppressAutoHyphens w:val="true"/>
+              <w:spacing w:before="0" w:after="0"/>
+              <w:jc w:val="start"/>
+              <w:rPr>
+                <w:highlight w:val="none"/>
+                <w:shd w:fill="auto" w:val="clear"/>
+              </w:rPr>
+            </w:pPr>
+            <w:r>
+              <w:rPr>
+                <w:rFonts w:eastAsia="Calibri"/>
+                <w:kern w:val="0"/>
+                <w:sz w:val="24"/>
+                <w:szCs w:val="24"/>
+                <w:shd w:fill="auto" w:val="clear"/>
+                <w:lang w:val="ru-RU" w:bidi="ar-SA"/>
+              </w:rPr>
+              <w:t>Скачивание инструкции администратора из меню раздела администрирования</w:t>
+            </w:r>
+          </w:p>
+        </w:tc>
+        <w:tc>
+          <w:tcPr>
+            <w:tcW w:w="3756" w:type="dxa"/>
+            <w:tcBorders/>
+          </w:tcPr>
+          <w:p>
+            <w:pPr>
+              <w:pStyle w:val="Style26"/>
+              <w:widowControl/>
+              <w:suppressAutoHyphens w:val="true"/>
+              <w:spacing w:before="0" w:after="0"/>
+              <w:jc w:val="start"/>
+              <w:rPr>
+                <w:highlight w:val="none"/>
+                <w:shd w:fill="auto" w:val="clear"/>
+              </w:rPr>
+            </w:pPr>
+            <w:r>
+              <w:rPr>
+                <w:rFonts w:eastAsia="Calibri"/>
+                <w:kern w:val="0"/>
+                <w:sz w:val="24"/>
+                <w:szCs w:val="24"/>
+                <w:shd w:fill="auto" w:val="clear"/>
+                <w:lang w:val="ru-RU" w:bidi="ar-SA"/>
+              </w:rPr>
+              <w:t>скачивается файл «Инструкция администратора.docx»</w:t>
+            </w:r>
+          </w:p>
+        </w:tc>
+        <w:tc>
+          <w:tcPr>
+            <w:tcW w:w="1001" w:type="dxa"/>
+            <w:tcBorders/>
+          </w:tcPr>
+          <w:p>
+            <w:pPr>
+              <w:pStyle w:val="Style26"/>
+              <w:widowControl/>
+              <w:suppressAutoHyphens w:val="true"/>
+              <w:spacing w:before="0" w:after="0"/>
+              <w:jc w:val="start"/>
+              <w:rPr>
+                <w:highlight w:val="none"/>
+                <w:shd w:fill="auto" w:val="clear"/>
               </w:rPr>
             </w:pPr>
             <w:r>
@@ -25769,8 +26245,9 @@
       <w:headerReference w:type="even" r:id="rId28"/>
       <w:headerReference w:type="default" r:id="rId29"/>
       <w:headerReference w:type="first" r:id="rId30"/>
-      <w:footerReference w:type="default" r:id="rId31"/>
-      <w:footerReference w:type="first" r:id="rId32"/>
+      <w:footerReference w:type="even" r:id="rId31"/>
+      <w:footerReference w:type="default" r:id="rId32"/>
+      <w:footerReference w:type="first" r:id="rId33"/>
       <w:type w:val="nextPage"/>
       <w:pgSz w:w="11906" w:h="16838"/>
       <w:pgMar w:left="1701" w:right="850" w:gutter="0" w:header="708" w:top="1134" w:footer="708" w:bottom="1134"/>
@@ -25836,7 +26313,6 @@
   <w:p>
     <w:pPr>
       <w:pStyle w:val="Normal"/>
-      <w:pBdr/>
       <w:tabs>
         <w:tab w:val="clear" w:pos="708"/>
         <w:tab w:val="center" w:pos="4677" w:leader="none"/>
@@ -25938,6 +26414,20 @@
   <w:p>
     <w:pPr>
       <w:pStyle w:val="Footer"/>
+      <w:rPr/>
+    </w:pPr>
+    <w:r>
+      <w:rPr/>
+    </w:r>
+  </w:p>
+</w:ftr>
+</file>
+
+<file path=word/footer8.xml><?xml version="1.0" encoding="utf-8"?>
+<w:ftr xmlns:o="urn:schemas-microsoft-com:office:office" xmlns:r="http://schemas.openxmlformats.org/officeDocument/2006/relationships" xmlns:v="urn:schemas-microsoft-com:vml" xmlns:w="http://schemas.openxmlformats.org/wordprocessingml/2006/main" xmlns:w10="urn:schemas-microsoft-com:office:word" xmlns:wp="http://schemas.openxmlformats.org/drawingml/2006/wordprocessingDrawing" xmlns:pic="http://schemas.openxmlformats.org/drawingml/2006/picture" xmlns:wps="http://schemas.microsoft.com/office/word/2010/wordprocessingShape" xmlns:wpg="http://schemas.microsoft.com/office/word/2010/wordprocessingGroup" xmlns:mc="http://schemas.openxmlformats.org/markup-compatibility/2006" xmlns:wp14="http://schemas.microsoft.com/office/word/2010/wordprocessingDrawing" xmlns:w14="http://schemas.microsoft.com/office/word/2010/wordml" xmlns:w15="http://schemas.microsoft.com/office/word/2012/wordml" mc:Ignorable="w14 wp14 w15">
+  <w:p>
+    <w:pPr>
+      <w:pStyle w:val="Footer"/>
       <w:ind w:hanging="0"/>
       <w:rPr>
         <w:sz w:val="24"/>
@@ -25954,9 +26444,24 @@
 </w:ftr>
 </file>
 
-<file path=word/footer8.xml><?xml version="1.0" encoding="utf-8"?>
+<file path=word/footer9.xml><?xml version="1.0" encoding="utf-8"?>
 <w:ftr xmlns:o="urn:schemas-microsoft-com:office:office" xmlns:r="http://schemas.openxmlformats.org/officeDocument/2006/relationships" xmlns:v="urn:schemas-microsoft-com:vml" xmlns:w="http://schemas.openxmlformats.org/wordprocessingml/2006/main" xmlns:w10="urn:schemas-microsoft-com:office:word" xmlns:wp="http://schemas.openxmlformats.org/drawingml/2006/wordprocessingDrawing" xmlns:pic="http://schemas.openxmlformats.org/drawingml/2006/picture" xmlns:wps="http://schemas.microsoft.com/office/word/2010/wordprocessingShape" xmlns:wpg="http://schemas.microsoft.com/office/word/2010/wordprocessingGroup" xmlns:mc="http://schemas.openxmlformats.org/markup-compatibility/2006" xmlns:wp14="http://schemas.microsoft.com/office/word/2010/wordprocessingDrawing" xmlns:w14="http://schemas.microsoft.com/office/word/2010/wordml" xmlns:w15="http://schemas.microsoft.com/office/word/2012/wordml" mc:Ignorable="w14 wp14 w15">
-  <w:p/>
+  <w:p>
+    <w:pPr>
+      <w:pStyle w:val="Footer"/>
+      <w:ind w:hanging="0"/>
+      <w:rPr>
+        <w:sz w:val="24"/>
+        <w:szCs w:val="24"/>
+      </w:rPr>
+    </w:pPr>
+    <w:r>
+      <w:rPr>
+        <w:sz w:val="24"/>
+        <w:szCs w:val="24"/>
+      </w:rPr>
+    </w:r>
+  </w:p>
 </w:ftr>
 </file>
 
@@ -26050,7 +26555,7 @@
         </w:r>
         <w:r>
           <w:rPr/>
-          <w:t>60</w:t>
+          <w:t>61</w:t>
         </w:r>
         <w:r>
           <w:rPr/>
@@ -26094,7 +26599,7 @@
         </w:r>
         <w:r>
           <w:rPr/>
-          <w:t>60</w:t>
+          <w:t>61</w:t>
         </w:r>
         <w:r>
           <w:rPr/>
@@ -26976,6 +27481,125 @@
     </w:lvl>
   </w:abstractNum>
   <w:abstractNum w:abstractNumId="8">
+    <w:lvl w:ilvl="0">
+      <w:start w:val="1"/>
+      <w:numFmt w:val="decimal"/>
+      <w:lvlText w:val="%1."/>
+      <w:lvlJc w:val="start"/>
+      <w:pPr>
+        <w:tabs>
+          <w:tab w:val="num" w:pos="0"/>
+        </w:tabs>
+        <w:ind w:start="927" w:hanging="360"/>
+      </w:pPr>
+      <w:rPr/>
+    </w:lvl>
+    <w:lvl w:ilvl="1">
+      <w:start w:val="1"/>
+      <w:numFmt w:val="lowerLetter"/>
+      <w:lvlText w:val="%2."/>
+      <w:lvlJc w:val="start"/>
+      <w:pPr>
+        <w:tabs>
+          <w:tab w:val="num" w:pos="0"/>
+        </w:tabs>
+        <w:ind w:start="1647" w:hanging="360"/>
+      </w:pPr>
+      <w:rPr/>
+    </w:lvl>
+    <w:lvl w:ilvl="2">
+      <w:start w:val="1"/>
+      <w:numFmt w:val="lowerRoman"/>
+      <w:lvlText w:val="%3."/>
+      <w:lvlJc w:val="end"/>
+      <w:pPr>
+        <w:tabs>
+          <w:tab w:val="num" w:pos="0"/>
+        </w:tabs>
+        <w:ind w:start="2367" w:hanging="180"/>
+      </w:pPr>
+      <w:rPr/>
+    </w:lvl>
+    <w:lvl w:ilvl="3">
+      <w:start w:val="1"/>
+      <w:numFmt w:val="decimal"/>
+      <w:lvlText w:val="%4."/>
+      <w:lvlJc w:val="start"/>
+      <w:pPr>
+        <w:tabs>
+          <w:tab w:val="num" w:pos="0"/>
+        </w:tabs>
+        <w:ind w:start="3087" w:hanging="360"/>
+      </w:pPr>
+      <w:rPr/>
+    </w:lvl>
+    <w:lvl w:ilvl="4">
+      <w:start w:val="1"/>
+      <w:numFmt w:val="lowerLetter"/>
+      <w:lvlText w:val="%5."/>
+      <w:lvlJc w:val="start"/>
+      <w:pPr>
+        <w:tabs>
+          <w:tab w:val="num" w:pos="0"/>
+        </w:tabs>
+        <w:ind w:start="3807" w:hanging="360"/>
+      </w:pPr>
+      <w:rPr/>
+    </w:lvl>
+    <w:lvl w:ilvl="5">
+      <w:start w:val="1"/>
+      <w:numFmt w:val="lowerRoman"/>
+      <w:lvlText w:val="%6."/>
+      <w:lvlJc w:val="end"/>
+      <w:pPr>
+        <w:tabs>
+          <w:tab w:val="num" w:pos="0"/>
+        </w:tabs>
+        <w:ind w:start="4527" w:hanging="180"/>
+      </w:pPr>
+      <w:rPr/>
+    </w:lvl>
+    <w:lvl w:ilvl="6">
+      <w:start w:val="1"/>
+      <w:numFmt w:val="decimal"/>
+      <w:lvlText w:val="%7."/>
+      <w:lvlJc w:val="start"/>
+      <w:pPr>
+        <w:tabs>
+          <w:tab w:val="num" w:pos="0"/>
+        </w:tabs>
+        <w:ind w:start="5247" w:hanging="360"/>
+      </w:pPr>
+      <w:rPr/>
+    </w:lvl>
+    <w:lvl w:ilvl="7">
+      <w:start w:val="1"/>
+      <w:numFmt w:val="lowerLetter"/>
+      <w:lvlText w:val="%8."/>
+      <w:lvlJc w:val="start"/>
+      <w:pPr>
+        <w:tabs>
+          <w:tab w:val="num" w:pos="0"/>
+        </w:tabs>
+        <w:ind w:start="5967" w:hanging="360"/>
+      </w:pPr>
+      <w:rPr/>
+    </w:lvl>
+    <w:lvl w:ilvl="8">
+      <w:start w:val="1"/>
+      <w:numFmt w:val="lowerRoman"/>
+      <w:lvlText w:val="%9."/>
+      <w:lvlJc w:val="end"/>
+      <w:pPr>
+        <w:tabs>
+          <w:tab w:val="num" w:pos="0"/>
+        </w:tabs>
+        <w:ind w:start="6687" w:hanging="180"/>
+      </w:pPr>
+      <w:rPr/>
+    </w:lvl>
+  </w:abstractNum>
+  <w:abstractNum w:abstractNumId="9">
     <w:lvl w:ilvl="0">
       <w:start w:val="1"/>
       <w:numFmt w:val="none"/>
@@ -27119,19 +27743,22 @@
     <w:abstractNumId w:val="8"/>
   </w:num>
   <w:num w:numId="9">
-    <w:abstractNumId w:val="5"/>
-    <w:lvlOverride w:ilvl="0">
-      <w:startOverride w:val="1"/>
-    </w:lvlOverride>
+    <w:abstractNumId w:val="9"/>
   </w:num>
   <w:num w:numId="10">
-    <w:abstractNumId w:val="5"/>
+    <w:abstractNumId w:val="6"/>
     <w:lvlOverride w:ilvl="0">
       <w:startOverride w:val="1"/>
     </w:lvlOverride>
   </w:num>
   <w:num w:numId="11">
-    <w:abstractNumId w:val="5"/>
+    <w:abstractNumId w:val="6"/>
+    <w:lvlOverride w:ilvl="0">
+      <w:startOverride w:val="1"/>
+    </w:lvlOverride>
+  </w:num>
+  <w:num w:numId="12">
+    <w:abstractNumId w:val="6"/>
     <w:lvlOverride w:ilvl="0">
       <w:startOverride w:val="1"/>
     </w:lvlOverride>
@@ -27144,7 +27771,7 @@
   <w:docDefaults>
     <w:rPrDefault>
       <w:rPr>
-        <w:rFonts w:ascii="Calibri" w:hAnsi="Calibri" w:eastAsia="Calibri" w:cs="Arial" w:asciiTheme="minorHAnsi" w:cstheme="minorBidi" w:eastAsiaTheme="minorHAnsi" w:hAnsiTheme="minorHAnsi"/>
+        <w:rFonts w:ascii="Calibri" w:hAnsi="Calibri" w:eastAsia="Calibri" w:cs="" w:asciiTheme="minorHAnsi" w:cstheme="minorBidi" w:eastAsiaTheme="minorHAnsi" w:hAnsiTheme="minorHAnsi"/>
         <w:sz w:val="22"/>
         <w:szCs w:val="22"/>
         <w:lang w:val="ru-RU" w:eastAsia="en-US" w:bidi="ar-SA"/>
@@ -27540,6 +28167,7 @@
     <w:rsid w:val="00840ceb"/>
     <w:pPr>
       <w:widowControl/>
+      <w:suppressAutoHyphens w:val="true"/>
       <w:bidi w:val="0"/>
       <w:spacing w:lineRule="auto" w:line="360" w:before="0" w:after="0"/>
       <w:ind w:firstLine="709"/>
@@ -27551,7 +28179,7 @@
       <w:kern w:val="0"/>
       <w:sz w:val="28"/>
       <w:szCs w:val="20"/>
-      <w:lang w:eastAsia="ru-RU" w:val="ru-RU" w:bidi="ar-SA"/>
+      <w:lang w:val="ru-RU" w:eastAsia="ru-RU" w:bidi="ar-SA"/>
     </w:rPr>
   </w:style>
   <w:style w:type="paragraph" w:styleId="Heading1">
@@ -27644,7 +28272,7 @@
       <w:outlineLvl w:val="4"/>
     </w:pPr>
     <w:rPr>
-      <w:rFonts w:ascii="Calibri Light" w:hAnsi="Calibri Light" w:eastAsia="" w:cs="Times New Roman" w:asciiTheme="majorHAnsi" w:cstheme="majorBidi" w:eastAsiaTheme="majorEastAsia" w:hAnsiTheme="majorHAnsi"/>
+      <w:rFonts w:ascii="Calibri Light" w:hAnsi="Calibri Light" w:eastAsia="" w:cs="" w:asciiTheme="majorHAnsi" w:cstheme="majorBidi" w:eastAsiaTheme="majorEastAsia" w:hAnsiTheme="majorHAnsi"/>
       <w:color w:themeColor="accent1" w:themeShade="bf" w:val="2F5496"/>
     </w:rPr>
   </w:style>
@@ -27882,7 +28510,7 @@
     <w:qFormat/>
     <w:rsid w:val="00942f54"/>
     <w:rPr>
-      <w:rFonts w:ascii="Calibri Light" w:hAnsi="Calibri Light" w:eastAsia="" w:cs="Times New Roman" w:asciiTheme="majorHAnsi" w:cstheme="majorBidi" w:eastAsiaTheme="majorEastAsia" w:hAnsiTheme="majorHAnsi"/>
+      <w:rFonts w:ascii="Calibri Light" w:hAnsi="Calibri Light" w:eastAsia="" w:cs="" w:asciiTheme="majorHAnsi" w:cstheme="majorBidi" w:eastAsiaTheme="majorEastAsia" w:hAnsiTheme="majorHAnsi"/>
       <w:color w:themeColor="accent1" w:themeShade="bf" w:val="2F5496"/>
       <w:sz w:val="28"/>
       <w:szCs w:val="20"/>
@@ -27938,7 +28566,7 @@
     <w:qFormat/>
     <w:rsid w:val="005a2a60"/>
     <w:rPr>
-      <w:rFonts w:ascii="Calibri Light" w:hAnsi="Calibri Light" w:eastAsia="" w:cs="Times New Roman" w:asciiTheme="majorHAnsi" w:cstheme="majorBidi" w:eastAsiaTheme="majorEastAsia" w:hAnsiTheme="majorHAnsi"/>
+      <w:rFonts w:ascii="Calibri Light" w:hAnsi="Calibri Light" w:eastAsia="" w:cs="" w:asciiTheme="majorHAnsi" w:cstheme="majorBidi" w:eastAsiaTheme="majorEastAsia" w:hAnsiTheme="majorHAnsi"/>
       <w:spacing w:val="-10"/>
       <w:kern w:val="2"/>
       <w:sz w:val="56"/>
@@ -28059,14 +28687,21 @@
       <w:lang w:eastAsia="ru-RU"/>
     </w:rPr>
   </w:style>
-  <w:style w:type="character" w:styleId="EndnoteCharacters">
-    <w:name w:val="Endnote Characters"/>
+  <w:style w:type="character" w:styleId="EndnoteCharactersuser">
+    <w:name w:val="Endnote Characters (user)"/>
     <w:basedOn w:val="DefaultParagraphFont"/>
     <w:uiPriority w:val="99"/>
     <w:semiHidden/>
     <w:unhideWhenUsed/>
     <w:qFormat/>
     <w:rsid w:val="005911b2"/>
+    <w:rPr>
+      <w:vertAlign w:val="superscript"/>
+    </w:rPr>
+  </w:style>
+  <w:style w:type="character" w:styleId="EndnoteCharacters">
+    <w:name w:val="Endnote Characters"/>
+    <w:qFormat/>
     <w:rPr>
       <w:vertAlign w:val="superscript"/>
     </w:rPr>
@@ -28258,7 +28893,7 @@
       <w:outlineLvl w:val="9"/>
     </w:pPr>
     <w:rPr>
-      <w:rFonts w:ascii="Calibri Light" w:hAnsi="Calibri Light" w:eastAsia="" w:cs="Times New Roman" w:asciiTheme="majorHAnsi" w:cstheme="majorBidi" w:eastAsiaTheme="majorEastAsia" w:hAnsiTheme="majorHAnsi"/>
+      <w:rFonts w:ascii="Calibri Light" w:hAnsi="Calibri Light" w:eastAsia="" w:cs="" w:asciiTheme="majorHAnsi" w:cstheme="majorBidi" w:eastAsiaTheme="majorEastAsia" w:hAnsiTheme="majorHAnsi"/>
       <w:b w:val="false"/>
       <w:caps w:val="false"/>
       <w:smallCaps w:val="false"/>
@@ -28436,7 +29071,7 @@
       <w:contextualSpacing/>
     </w:pPr>
     <w:rPr>
-      <w:rFonts w:ascii="Calibri Light" w:hAnsi="Calibri Light" w:eastAsia="" w:cs="Times New Roman" w:asciiTheme="majorHAnsi" w:cstheme="majorBidi" w:eastAsiaTheme="majorEastAsia" w:hAnsiTheme="majorHAnsi"/>
+      <w:rFonts w:ascii="Calibri Light" w:hAnsi="Calibri Light" w:eastAsia="" w:cs="" w:asciiTheme="majorHAnsi" w:cstheme="majorBidi" w:eastAsiaTheme="majorEastAsia" w:hAnsiTheme="majorHAnsi"/>
       <w:spacing w:val="-10"/>
       <w:kern w:val="2"/>
       <w:sz w:val="56"/>
@@ -28482,6 +29117,7 @@
     <w:rsid w:val="00e9056f"/>
     <w:pPr>
       <w:widowControl/>
+      <w:suppressAutoHyphens w:val="true"/>
       <w:bidi w:val="0"/>
       <w:spacing w:lineRule="auto" w:line="360" w:before="0" w:after="0"/>
       <w:ind w:firstLine="709"/>
@@ -28493,7 +29129,7 @@
       <w:kern w:val="0"/>
       <w:sz w:val="28"/>
       <w:szCs w:val="20"/>
-      <w:lang w:eastAsia="ru-RU" w:val="ru-RU" w:bidi="ar-SA"/>
+      <w:lang w:val="ru-RU" w:eastAsia="ru-RU" w:bidi="ar-SA"/>
     </w:rPr>
   </w:style>
   <w:style w:type="paragraph" w:styleId="NormalWeb">
@@ -28526,6 +29162,29 @@
     </w:pPr>
     <w:rPr>
       <w:sz w:val="20"/>
+    </w:rPr>
+  </w:style>
+  <w:style w:type="paragraph" w:styleId="TableContents">
+    <w:name w:val="Table Contents"/>
+    <w:basedOn w:val="Normal"/>
+    <w:qFormat/>
+    <w:pPr>
+      <w:widowControl w:val="false"/>
+      <w:suppressLineNumbers/>
+    </w:pPr>
+    <w:rPr/>
+  </w:style>
+  <w:style w:type="paragraph" w:styleId="TableHeading">
+    <w:name w:val="Table Heading"/>
+    <w:basedOn w:val="TableContents"/>
+    <w:qFormat/>
+    <w:pPr>
+      <w:suppressLineNumbers/>
+      <w:jc w:val="center"/>
+    </w:pPr>
+    <w:rPr>
+      <w:b/>
+      <w:bCs/>
     </w:rPr>
   </w:style>
   <w:style w:type="numbering" w:styleId="NoList" w:default="1">
